--- a/cd/doc/userGuide/Integracja_z_USOS.docx
+++ b/cd/doc/userGuide/Integracja_z_USOS.docx
@@ -94,8 +94,6 @@
         </w:rPr>
       </w:pPr>
     </w:p>
-    <w:bookmarkStart w:id="0" w:name="_GoBack"/>
-    <w:bookmarkEnd w:id="0"/>
     <w:p>
       <w:pPr>
         <w:pStyle w:val="Spistreci1"/>
@@ -2312,7 +2310,7 @@
         <w:lastRenderedPageBreak/>
         <w:fldChar w:fldCharType="end"/>
       </w:r>
-      <w:bookmarkStart w:id="1" w:name="_Toc220356290"/>
+      <w:bookmarkStart w:id="0" w:name="_Toc220356290"/>
       <w:r>
         <w:rPr>
           <w:rFonts w:ascii="Times New Roman" w:eastAsiaTheme="minorHAnsi" w:hAnsi="Times New Roman" w:cs="Times New Roman"/>
@@ -2320,7 +2318,7 @@
         </w:rPr>
         <w:t>Integracja z systemem USOS</w:t>
       </w:r>
-      <w:bookmarkEnd w:id="1"/>
+      <w:bookmarkEnd w:id="0"/>
     </w:p>
     <w:p>
       <w:pPr>
@@ -2451,11 +2449,11 @@
           <w:rFonts w:ascii="Times New Roman" w:hAnsi="Times New Roman" w:cs="Times New Roman"/>
         </w:rPr>
       </w:pPr>
-      <w:bookmarkStart w:id="2" w:name="_Toc220356291"/>
+      <w:bookmarkStart w:id="1" w:name="_Toc220356291"/>
       <w:r>
         <w:t>Wprowadzenie danych w USOS</w:t>
       </w:r>
-      <w:bookmarkEnd w:id="2"/>
+      <w:bookmarkEnd w:id="1"/>
     </w:p>
     <w:p>
       <w:pPr>
@@ -2705,7 +2703,7 @@
           <w:lang w:eastAsia="en-US"/>
         </w:rPr>
       </w:pPr>
-      <w:bookmarkStart w:id="3" w:name="_Toc220356292"/>
+      <w:bookmarkStart w:id="2" w:name="_Toc220356292"/>
       <w:r>
         <w:rPr>
           <w:rFonts w:eastAsiaTheme="minorHAnsi"/>
@@ -2713,7 +2711,7 @@
         </w:rPr>
         <w:t>Pobranie danych do Plansoft.org</w:t>
       </w:r>
-      <w:bookmarkEnd w:id="3"/>
+      <w:bookmarkEnd w:id="2"/>
     </w:p>
     <w:p>
       <w:pPr>
@@ -2892,7 +2890,7 @@
           <w:lang w:eastAsia="en-US"/>
         </w:rPr>
       </w:pPr>
-      <w:bookmarkStart w:id="4" w:name="_Toc220356293"/>
+      <w:bookmarkStart w:id="3" w:name="_Toc220356293"/>
       <w:r>
         <w:rPr>
           <w:rFonts w:eastAsiaTheme="minorHAnsi"/>
@@ -2900,7 +2898,7 @@
         </w:rPr>
         <w:t>Zdefiniowanie relacji pomiędzy grupami</w:t>
       </w:r>
-      <w:bookmarkEnd w:id="4"/>
+      <w:bookmarkEnd w:id="3"/>
     </w:p>
     <w:p>
       <w:pPr>
@@ -3138,7 +3136,7 @@
           <w:lang w:eastAsia="en-US"/>
         </w:rPr>
       </w:pPr>
-      <w:bookmarkStart w:id="5" w:name="_Toc220356294"/>
+      <w:bookmarkStart w:id="4" w:name="_Toc220356294"/>
       <w:r>
         <w:rPr>
           <w:rFonts w:eastAsiaTheme="minorHAnsi"/>
@@ -3146,7 +3144,7 @@
         </w:rPr>
         <w:t>Pobranie Planu zajęć z systemu USOS</w:t>
       </w:r>
-      <w:bookmarkEnd w:id="5"/>
+      <w:bookmarkEnd w:id="4"/>
     </w:p>
     <w:p>
       <w:pPr>
@@ -3302,7 +3300,7 @@
           <w:lang w:eastAsia="en-US"/>
         </w:rPr>
       </w:pPr>
-      <w:bookmarkStart w:id="6" w:name="_Toc220356295"/>
+      <w:bookmarkStart w:id="5" w:name="_Toc220356295"/>
       <w:r>
         <w:rPr>
           <w:rFonts w:eastAsiaTheme="minorHAnsi"/>
@@ -3310,7 +3308,7 @@
         </w:rPr>
         <w:t>Planujemy zajęcia!</w:t>
       </w:r>
-      <w:bookmarkEnd w:id="6"/>
+      <w:bookmarkEnd w:id="5"/>
     </w:p>
     <w:p>
       <w:pPr>
@@ -3344,7 +3342,7 @@
           <w:lang w:eastAsia="en-US"/>
         </w:rPr>
       </w:pPr>
-      <w:bookmarkStart w:id="7" w:name="_Toc220356296"/>
+      <w:bookmarkStart w:id="6" w:name="_Toc220356296"/>
       <w:r>
         <w:rPr>
           <w:rFonts w:eastAsiaTheme="minorHAnsi"/>
@@ -3373,7 +3371,7 @@
         </w:rPr>
         <w:t xml:space="preserve"> dla więcej niż jednego przedmiotu</w:t>
       </w:r>
-      <w:bookmarkEnd w:id="7"/>
+      <w:bookmarkEnd w:id="6"/>
     </w:p>
     <w:p>
       <w:pPr>
@@ -4097,11 +4095,11 @@
       <w:pPr>
         <w:pStyle w:val="Nagwek3"/>
       </w:pPr>
-      <w:bookmarkStart w:id="8" w:name="_Toc220356297"/>
+      <w:bookmarkStart w:id="7" w:name="_Toc220356297"/>
       <w:r>
         <w:t>Streaming</w:t>
       </w:r>
-      <w:bookmarkEnd w:id="8"/>
+      <w:bookmarkEnd w:id="7"/>
     </w:p>
     <w:p>
       <w:r>
@@ -4181,7 +4179,7 @@
           <w:lang w:eastAsia="en-US"/>
         </w:rPr>
       </w:pPr>
-      <w:bookmarkStart w:id="9" w:name="_Toc220356298"/>
+      <w:bookmarkStart w:id="8" w:name="_Toc220356298"/>
       <w:r>
         <w:rPr>
           <w:rFonts w:eastAsiaTheme="minorHAnsi"/>
@@ -4189,7 +4187,7 @@
         </w:rPr>
         <w:t>Przesyłamy rozkład do USOS</w:t>
       </w:r>
-      <w:bookmarkEnd w:id="9"/>
+      <w:bookmarkEnd w:id="8"/>
     </w:p>
     <w:p>
       <w:pPr>
@@ -4443,521 +4441,521 @@
           <w:rFonts w:eastAsiaTheme="minorHAnsi"/>
         </w:rPr>
       </w:pPr>
+      <w:bookmarkStart w:id="9" w:name="_Toc220356299"/>
       <w:bookmarkStart w:id="10" w:name="_Toc112743438"/>
-      <w:bookmarkStart w:id="11" w:name="_Toc220356299"/>
       <w:r>
         <w:rPr>
           <w:rFonts w:eastAsiaTheme="minorHAnsi"/>
         </w:rPr>
         <w:t>Weryfikujemy poprawność przesłania danych</w:t>
       </w:r>
+      <w:bookmarkEnd w:id="9"/>
+    </w:p>
+    <w:p>
+      <w:pPr>
+        <w:spacing w:line="276" w:lineRule="auto"/>
+        <w:rPr>
+          <w:rFonts w:eastAsiaTheme="minorHAnsi"/>
+        </w:rPr>
+      </w:pPr>
+    </w:p>
+    <w:p>
+      <w:pPr>
+        <w:spacing w:line="276" w:lineRule="auto"/>
+        <w:rPr>
+          <w:rFonts w:eastAsiaTheme="minorHAnsi"/>
+        </w:rPr>
+      </w:pPr>
+      <w:r>
+        <w:rPr>
+          <w:rFonts w:eastAsiaTheme="minorHAnsi"/>
+        </w:rPr>
+        <w:t>W</w:t>
+      </w:r>
+      <w:r>
+        <w:rPr>
+          <w:rFonts w:eastAsiaTheme="minorHAnsi"/>
+        </w:rPr>
+        <w:t>eryfikacje wykonujemy w dw</w:t>
+      </w:r>
+      <w:r>
+        <w:rPr>
+          <w:rFonts w:eastAsiaTheme="minorHAnsi"/>
+        </w:rPr>
+        <w:t>ó</w:t>
+      </w:r>
+      <w:r>
+        <w:rPr>
+          <w:rFonts w:eastAsiaTheme="minorHAnsi"/>
+        </w:rPr>
+        <w:t>ch krokach, o</w:t>
+      </w:r>
+      <w:r>
+        <w:rPr>
+          <w:rFonts w:eastAsiaTheme="minorHAnsi"/>
+        </w:rPr>
+        <w:t>b</w:t>
+      </w:r>
+      <w:r>
+        <w:rPr>
+          <w:rFonts w:eastAsiaTheme="minorHAnsi"/>
+        </w:rPr>
+        <w:t xml:space="preserve">a </w:t>
+      </w:r>
+      <w:r>
+        <w:rPr>
+          <w:rFonts w:eastAsiaTheme="minorHAnsi"/>
+        </w:rPr>
+        <w:t xml:space="preserve">kroki </w:t>
+      </w:r>
+      <w:r>
+        <w:rPr>
+          <w:rFonts w:eastAsiaTheme="minorHAnsi"/>
+        </w:rPr>
+        <w:t>s</w:t>
+      </w:r>
+      <w:r>
+        <w:rPr>
+          <w:rFonts w:eastAsiaTheme="minorHAnsi"/>
+        </w:rPr>
+        <w:t>ą</w:t>
+      </w:r>
+      <w:r>
+        <w:rPr>
+          <w:rFonts w:eastAsiaTheme="minorHAnsi"/>
+        </w:rPr>
+        <w:t xml:space="preserve"> obligatoryjne:</w:t>
+      </w:r>
+    </w:p>
+    <w:p>
+      <w:pPr>
+        <w:spacing w:line="276" w:lineRule="auto"/>
+        <w:rPr>
+          <w:rFonts w:eastAsiaTheme="minorHAnsi"/>
+        </w:rPr>
+      </w:pPr>
+      <w:r>
+        <w:rPr>
+          <w:rFonts w:eastAsiaTheme="minorHAnsi"/>
+        </w:rPr>
+        <w:t>-</w:t>
+      </w:r>
+      <w:r>
+        <w:rPr>
+          <w:rFonts w:eastAsiaTheme="minorHAnsi"/>
+        </w:rPr>
+        <w:t xml:space="preserve"> S</w:t>
+      </w:r>
+      <w:r>
+        <w:rPr>
+          <w:rFonts w:eastAsiaTheme="minorHAnsi"/>
+        </w:rPr>
+        <w:t>prawdzamy, czy wszystkie pozycje z planie studi</w:t>
+      </w:r>
+      <w:r>
+        <w:rPr>
+          <w:rFonts w:eastAsiaTheme="minorHAnsi"/>
+        </w:rPr>
+        <w:t>ó</w:t>
+      </w:r>
+      <w:r>
+        <w:rPr>
+          <w:rFonts w:eastAsiaTheme="minorHAnsi"/>
+        </w:rPr>
+        <w:t>w zosta</w:t>
+      </w:r>
+      <w:r>
+        <w:rPr>
+          <w:rFonts w:eastAsiaTheme="minorHAnsi"/>
+        </w:rPr>
+        <w:t>ł</w:t>
+      </w:r>
+      <w:r>
+        <w:rPr>
+          <w:rFonts w:eastAsiaTheme="minorHAnsi"/>
+        </w:rPr>
+        <w:t>y zaplanowane</w:t>
+      </w:r>
+      <w:r>
+        <w:rPr>
+          <w:rFonts w:eastAsiaTheme="minorHAnsi"/>
+        </w:rPr>
+        <w:t xml:space="preserve"> (do zaplanowania=0)</w:t>
+      </w:r>
+    </w:p>
+    <w:p>
+      <w:pPr>
+        <w:spacing w:line="276" w:lineRule="auto"/>
+        <w:rPr>
+          <w:rFonts w:eastAsiaTheme="minorHAnsi"/>
+        </w:rPr>
+      </w:pPr>
+      <w:r>
+        <w:rPr>
+          <w:rFonts w:eastAsiaTheme="minorHAnsi"/>
+        </w:rPr>
+        <w:t xml:space="preserve">- </w:t>
+      </w:r>
+      <w:r>
+        <w:rPr>
+          <w:rFonts w:eastAsiaTheme="minorHAnsi"/>
+        </w:rPr>
+        <w:t>S</w:t>
+      </w:r>
+      <w:r>
+        <w:rPr>
+          <w:rFonts w:eastAsiaTheme="minorHAnsi"/>
+        </w:rPr>
+        <w:t xml:space="preserve">prawdzamy, czy </w:t>
+      </w:r>
+      <w:r>
+        <w:rPr>
+          <w:rFonts w:eastAsiaTheme="minorHAnsi"/>
+        </w:rPr>
+        <w:t xml:space="preserve">raport </w:t>
+      </w:r>
+      <w:r>
+        <w:rPr>
+          <w:rFonts w:eastAsiaTheme="minorHAnsi"/>
+        </w:rPr>
+        <w:t>"</w:t>
+      </w:r>
+      <w:r>
+        <w:rPr>
+          <w:rFonts w:eastAsiaTheme="minorHAnsi"/>
+        </w:rPr>
+        <w:t>Nie wysłane</w:t>
+      </w:r>
+      <w:r>
+        <w:rPr>
+          <w:rFonts w:eastAsiaTheme="minorHAnsi"/>
+        </w:rPr>
+        <w:t xml:space="preserve"> do </w:t>
+      </w:r>
+      <w:r>
+        <w:rPr>
+          <w:rFonts w:eastAsiaTheme="minorHAnsi"/>
+        </w:rPr>
+        <w:t>USOS</w:t>
+      </w:r>
+      <w:r>
+        <w:rPr>
+          <w:rFonts w:eastAsiaTheme="minorHAnsi"/>
+        </w:rPr>
+        <w:t>" jest pusty.</w:t>
+      </w:r>
+    </w:p>
+    <w:p>
+      <w:pPr>
+        <w:spacing w:line="276" w:lineRule="auto"/>
+        <w:rPr>
+          <w:rFonts w:eastAsiaTheme="minorHAnsi"/>
+        </w:rPr>
+      </w:pPr>
+    </w:p>
+    <w:p>
+      <w:pPr>
+        <w:spacing w:line="276" w:lineRule="auto"/>
+        <w:rPr>
+          <w:rFonts w:eastAsiaTheme="minorHAnsi"/>
+        </w:rPr>
+      </w:pPr>
+      <w:r>
+        <w:rPr>
+          <w:rFonts w:eastAsiaTheme="minorHAnsi"/>
+        </w:rPr>
+        <w:t xml:space="preserve">Raport </w:t>
+      </w:r>
+      <w:r>
+        <w:rPr>
+          <w:rFonts w:eastAsiaTheme="minorHAnsi"/>
+        </w:rPr>
+        <w:t xml:space="preserve"> </w:t>
+      </w:r>
+      <w:r>
+        <w:rPr>
+          <w:rFonts w:eastAsiaTheme="minorHAnsi"/>
+        </w:rPr>
+        <w:t>"</w:t>
+      </w:r>
+      <w:r>
+        <w:rPr>
+          <w:rFonts w:eastAsiaTheme="minorHAnsi"/>
+        </w:rPr>
+        <w:t>Nie wysłane</w:t>
+      </w:r>
+      <w:r>
+        <w:rPr>
+          <w:rFonts w:eastAsiaTheme="minorHAnsi"/>
+        </w:rPr>
+        <w:t xml:space="preserve"> do </w:t>
+      </w:r>
+      <w:r>
+        <w:rPr>
+          <w:rFonts w:eastAsiaTheme="minorHAnsi"/>
+        </w:rPr>
+        <w:t>USOS</w:t>
+      </w:r>
+      <w:r>
+        <w:rPr>
+          <w:rFonts w:eastAsiaTheme="minorHAnsi"/>
+        </w:rPr>
+        <w:t>"</w:t>
+      </w:r>
+      <w:r>
+        <w:rPr>
+          <w:rFonts w:eastAsiaTheme="minorHAnsi"/>
+        </w:rPr>
+        <w:t xml:space="preserve"> pokazuje tylko faktycznie zaplanowane zaj</w:t>
+      </w:r>
+      <w:r>
+        <w:rPr>
+          <w:rFonts w:eastAsiaTheme="minorHAnsi"/>
+        </w:rPr>
+        <w:t>ę</w:t>
+      </w:r>
+      <w:r>
+        <w:rPr>
+          <w:rFonts w:eastAsiaTheme="minorHAnsi"/>
+        </w:rPr>
+        <w:t>cia, kt</w:t>
+      </w:r>
+      <w:r>
+        <w:rPr>
+          <w:rFonts w:eastAsiaTheme="minorHAnsi"/>
+        </w:rPr>
+        <w:t>ó</w:t>
+      </w:r>
+      <w:r>
+        <w:rPr>
+          <w:rFonts w:eastAsiaTheme="minorHAnsi"/>
+        </w:rPr>
+        <w:t>rych nie moż</w:t>
+      </w:r>
+      <w:r>
+        <w:rPr>
+          <w:rFonts w:eastAsiaTheme="minorHAnsi"/>
+        </w:rPr>
+        <w:t>na przes</w:t>
+      </w:r>
+      <w:r>
+        <w:rPr>
+          <w:rFonts w:eastAsiaTheme="minorHAnsi"/>
+        </w:rPr>
+        <w:t>ł</w:t>
+      </w:r>
+      <w:r>
+        <w:rPr>
+          <w:rFonts w:eastAsiaTheme="minorHAnsi"/>
+        </w:rPr>
+        <w:t>a</w:t>
+      </w:r>
+      <w:r>
+        <w:rPr>
+          <w:rFonts w:eastAsiaTheme="minorHAnsi"/>
+        </w:rPr>
+        <w:t>ć</w:t>
+      </w:r>
+      <w:r>
+        <w:rPr>
+          <w:rFonts w:eastAsiaTheme="minorHAnsi"/>
+        </w:rPr>
+        <w:t xml:space="preserve"> do </w:t>
+      </w:r>
+      <w:proofErr w:type="spellStart"/>
+      <w:r>
+        <w:rPr>
+          <w:rFonts w:eastAsiaTheme="minorHAnsi"/>
+        </w:rPr>
+        <w:t>USOS</w:t>
+      </w:r>
+      <w:r>
+        <w:rPr>
+          <w:rFonts w:eastAsiaTheme="minorHAnsi"/>
+        </w:rPr>
+        <w:t>a</w:t>
+      </w:r>
+      <w:proofErr w:type="spellEnd"/>
+      <w:r>
+        <w:rPr>
+          <w:rFonts w:eastAsiaTheme="minorHAnsi"/>
+        </w:rPr>
+        <w:t>.</w:t>
+      </w:r>
+      <w:r>
+        <w:rPr>
+          <w:rFonts w:eastAsiaTheme="minorHAnsi"/>
+        </w:rPr>
+        <w:t xml:space="preserve"> Z</w:t>
+      </w:r>
+      <w:r>
+        <w:rPr>
+          <w:rFonts w:eastAsiaTheme="minorHAnsi"/>
+        </w:rPr>
+        <w:t>ajecie nie jest wykazywane jako niewys</w:t>
+      </w:r>
+      <w:r>
+        <w:rPr>
+          <w:rFonts w:eastAsiaTheme="minorHAnsi"/>
+        </w:rPr>
+        <w:t>ł</w:t>
+      </w:r>
+      <w:r>
+        <w:rPr>
+          <w:rFonts w:eastAsiaTheme="minorHAnsi"/>
+        </w:rPr>
+        <w:t>ane</w:t>
+      </w:r>
+      <w:r>
+        <w:rPr>
+          <w:rFonts w:eastAsiaTheme="minorHAnsi"/>
+        </w:rPr>
+        <w:t>,</w:t>
+      </w:r>
+      <w:r>
+        <w:rPr>
+          <w:rFonts w:eastAsiaTheme="minorHAnsi"/>
+        </w:rPr>
+        <w:t xml:space="preserve"> je</w:t>
+      </w:r>
+      <w:r>
+        <w:rPr>
+          <w:rFonts w:eastAsiaTheme="minorHAnsi"/>
+        </w:rPr>
+        <w:t>ż</w:t>
+      </w:r>
+      <w:r>
+        <w:rPr>
+          <w:rFonts w:eastAsiaTheme="minorHAnsi"/>
+        </w:rPr>
+        <w:t xml:space="preserve">eli brakuje wpisu w </w:t>
+      </w:r>
+      <w:r>
+        <w:rPr>
+          <w:rFonts w:eastAsiaTheme="minorHAnsi"/>
+        </w:rPr>
+        <w:t>P</w:t>
+      </w:r>
+      <w:r>
+        <w:rPr>
+          <w:rFonts w:eastAsiaTheme="minorHAnsi"/>
+        </w:rPr>
+        <w:t xml:space="preserve">lanie </w:t>
+      </w:r>
+      <w:r>
+        <w:rPr>
+          <w:rFonts w:eastAsiaTheme="minorHAnsi"/>
+        </w:rPr>
+        <w:t>S</w:t>
+      </w:r>
+      <w:r>
+        <w:rPr>
+          <w:rFonts w:eastAsiaTheme="minorHAnsi"/>
+        </w:rPr>
+        <w:t>tudi</w:t>
+      </w:r>
+      <w:r>
+        <w:rPr>
+          <w:rFonts w:eastAsiaTheme="minorHAnsi"/>
+        </w:rPr>
+        <w:t>ó</w:t>
+      </w:r>
+      <w:r>
+        <w:rPr>
+          <w:rFonts w:eastAsiaTheme="minorHAnsi"/>
+        </w:rPr>
+        <w:t>w lub je</w:t>
+      </w:r>
+      <w:r>
+        <w:rPr>
+          <w:rFonts w:eastAsiaTheme="minorHAnsi"/>
+        </w:rPr>
+        <w:t>ż</w:t>
+      </w:r>
+      <w:r>
+        <w:rPr>
+          <w:rFonts w:eastAsiaTheme="minorHAnsi"/>
+        </w:rPr>
+        <w:t>eli plan studi</w:t>
+      </w:r>
+      <w:r>
+        <w:rPr>
+          <w:rFonts w:eastAsiaTheme="minorHAnsi"/>
+        </w:rPr>
+        <w:t>ó</w:t>
+      </w:r>
+      <w:r>
+        <w:rPr>
+          <w:rFonts w:eastAsiaTheme="minorHAnsi"/>
+        </w:rPr>
+        <w:t>w nie zosta</w:t>
+      </w:r>
+      <w:r>
+        <w:rPr>
+          <w:rFonts w:eastAsiaTheme="minorHAnsi"/>
+        </w:rPr>
+        <w:t>ł</w:t>
+      </w:r>
+      <w:r>
+        <w:rPr>
+          <w:rFonts w:eastAsiaTheme="minorHAnsi"/>
+        </w:rPr>
+        <w:t xml:space="preserve"> wyzerowany.</w:t>
+      </w:r>
+      <w:r>
+        <w:rPr>
+          <w:rFonts w:eastAsiaTheme="minorHAnsi"/>
+        </w:rPr>
+        <w:t xml:space="preserve"> Dlatego ważne jest, aby wykonać oba kroki weryfikacji danych.</w:t>
+      </w:r>
+    </w:p>
+    <w:p>
+      <w:pPr>
+        <w:rPr>
+          <w:rFonts w:eastAsiaTheme="minorHAnsi"/>
+        </w:rPr>
+      </w:pPr>
+    </w:p>
+    <w:p>
+      <w:pPr>
+        <w:pStyle w:val="Nagwek3"/>
+        <w:rPr>
+          <w:rFonts w:eastAsiaTheme="minorHAnsi"/>
+        </w:rPr>
+      </w:pPr>
+      <w:bookmarkStart w:id="11" w:name="_Toc220356300"/>
+      <w:r>
+        <w:rPr>
+          <w:rFonts w:eastAsiaTheme="minorHAnsi"/>
+        </w:rPr>
+        <w:t>Raport „N</w:t>
+      </w:r>
+      <w:r>
+        <w:rPr>
+          <w:rFonts w:eastAsiaTheme="minorHAnsi"/>
+        </w:rPr>
+        <w:t xml:space="preserve">ie </w:t>
+      </w:r>
+      <w:r>
+        <w:rPr>
+          <w:rFonts w:eastAsiaTheme="minorHAnsi"/>
+        </w:rPr>
+        <w:t>wysłane</w:t>
+      </w:r>
+      <w:r>
+        <w:rPr>
+          <w:rFonts w:eastAsiaTheme="minorHAnsi"/>
+        </w:rPr>
+        <w:t xml:space="preserve"> do USOS</w:t>
+      </w:r>
+      <w:bookmarkEnd w:id="10"/>
+      <w:r>
+        <w:rPr>
+          <w:rFonts w:eastAsiaTheme="minorHAnsi"/>
+        </w:rPr>
+        <w:t>”</w:t>
+      </w:r>
       <w:bookmarkEnd w:id="11"/>
-    </w:p>
-    <w:p>
-      <w:pPr>
-        <w:spacing w:line="276" w:lineRule="auto"/>
-        <w:rPr>
-          <w:rFonts w:eastAsiaTheme="minorHAnsi"/>
-        </w:rPr>
-      </w:pPr>
-    </w:p>
-    <w:p>
-      <w:pPr>
-        <w:spacing w:line="276" w:lineRule="auto"/>
-        <w:rPr>
-          <w:rFonts w:eastAsiaTheme="minorHAnsi"/>
-        </w:rPr>
-      </w:pPr>
-      <w:r>
-        <w:rPr>
-          <w:rFonts w:eastAsiaTheme="minorHAnsi"/>
-        </w:rPr>
-        <w:t>W</w:t>
-      </w:r>
-      <w:r>
-        <w:rPr>
-          <w:rFonts w:eastAsiaTheme="minorHAnsi"/>
-        </w:rPr>
-        <w:t>eryfikacje wykonujemy w dw</w:t>
-      </w:r>
-      <w:r>
-        <w:rPr>
-          <w:rFonts w:eastAsiaTheme="minorHAnsi"/>
-        </w:rPr>
-        <w:t>ó</w:t>
-      </w:r>
-      <w:r>
-        <w:rPr>
-          <w:rFonts w:eastAsiaTheme="minorHAnsi"/>
-        </w:rPr>
-        <w:t>ch krokach, o</w:t>
-      </w:r>
-      <w:r>
-        <w:rPr>
-          <w:rFonts w:eastAsiaTheme="minorHAnsi"/>
-        </w:rPr>
-        <w:t>b</w:t>
-      </w:r>
-      <w:r>
-        <w:rPr>
-          <w:rFonts w:eastAsiaTheme="minorHAnsi"/>
-        </w:rPr>
-        <w:t xml:space="preserve">a </w:t>
-      </w:r>
-      <w:r>
-        <w:rPr>
-          <w:rFonts w:eastAsiaTheme="minorHAnsi"/>
-        </w:rPr>
-        <w:t xml:space="preserve">kroki </w:t>
-      </w:r>
-      <w:r>
-        <w:rPr>
-          <w:rFonts w:eastAsiaTheme="minorHAnsi"/>
-        </w:rPr>
-        <w:t>s</w:t>
-      </w:r>
-      <w:r>
-        <w:rPr>
-          <w:rFonts w:eastAsiaTheme="minorHAnsi"/>
-        </w:rPr>
-        <w:t>ą</w:t>
-      </w:r>
-      <w:r>
-        <w:rPr>
-          <w:rFonts w:eastAsiaTheme="minorHAnsi"/>
-        </w:rPr>
-        <w:t xml:space="preserve"> obligatoryjne:</w:t>
-      </w:r>
-    </w:p>
-    <w:p>
-      <w:pPr>
-        <w:spacing w:line="276" w:lineRule="auto"/>
-        <w:rPr>
-          <w:rFonts w:eastAsiaTheme="minorHAnsi"/>
-        </w:rPr>
-      </w:pPr>
-      <w:r>
-        <w:rPr>
-          <w:rFonts w:eastAsiaTheme="minorHAnsi"/>
-        </w:rPr>
-        <w:t>-</w:t>
-      </w:r>
-      <w:r>
-        <w:rPr>
-          <w:rFonts w:eastAsiaTheme="minorHAnsi"/>
-        </w:rPr>
-        <w:t xml:space="preserve"> S</w:t>
-      </w:r>
-      <w:r>
-        <w:rPr>
-          <w:rFonts w:eastAsiaTheme="minorHAnsi"/>
-        </w:rPr>
-        <w:t>prawdzamy, czy wszystkie pozycje z planie studi</w:t>
-      </w:r>
-      <w:r>
-        <w:rPr>
-          <w:rFonts w:eastAsiaTheme="minorHAnsi"/>
-        </w:rPr>
-        <w:t>ó</w:t>
-      </w:r>
-      <w:r>
-        <w:rPr>
-          <w:rFonts w:eastAsiaTheme="minorHAnsi"/>
-        </w:rPr>
-        <w:t>w zosta</w:t>
-      </w:r>
-      <w:r>
-        <w:rPr>
-          <w:rFonts w:eastAsiaTheme="minorHAnsi"/>
-        </w:rPr>
-        <w:t>ł</w:t>
-      </w:r>
-      <w:r>
-        <w:rPr>
-          <w:rFonts w:eastAsiaTheme="minorHAnsi"/>
-        </w:rPr>
-        <w:t>y zaplanowane</w:t>
-      </w:r>
-      <w:r>
-        <w:rPr>
-          <w:rFonts w:eastAsiaTheme="minorHAnsi"/>
-        </w:rPr>
-        <w:t xml:space="preserve"> (do zaplanowania=0)</w:t>
-      </w:r>
-    </w:p>
-    <w:p>
-      <w:pPr>
-        <w:spacing w:line="276" w:lineRule="auto"/>
-        <w:rPr>
-          <w:rFonts w:eastAsiaTheme="minorHAnsi"/>
-        </w:rPr>
-      </w:pPr>
-      <w:r>
-        <w:rPr>
-          <w:rFonts w:eastAsiaTheme="minorHAnsi"/>
-        </w:rPr>
-        <w:t xml:space="preserve">- </w:t>
-      </w:r>
-      <w:r>
-        <w:rPr>
-          <w:rFonts w:eastAsiaTheme="minorHAnsi"/>
-        </w:rPr>
-        <w:t>S</w:t>
-      </w:r>
-      <w:r>
-        <w:rPr>
-          <w:rFonts w:eastAsiaTheme="minorHAnsi"/>
-        </w:rPr>
-        <w:t xml:space="preserve">prawdzamy, czy </w:t>
-      </w:r>
-      <w:r>
-        <w:rPr>
-          <w:rFonts w:eastAsiaTheme="minorHAnsi"/>
-        </w:rPr>
-        <w:t xml:space="preserve">raport </w:t>
-      </w:r>
-      <w:r>
-        <w:rPr>
-          <w:rFonts w:eastAsiaTheme="minorHAnsi"/>
-        </w:rPr>
-        <w:t>"</w:t>
-      </w:r>
-      <w:r>
-        <w:rPr>
-          <w:rFonts w:eastAsiaTheme="minorHAnsi"/>
-        </w:rPr>
-        <w:t>Nie wysłane</w:t>
-      </w:r>
-      <w:r>
-        <w:rPr>
-          <w:rFonts w:eastAsiaTheme="minorHAnsi"/>
-        </w:rPr>
-        <w:t xml:space="preserve"> do </w:t>
-      </w:r>
-      <w:r>
-        <w:rPr>
-          <w:rFonts w:eastAsiaTheme="minorHAnsi"/>
-        </w:rPr>
-        <w:t>USOS</w:t>
-      </w:r>
-      <w:r>
-        <w:rPr>
-          <w:rFonts w:eastAsiaTheme="minorHAnsi"/>
-        </w:rPr>
-        <w:t>" jest pusty.</w:t>
-      </w:r>
-    </w:p>
-    <w:p>
-      <w:pPr>
-        <w:spacing w:line="276" w:lineRule="auto"/>
-        <w:rPr>
-          <w:rFonts w:eastAsiaTheme="minorHAnsi"/>
-        </w:rPr>
-      </w:pPr>
-    </w:p>
-    <w:p>
-      <w:pPr>
-        <w:spacing w:line="276" w:lineRule="auto"/>
-        <w:rPr>
-          <w:rFonts w:eastAsiaTheme="minorHAnsi"/>
-        </w:rPr>
-      </w:pPr>
-      <w:r>
-        <w:rPr>
-          <w:rFonts w:eastAsiaTheme="minorHAnsi"/>
-        </w:rPr>
-        <w:t xml:space="preserve">Raport </w:t>
-      </w:r>
-      <w:r>
-        <w:rPr>
-          <w:rFonts w:eastAsiaTheme="minorHAnsi"/>
-        </w:rPr>
-        <w:t xml:space="preserve"> </w:t>
-      </w:r>
-      <w:r>
-        <w:rPr>
-          <w:rFonts w:eastAsiaTheme="minorHAnsi"/>
-        </w:rPr>
-        <w:t>"</w:t>
-      </w:r>
-      <w:r>
-        <w:rPr>
-          <w:rFonts w:eastAsiaTheme="minorHAnsi"/>
-        </w:rPr>
-        <w:t>Nie wysłane</w:t>
-      </w:r>
-      <w:r>
-        <w:rPr>
-          <w:rFonts w:eastAsiaTheme="minorHAnsi"/>
-        </w:rPr>
-        <w:t xml:space="preserve"> do </w:t>
-      </w:r>
-      <w:r>
-        <w:rPr>
-          <w:rFonts w:eastAsiaTheme="minorHAnsi"/>
-        </w:rPr>
-        <w:t>USOS</w:t>
-      </w:r>
-      <w:r>
-        <w:rPr>
-          <w:rFonts w:eastAsiaTheme="minorHAnsi"/>
-        </w:rPr>
-        <w:t>"</w:t>
-      </w:r>
-      <w:r>
-        <w:rPr>
-          <w:rFonts w:eastAsiaTheme="minorHAnsi"/>
-        </w:rPr>
-        <w:t xml:space="preserve"> pokazuje tylko faktycznie zaplanowane zaj</w:t>
-      </w:r>
-      <w:r>
-        <w:rPr>
-          <w:rFonts w:eastAsiaTheme="minorHAnsi"/>
-        </w:rPr>
-        <w:t>ę</w:t>
-      </w:r>
-      <w:r>
-        <w:rPr>
-          <w:rFonts w:eastAsiaTheme="minorHAnsi"/>
-        </w:rPr>
-        <w:t>cia, kt</w:t>
-      </w:r>
-      <w:r>
-        <w:rPr>
-          <w:rFonts w:eastAsiaTheme="minorHAnsi"/>
-        </w:rPr>
-        <w:t>ó</w:t>
-      </w:r>
-      <w:r>
-        <w:rPr>
-          <w:rFonts w:eastAsiaTheme="minorHAnsi"/>
-        </w:rPr>
-        <w:t>rych nie moż</w:t>
-      </w:r>
-      <w:r>
-        <w:rPr>
-          <w:rFonts w:eastAsiaTheme="minorHAnsi"/>
-        </w:rPr>
-        <w:t>na przes</w:t>
-      </w:r>
-      <w:r>
-        <w:rPr>
-          <w:rFonts w:eastAsiaTheme="minorHAnsi"/>
-        </w:rPr>
-        <w:t>ł</w:t>
-      </w:r>
-      <w:r>
-        <w:rPr>
-          <w:rFonts w:eastAsiaTheme="minorHAnsi"/>
-        </w:rPr>
-        <w:t>a</w:t>
-      </w:r>
-      <w:r>
-        <w:rPr>
-          <w:rFonts w:eastAsiaTheme="minorHAnsi"/>
-        </w:rPr>
-        <w:t>ć</w:t>
-      </w:r>
-      <w:r>
-        <w:rPr>
-          <w:rFonts w:eastAsiaTheme="minorHAnsi"/>
-        </w:rPr>
-        <w:t xml:space="preserve"> do </w:t>
-      </w:r>
-      <w:proofErr w:type="spellStart"/>
-      <w:r>
-        <w:rPr>
-          <w:rFonts w:eastAsiaTheme="minorHAnsi"/>
-        </w:rPr>
-        <w:t>USOS</w:t>
-      </w:r>
-      <w:r>
-        <w:rPr>
-          <w:rFonts w:eastAsiaTheme="minorHAnsi"/>
-        </w:rPr>
-        <w:t>a</w:t>
-      </w:r>
-      <w:proofErr w:type="spellEnd"/>
-      <w:r>
-        <w:rPr>
-          <w:rFonts w:eastAsiaTheme="minorHAnsi"/>
-        </w:rPr>
-        <w:t>.</w:t>
-      </w:r>
-      <w:r>
-        <w:rPr>
-          <w:rFonts w:eastAsiaTheme="minorHAnsi"/>
-        </w:rPr>
-        <w:t xml:space="preserve"> Z</w:t>
-      </w:r>
-      <w:r>
-        <w:rPr>
-          <w:rFonts w:eastAsiaTheme="minorHAnsi"/>
-        </w:rPr>
-        <w:t>ajecie nie jest wykazywane jako niewys</w:t>
-      </w:r>
-      <w:r>
-        <w:rPr>
-          <w:rFonts w:eastAsiaTheme="minorHAnsi"/>
-        </w:rPr>
-        <w:t>ł</w:t>
-      </w:r>
-      <w:r>
-        <w:rPr>
-          <w:rFonts w:eastAsiaTheme="minorHAnsi"/>
-        </w:rPr>
-        <w:t>ane</w:t>
-      </w:r>
-      <w:r>
-        <w:rPr>
-          <w:rFonts w:eastAsiaTheme="minorHAnsi"/>
-        </w:rPr>
-        <w:t>,</w:t>
-      </w:r>
-      <w:r>
-        <w:rPr>
-          <w:rFonts w:eastAsiaTheme="minorHAnsi"/>
-        </w:rPr>
-        <w:t xml:space="preserve"> je</w:t>
-      </w:r>
-      <w:r>
-        <w:rPr>
-          <w:rFonts w:eastAsiaTheme="minorHAnsi"/>
-        </w:rPr>
-        <w:t>ż</w:t>
-      </w:r>
-      <w:r>
-        <w:rPr>
-          <w:rFonts w:eastAsiaTheme="minorHAnsi"/>
-        </w:rPr>
-        <w:t xml:space="preserve">eli brakuje wpisu w </w:t>
-      </w:r>
-      <w:r>
-        <w:rPr>
-          <w:rFonts w:eastAsiaTheme="minorHAnsi"/>
-        </w:rPr>
-        <w:t>P</w:t>
-      </w:r>
-      <w:r>
-        <w:rPr>
-          <w:rFonts w:eastAsiaTheme="minorHAnsi"/>
-        </w:rPr>
-        <w:t xml:space="preserve">lanie </w:t>
-      </w:r>
-      <w:r>
-        <w:rPr>
-          <w:rFonts w:eastAsiaTheme="minorHAnsi"/>
-        </w:rPr>
-        <w:t>S</w:t>
-      </w:r>
-      <w:r>
-        <w:rPr>
-          <w:rFonts w:eastAsiaTheme="minorHAnsi"/>
-        </w:rPr>
-        <w:t>tudi</w:t>
-      </w:r>
-      <w:r>
-        <w:rPr>
-          <w:rFonts w:eastAsiaTheme="minorHAnsi"/>
-        </w:rPr>
-        <w:t>ó</w:t>
-      </w:r>
-      <w:r>
-        <w:rPr>
-          <w:rFonts w:eastAsiaTheme="minorHAnsi"/>
-        </w:rPr>
-        <w:t>w lub je</w:t>
-      </w:r>
-      <w:r>
-        <w:rPr>
-          <w:rFonts w:eastAsiaTheme="minorHAnsi"/>
-        </w:rPr>
-        <w:t>ż</w:t>
-      </w:r>
-      <w:r>
-        <w:rPr>
-          <w:rFonts w:eastAsiaTheme="minorHAnsi"/>
-        </w:rPr>
-        <w:t>eli plan studi</w:t>
-      </w:r>
-      <w:r>
-        <w:rPr>
-          <w:rFonts w:eastAsiaTheme="minorHAnsi"/>
-        </w:rPr>
-        <w:t>ó</w:t>
-      </w:r>
-      <w:r>
-        <w:rPr>
-          <w:rFonts w:eastAsiaTheme="minorHAnsi"/>
-        </w:rPr>
-        <w:t>w nie zosta</w:t>
-      </w:r>
-      <w:r>
-        <w:rPr>
-          <w:rFonts w:eastAsiaTheme="minorHAnsi"/>
-        </w:rPr>
-        <w:t>ł</w:t>
-      </w:r>
-      <w:r>
-        <w:rPr>
-          <w:rFonts w:eastAsiaTheme="minorHAnsi"/>
-        </w:rPr>
-        <w:t xml:space="preserve"> wyzerowany.</w:t>
-      </w:r>
-      <w:r>
-        <w:rPr>
-          <w:rFonts w:eastAsiaTheme="minorHAnsi"/>
-        </w:rPr>
-        <w:t xml:space="preserve"> Dlatego ważne jest, aby wykonać oba kroki weryfikacji danych.</w:t>
-      </w:r>
-    </w:p>
-    <w:p>
-      <w:pPr>
-        <w:rPr>
-          <w:rFonts w:eastAsiaTheme="minorHAnsi"/>
-        </w:rPr>
-      </w:pPr>
-    </w:p>
-    <w:p>
-      <w:pPr>
-        <w:pStyle w:val="Nagwek3"/>
-        <w:rPr>
-          <w:rFonts w:eastAsiaTheme="minorHAnsi"/>
-        </w:rPr>
-      </w:pPr>
-      <w:bookmarkStart w:id="12" w:name="_Toc220356300"/>
-      <w:r>
-        <w:rPr>
-          <w:rFonts w:eastAsiaTheme="minorHAnsi"/>
-        </w:rPr>
-        <w:t>Raport „N</w:t>
-      </w:r>
-      <w:r>
-        <w:rPr>
-          <w:rFonts w:eastAsiaTheme="minorHAnsi"/>
-        </w:rPr>
-        <w:t xml:space="preserve">ie </w:t>
-      </w:r>
-      <w:r>
-        <w:rPr>
-          <w:rFonts w:eastAsiaTheme="minorHAnsi"/>
-        </w:rPr>
-        <w:t>wysłane</w:t>
-      </w:r>
-      <w:r>
-        <w:rPr>
-          <w:rFonts w:eastAsiaTheme="minorHAnsi"/>
-        </w:rPr>
-        <w:t xml:space="preserve"> do USOS</w:t>
-      </w:r>
-      <w:bookmarkEnd w:id="10"/>
-      <w:r>
-        <w:rPr>
-          <w:rFonts w:eastAsiaTheme="minorHAnsi"/>
-        </w:rPr>
-        <w:t>”</w:t>
-      </w:r>
-      <w:bookmarkEnd w:id="12"/>
     </w:p>
     <w:p>
       <w:pPr>
@@ -5191,7 +5189,7 @@
           <w:lang w:eastAsia="en-US"/>
         </w:rPr>
       </w:pPr>
-      <w:bookmarkStart w:id="13" w:name="_Toc220356301"/>
+      <w:bookmarkStart w:id="12" w:name="_Toc220356301"/>
       <w:r>
         <w:rPr>
           <w:rFonts w:ascii="Times New Roman" w:eastAsiaTheme="minorHAnsi" w:hAnsi="Times New Roman" w:cs="Times New Roman"/>
@@ -5199,14 +5197,14 @@
         </w:rPr>
         <w:t>Integracja z USOS: szczegóły techniczne</w:t>
       </w:r>
-      <w:bookmarkEnd w:id="13"/>
+      <w:bookmarkEnd w:id="12"/>
     </w:p>
     <w:p>
       <w:pPr>
         <w:pStyle w:val="Nagwek2"/>
         <w:spacing w:line="276" w:lineRule="auto"/>
       </w:pPr>
-      <w:bookmarkStart w:id="14" w:name="_Toc220356302"/>
+      <w:bookmarkStart w:id="13" w:name="_Toc220356302"/>
       <w:r>
         <w:t xml:space="preserve">Instalacja </w:t>
       </w:r>
@@ -5216,7 +5214,7 @@
       <w:r>
         <w:t xml:space="preserve"> IT)</w:t>
       </w:r>
-      <w:bookmarkEnd w:id="14"/>
+      <w:bookmarkEnd w:id="13"/>
     </w:p>
     <w:p>
       <w:pPr>
@@ -6664,7 +6662,7 @@
           <w:lang w:eastAsia="en-US"/>
         </w:rPr>
       </w:pPr>
-      <w:bookmarkStart w:id="15" w:name="_Toc220356303"/>
+      <w:bookmarkStart w:id="14" w:name="_Toc220356303"/>
       <w:r>
         <w:rPr>
           <w:rFonts w:eastAsiaTheme="minorHAnsi"/>
@@ -6673,32 +6671,32 @@
         <w:lastRenderedPageBreak/>
         <w:t>Konfiguracja użytkowników</w:t>
       </w:r>
+      <w:bookmarkEnd w:id="14"/>
+    </w:p>
+    <w:p>
+      <w:pPr>
+        <w:rPr>
+          <w:rFonts w:eastAsiaTheme="minorHAnsi"/>
+          <w:lang w:eastAsia="en-US"/>
+        </w:rPr>
+      </w:pPr>
+      <w:r>
+        <w:rPr>
+          <w:rFonts w:eastAsiaTheme="minorHAnsi"/>
+          <w:lang w:eastAsia="en-US"/>
+        </w:rPr>
+        <w:t>Funkcje, które można włączyć po wdrożeniu integracji z USOS:</w:t>
+      </w:r>
+    </w:p>
+    <w:p>
+      <w:pPr>
+        <w:pStyle w:val="Nagwek3"/>
+      </w:pPr>
+      <w:bookmarkStart w:id="15" w:name="_Toc220356304"/>
+      <w:r>
+        <w:t>Uprawnienia do obiektów (własne)</w:t>
+      </w:r>
       <w:bookmarkEnd w:id="15"/>
-    </w:p>
-    <w:p>
-      <w:pPr>
-        <w:rPr>
-          <w:rFonts w:eastAsiaTheme="minorHAnsi"/>
-          <w:lang w:eastAsia="en-US"/>
-        </w:rPr>
-      </w:pPr>
-      <w:r>
-        <w:rPr>
-          <w:rFonts w:eastAsiaTheme="minorHAnsi"/>
-          <w:lang w:eastAsia="en-US"/>
-        </w:rPr>
-        <w:t>Funkcje, które można włączyć po wdrożeniu integracji z USOS:</w:t>
-      </w:r>
-    </w:p>
-    <w:p>
-      <w:pPr>
-        <w:pStyle w:val="Nagwek3"/>
-      </w:pPr>
-      <w:bookmarkStart w:id="16" w:name="_Toc220356304"/>
-      <w:r>
-        <w:t>Uprawnienia do obiektów (własne)</w:t>
-      </w:r>
-      <w:bookmarkEnd w:id="16"/>
     </w:p>
     <w:p>
       <w:r>
@@ -6804,11 +6802,11 @@
       <w:pPr>
         <w:pStyle w:val="Nagwek3"/>
       </w:pPr>
-      <w:bookmarkStart w:id="17" w:name="_Toc220356305"/>
+      <w:bookmarkStart w:id="16" w:name="_Toc220356305"/>
       <w:r>
         <w:t>Zasilanie danymi z innego systemu</w:t>
       </w:r>
-      <w:bookmarkEnd w:id="17"/>
+      <w:bookmarkEnd w:id="16"/>
     </w:p>
     <w:p>
       <w:r>
@@ -6920,7 +6918,7 @@
           <w:lang w:eastAsia="en-US"/>
         </w:rPr>
       </w:pPr>
-      <w:bookmarkStart w:id="18" w:name="_Toc220356306"/>
+      <w:bookmarkStart w:id="17" w:name="_Toc220356306"/>
       <w:r>
         <w:rPr>
           <w:rFonts w:eastAsiaTheme="minorHAnsi"/>
@@ -6928,7 +6926,7 @@
         </w:rPr>
         <w:t>Konfiguracja</w:t>
       </w:r>
-      <w:bookmarkEnd w:id="18"/>
+      <w:bookmarkEnd w:id="17"/>
     </w:p>
     <w:p>
       <w:pPr>
@@ -7352,7 +7350,7 @@
           <w:lang w:eastAsia="en-US"/>
         </w:rPr>
       </w:pPr>
-      <w:bookmarkStart w:id="19" w:name="_Toc220356307"/>
+      <w:bookmarkStart w:id="18" w:name="_Toc220356307"/>
       <w:r>
         <w:rPr>
           <w:rFonts w:ascii="Times New Roman" w:eastAsiaTheme="minorHAnsi" w:hAnsi="Times New Roman" w:cs="Times New Roman"/>
@@ -7360,7 +7358,7 @@
         </w:rPr>
         <w:t>Model danych</w:t>
       </w:r>
-      <w:bookmarkEnd w:id="19"/>
+      <w:bookmarkEnd w:id="18"/>
     </w:p>
     <w:p>
       <w:pPr>
@@ -7412,14 +7410,11 @@
               <w:spacing w:line="276" w:lineRule="auto"/>
             </w:pPr>
             <w:r>
-              <w:rPr>
-                <w:noProof/>
-              </w:rPr>
               <w:drawing>
-                <wp:inline distT="0" distB="0" distL="0" distR="0" wp14:anchorId="7B2474F4" wp14:editId="40A7BE22">
-                  <wp:extent cx="5972810" cy="3181350"/>
-                  <wp:effectExtent l="0" t="0" r="8890" b="0"/>
-                  <wp:docPr id="4" name="Obraz 4"/>
+                <wp:inline distT="0" distB="0" distL="0" distR="0" wp14:anchorId="34052FAB" wp14:editId="4602882A">
+                  <wp:extent cx="5972810" cy="3026410"/>
+                  <wp:effectExtent l="0" t="0" r="8890" b="2540"/>
+                  <wp:docPr id="5" name="Obraz 5"/>
                   <wp:cNvGraphicFramePr>
                     <a:graphicFrameLocks xmlns:a="http://schemas.openxmlformats.org/drawingml/2006/main" noChangeAspect="1"/>
                   </wp:cNvGraphicFramePr>
@@ -7439,7 +7434,7 @@
                         <pic:spPr>
                           <a:xfrm>
                             <a:off x="0" y="0"/>
-                            <a:ext cx="5972810" cy="3181350"/>
+                            <a:ext cx="5972810" cy="3026410"/>
                           </a:xfrm>
                           <a:prstGeom prst="rect">
                             <a:avLst/>
@@ -7451,6 +7446,8 @@
                 </wp:inline>
               </w:drawing>
             </w:r>
+            <w:bookmarkStart w:id="19" w:name="_GoBack"/>
+            <w:bookmarkEnd w:id="19"/>
           </w:p>
           <w:p>
             <w:pPr>
@@ -7466,7 +7463,7 @@
                 <w:rPr>
                   <w:rStyle w:val="Hipercze"/>
                 </w:rPr>
-                <w:t>https://soft.home.pl/tools/plantuml.php?hideEditor=yes&amp;zip=yes&amp;umlText=H4sIAAAAAAAACpVUy27DIBC871cg5xbV%252F5AoycFtbj01F0QAucQ2WEAUGav%252FXhk7Nn6l6g2WmZ19sjOWaHsvcgCgOTEGHS%252F4sn8%252FHZI9Pnx9nBNUA6KsYjhTDFAuqLsSnCrm4KdjMIdL7TgrhLLVYEv1vaxQDVIjUKUwY7x6EOYIrTwM1bDqmFD1kIIGjpVR1%252BBqq7LCjtw4hcDIdSFk532Ti%252FTbpppzOUOEj6iGjdUFFgyaOIQkuFTUEZvde0OmJCV9hMcL%252FtyfTyvC2JQ2e6newppqzLGTSg41Vg9UQ9ONaVV5zounxx5bQ6mdb16qn6c4hkRarg3P6K3JBtbYUUeJ0DaOUeRP436vMgdWLxwtZwMAs6n7W3hOSViE4niLIkdumFYZFoHiP%252FCT6YR%252BmCOpO0aqcXNeAMNoagORxvhCIeQo44E%252B86RltEO%252FkIRtgp8XKtyK6T600b%252BFWXvuxNZXbsZvl2QcYIeYg00%252BxvY7s7gt3re%252FrggMVV7Zocim5jXb41666HsVugj%252BIthxyfyv%252BQujFywVQQUAAA%253D%253D</w:t>
+                <w:t>https://soft.home.pl/tools/plantuml.php</w:t>
               </w:r>
             </w:hyperlink>
           </w:p>
@@ -7737,7 +7734,6 @@
                       <w:szCs w:val="10"/>
                       <w:lang w:eastAsia="en-US"/>
                     </w:rPr>
-                    <w:lastRenderedPageBreak/>
                     <w:t>class</w:t>
                   </w:r>
                   <w:proofErr w:type="spellEnd"/>
@@ -8479,6 +8475,7 @@
                       <w:szCs w:val="10"/>
                       <w:lang w:eastAsia="en-US"/>
                     </w:rPr>
+                    <w:lastRenderedPageBreak/>
                     <w:t>kod</w:t>
                   </w:r>
                 </w:p>
@@ -8935,57 +8932,6 @@
                       <w:lang w:eastAsia="en-US"/>
                     </w:rPr>
                   </w:pPr>
-                  <w:r>
-                    <w:rPr>
-                      <w:rFonts w:eastAsiaTheme="minorHAnsi"/>
-                      <w:sz w:val="10"/>
-                      <w:szCs w:val="10"/>
-                      <w:lang w:eastAsia="en-US"/>
-                    </w:rPr>
-                    <w:t>DZ_ZAJECIA_CYKLI "Id" --* "</w:t>
-                  </w:r>
-                  <w:proofErr w:type="spellStart"/>
-                  <w:r>
-                    <w:rPr>
-                      <w:rFonts w:eastAsiaTheme="minorHAnsi"/>
-                      <w:sz w:val="10"/>
-                      <w:szCs w:val="10"/>
-                      <w:lang w:eastAsia="en-US"/>
-                    </w:rPr>
-                    <w:t>zaj_cyk_id</w:t>
-                  </w:r>
-                  <w:proofErr w:type="spellEnd"/>
-                  <w:r>
-                    <w:rPr>
-                      <w:rFonts w:eastAsiaTheme="minorHAnsi"/>
-                      <w:sz w:val="10"/>
-                      <w:szCs w:val="10"/>
-                      <w:lang w:eastAsia="en-US"/>
-                    </w:rPr>
-                    <w:t xml:space="preserve">" </w:t>
-                  </w:r>
-                  <w:proofErr w:type="spellStart"/>
-                  <w:r>
-                    <w:rPr>
-                      <w:rFonts w:eastAsiaTheme="minorHAnsi"/>
-                      <w:sz w:val="10"/>
-                      <w:szCs w:val="10"/>
-                      <w:lang w:eastAsia="en-US"/>
-                    </w:rPr>
-                    <w:t>dz_prowadzacy_grup</w:t>
-                  </w:r>
-                  <w:proofErr w:type="spellEnd"/>
-                </w:p>
-                <w:p>
-                  <w:pPr>
-                    <w:spacing w:line="276" w:lineRule="auto"/>
-                    <w:rPr>
-                      <w:rFonts w:eastAsiaTheme="minorHAnsi"/>
-                      <w:sz w:val="10"/>
-                      <w:szCs w:val="10"/>
-                      <w:lang w:eastAsia="en-US"/>
-                    </w:rPr>
-                  </w:pPr>
                   <w:proofErr w:type="spellStart"/>
                   <w:r>
                     <w:rPr>
@@ -9004,7 +8950,7 @@
                       <w:szCs w:val="10"/>
                       <w:lang w:eastAsia="en-US"/>
                     </w:rPr>
-                    <w:t xml:space="preserve"> "nr" --* "</w:t>
+                    <w:t xml:space="preserve"> "</w:t>
                   </w:r>
                   <w:proofErr w:type="spellStart"/>
                   <w:r>
@@ -9014,7 +8960,27 @@
                       <w:szCs w:val="10"/>
                       <w:lang w:eastAsia="en-US"/>
                     </w:rPr>
-                    <w:t>gr_nr</w:t>
+                    <w:t>nr,zaj_cyk_id</w:t>
+                  </w:r>
+                  <w:proofErr w:type="spellEnd"/>
+                  <w:r>
+                    <w:rPr>
+                      <w:rFonts w:eastAsiaTheme="minorHAnsi"/>
+                      <w:sz w:val="10"/>
+                      <w:szCs w:val="10"/>
+                      <w:lang w:eastAsia="en-US"/>
+                    </w:rPr>
+                    <w:t>" --* "</w:t>
+                  </w:r>
+                  <w:proofErr w:type="spellStart"/>
+                  <w:r>
+                    <w:rPr>
+                      <w:rFonts w:eastAsiaTheme="minorHAnsi"/>
+                      <w:sz w:val="10"/>
+                      <w:szCs w:val="10"/>
+                      <w:lang w:eastAsia="en-US"/>
+                    </w:rPr>
+                    <w:t>gr_nr,zaj_cyk_id</w:t>
                   </w:r>
                   <w:proofErr w:type="spellEnd"/>
                   <w:r>
@@ -10697,7 +10663,6 @@
                 <w:rFonts w:eastAsiaTheme="minorHAnsi"/>
                 <w:lang w:eastAsia="en-US"/>
               </w:rPr>
-              <w:lastRenderedPageBreak/>
               <w:t>GROUPS</w:t>
             </w:r>
           </w:p>
@@ -10938,6 +10903,7 @@
           <w:b/>
           <w:noProof/>
         </w:rPr>
+        <w:lastRenderedPageBreak/>
         <w:drawing>
           <wp:inline distT="0" distB="0" distL="0" distR="0" wp14:anchorId="2062EA31" wp14:editId="0DBF1466">
             <wp:extent cx="5972810" cy="1155700"/>
@@ -12120,7 +12086,6 @@
                       <w:rFonts w:eastAsiaTheme="minorHAnsi"/>
                       <w:lang w:eastAsia="en-US"/>
                     </w:rPr>
-                    <w:lastRenderedPageBreak/>
                     <w:t>Grupa 2</w:t>
                   </w:r>
                 </w:p>
@@ -12403,6 +12368,7 @@
                 <w:rFonts w:eastAsiaTheme="minorHAnsi"/>
                 <w:lang w:eastAsia="en-US"/>
               </w:rPr>
+              <w:lastRenderedPageBreak/>
               <w:t>W efekcie kombinacja 2 i 3 zostanie wykazana na raporcie jako nie wysłana do USOS.</w:t>
             </w:r>
           </w:p>
@@ -16474,10 +16440,7 @@
         <w:spacing w:after="160" w:line="278" w:lineRule="auto"/>
       </w:pPr>
       <w:r>
-        <w:t>Uruchamiamy okno USOS: Integracja</w:t>
-      </w:r>
-      <w:r>
-        <w:t>.</w:t>
+        <w:t>Uruchamiamy okno USOS: Integracja.</w:t>
       </w:r>
     </w:p>
     <w:p>
@@ -16506,10 +16469,7 @@
         <w:spacing w:after="160" w:line="278" w:lineRule="auto"/>
       </w:pPr>
       <w:r>
-        <w:t>Zamykamy okno (aby dane zapisały się)</w:t>
-      </w:r>
-      <w:r>
-        <w:t>.</w:t>
+        <w:t>Zamykamy okno (aby dane zapisały się).</w:t>
       </w:r>
     </w:p>
     <w:p>
@@ -16522,10 +16482,7 @@
         <w:spacing w:after="160" w:line="278" w:lineRule="auto"/>
       </w:pPr>
       <w:r>
-        <w:t>Uruchamiamy ponownie okno USOS: Integracja</w:t>
-      </w:r>
-      <w:r>
-        <w:t>.</w:t>
+        <w:t>Uruchamiamy ponownie okno USOS: Integracja.</w:t>
       </w:r>
     </w:p>
     <w:p>
@@ -16538,10 +16495,7 @@
         <w:spacing w:after="160" w:line="278" w:lineRule="auto"/>
       </w:pPr>
       <w:r>
-        <w:t>Naciskamy przycisk „Słowniki”</w:t>
-      </w:r>
-      <w:r>
-        <w:t>.</w:t>
+        <w:t>Naciskamy przycisk „Słowniki”.</w:t>
       </w:r>
     </w:p>
     <w:p>
@@ -16593,10 +16547,7 @@
         <w:spacing w:after="160" w:line="278" w:lineRule="auto"/>
       </w:pPr>
       <w:r>
-        <w:t>Uruchamiamy okno „Uprawnienia”</w:t>
-      </w:r>
-      <w:r>
-        <w:t>.</w:t>
+        <w:t>Uruchamiamy okno „Uprawnienia”.</w:t>
       </w:r>
     </w:p>
     <w:p>
@@ -16622,10 +16573,7 @@
         <w:spacing w:after="160" w:line="278" w:lineRule="auto"/>
       </w:pPr>
       <w:r>
-        <w:t>Wybieramy zakładkę semestry i nadajemy dostęp nowoutworzonej autoryzacji do wszystkich semestrów (zaznaczamy całą kolumnę)</w:t>
-      </w:r>
-      <w:r>
-        <w:t>.</w:t>
+        <w:t>Wybieramy zakładkę semestry i nadajemy dostęp nowoutworzonej autoryzacji do wszystkich semestrów (zaznaczamy całą kolumnę).</w:t>
       </w:r>
     </w:p>
     <w:p>
@@ -17270,7 +17218,7 @@
           <w:rPr>
             <w:noProof/>
           </w:rPr>
-          <w:t>1</w:t>
+          <w:t>19</w:t>
         </w:r>
         <w:r>
           <w:fldChar w:fldCharType="end"/>
@@ -22424,7 +22372,7 @@
 </file>
 
 <file path=customXml/itemProps1.xml><?xml version="1.0" encoding="utf-8"?>
-<ds:datastoreItem xmlns:ds="http://schemas.openxmlformats.org/officeDocument/2006/customXml" ds:itemID="{F282FAF3-EE76-4B3C-9411-73805D41A199}">
+<ds:datastoreItem xmlns:ds="http://schemas.openxmlformats.org/officeDocument/2006/customXml" ds:itemID="{139FC883-9AF1-47B5-8E57-C06BDED8E3BD}">
   <ds:schemaRefs>
     <ds:schemaRef ds:uri="http://schemas.openxmlformats.org/officeDocument/2006/bibliography"/>
   </ds:schemaRefs>

--- a/cd/doc/userGuide/Integracja_z_USOS.docx
+++ b/cd/doc/userGuide/Integracja_z_USOS.docx
@@ -82,7 +82,7 @@
           <w:rFonts w:eastAsiaTheme="minorHAnsi"/>
           <w:lang w:eastAsia="en-US"/>
         </w:rPr>
-        <w:t>01</w:t>
+        <w:t>04</w:t>
       </w:r>
     </w:p>
     <w:p>
@@ -94,6 +94,8 @@
         </w:rPr>
       </w:pPr>
     </w:p>
+    <w:bookmarkStart w:id="0" w:name="_GoBack"/>
+    <w:bookmarkEnd w:id="0"/>
     <w:p>
       <w:pPr>
         <w:pStyle w:val="Spistreci1"/>
@@ -128,7 +130,7 @@
         </w:rPr>
         <w:fldChar w:fldCharType="separate"/>
       </w:r>
-      <w:hyperlink w:anchor="_Toc220356290" w:history="1">
+      <w:hyperlink w:anchor="_Toc226987844" w:history="1">
         <w:r>
           <w:rPr>
             <w:rStyle w:val="Hipercze"/>
@@ -157,7 +159,7 @@
             <w:noProof/>
             <w:webHidden/>
           </w:rPr>
-          <w:instrText xml:space="preserve"> PAGEREF _Toc220356290 \h </w:instrText>
+          <w:instrText xml:space="preserve"> PAGEREF _Toc226987844 \h </w:instrText>
         </w:r>
         <w:r>
           <w:rPr>
@@ -201,7 +203,7 @@
           <w:szCs w:val="22"/>
         </w:rPr>
       </w:pPr>
-      <w:hyperlink w:anchor="_Toc220356291" w:history="1">
+      <w:hyperlink w:anchor="_Toc226987845" w:history="1">
         <w:r>
           <w:rPr>
             <w:rStyle w:val="Hipercze"/>
@@ -228,7 +230,7 @@
             <w:noProof/>
             <w:webHidden/>
           </w:rPr>
-          <w:instrText xml:space="preserve"> PAGEREF _Toc220356291 \h </w:instrText>
+          <w:instrText xml:space="preserve"> PAGEREF _Toc226987845 \h </w:instrText>
         </w:r>
         <w:r>
           <w:rPr>
@@ -272,7 +274,7 @@
           <w:szCs w:val="22"/>
         </w:rPr>
       </w:pPr>
-      <w:hyperlink w:anchor="_Toc220356292" w:history="1">
+      <w:hyperlink w:anchor="_Toc226987846" w:history="1">
         <w:r>
           <w:rPr>
             <w:rStyle w:val="Hipercze"/>
@@ -301,7 +303,7 @@
             <w:noProof/>
             <w:webHidden/>
           </w:rPr>
-          <w:instrText xml:space="preserve"> PAGEREF _Toc220356292 \h </w:instrText>
+          <w:instrText xml:space="preserve"> PAGEREF _Toc226987846 \h </w:instrText>
         </w:r>
         <w:r>
           <w:rPr>
@@ -345,7 +347,7 @@
           <w:szCs w:val="22"/>
         </w:rPr>
       </w:pPr>
-      <w:hyperlink w:anchor="_Toc220356293" w:history="1">
+      <w:hyperlink w:anchor="_Toc226987847" w:history="1">
         <w:r>
           <w:rPr>
             <w:rStyle w:val="Hipercze"/>
@@ -374,7 +376,7 @@
             <w:noProof/>
             <w:webHidden/>
           </w:rPr>
-          <w:instrText xml:space="preserve"> PAGEREF _Toc220356293 \h </w:instrText>
+          <w:instrText xml:space="preserve"> PAGEREF _Toc226987847 \h </w:instrText>
         </w:r>
         <w:r>
           <w:rPr>
@@ -418,7 +420,7 @@
           <w:szCs w:val="22"/>
         </w:rPr>
       </w:pPr>
-      <w:hyperlink w:anchor="_Toc220356294" w:history="1">
+      <w:hyperlink w:anchor="_Toc226987848" w:history="1">
         <w:r>
           <w:rPr>
             <w:rStyle w:val="Hipercze"/>
@@ -447,7 +449,7 @@
             <w:noProof/>
             <w:webHidden/>
           </w:rPr>
-          <w:instrText xml:space="preserve"> PAGEREF _Toc220356294 \h </w:instrText>
+          <w:instrText xml:space="preserve"> PAGEREF _Toc226987848 \h </w:instrText>
         </w:r>
         <w:r>
           <w:rPr>
@@ -491,7 +493,7 @@
           <w:szCs w:val="22"/>
         </w:rPr>
       </w:pPr>
-      <w:hyperlink w:anchor="_Toc220356295" w:history="1">
+      <w:hyperlink w:anchor="_Toc226987849" w:history="1">
         <w:r>
           <w:rPr>
             <w:rStyle w:val="Hipercze"/>
@@ -520,7 +522,7 @@
             <w:noProof/>
             <w:webHidden/>
           </w:rPr>
-          <w:instrText xml:space="preserve"> PAGEREF _Toc220356295 \h </w:instrText>
+          <w:instrText xml:space="preserve"> PAGEREF _Toc226987849 \h </w:instrText>
         </w:r>
         <w:r>
           <w:rPr>
@@ -564,7 +566,7 @@
           <w:szCs w:val="22"/>
         </w:rPr>
       </w:pPr>
-      <w:hyperlink w:anchor="_Toc220356296" w:history="1">
+      <w:hyperlink w:anchor="_Toc226987850" w:history="1">
         <w:r>
           <w:rPr>
             <w:rStyle w:val="Hipercze"/>
@@ -572,7 +574,7 @@
             <w:noProof/>
             <w:lang w:eastAsia="en-US"/>
           </w:rPr>
-          <w:t>Planowanie zajęć dla więcej niż jednego przedmiotu</w:t>
+          <w:t>Planowanie zajęć ONLINE</w:t>
         </w:r>
         <w:r>
           <w:rPr>
@@ -593,7 +595,7 @@
             <w:noProof/>
             <w:webHidden/>
           </w:rPr>
-          <w:instrText xml:space="preserve"> PAGEREF _Toc220356296 \h </w:instrText>
+          <w:instrText xml:space="preserve"> PAGEREF _Toc226987850 \h </w:instrText>
         </w:r>
         <w:r>
           <w:rPr>
@@ -637,10 +639,83 @@
           <w:szCs w:val="22"/>
         </w:rPr>
       </w:pPr>
-      <w:hyperlink w:anchor="_Toc220356297" w:history="1">
+      <w:hyperlink w:anchor="_Toc226987851" w:history="1">
         <w:r>
           <w:rPr>
             <w:rStyle w:val="Hipercze"/>
+            <w:rFonts w:eastAsiaTheme="minorHAnsi"/>
+            <w:noProof/>
+            <w:lang w:eastAsia="en-US"/>
+          </w:rPr>
+          <w:t>Planowanie zajęć dla więcej niż jednego przedmiotu</w:t>
+        </w:r>
+        <w:r>
+          <w:rPr>
+            <w:noProof/>
+            <w:webHidden/>
+          </w:rPr>
+          <w:tab/>
+        </w:r>
+        <w:r>
+          <w:rPr>
+            <w:noProof/>
+            <w:webHidden/>
+          </w:rPr>
+          <w:fldChar w:fldCharType="begin"/>
+        </w:r>
+        <w:r>
+          <w:rPr>
+            <w:noProof/>
+            <w:webHidden/>
+          </w:rPr>
+          <w:instrText xml:space="preserve"> PAGEREF _Toc226987851 \h </w:instrText>
+        </w:r>
+        <w:r>
+          <w:rPr>
+            <w:noProof/>
+            <w:webHidden/>
+          </w:rPr>
+        </w:r>
+        <w:r>
+          <w:rPr>
+            <w:noProof/>
+            <w:webHidden/>
+          </w:rPr>
+          <w:fldChar w:fldCharType="separate"/>
+        </w:r>
+        <w:r>
+          <w:rPr>
+            <w:noProof/>
+            <w:webHidden/>
+          </w:rPr>
+          <w:t>3</w:t>
+        </w:r>
+        <w:r>
+          <w:rPr>
+            <w:noProof/>
+            <w:webHidden/>
+          </w:rPr>
+          <w:fldChar w:fldCharType="end"/>
+        </w:r>
+      </w:hyperlink>
+    </w:p>
+    <w:p>
+      <w:pPr>
+        <w:pStyle w:val="Spistreci3"/>
+        <w:tabs>
+          <w:tab w:val="right" w:leader="dot" w:pos="9770"/>
+        </w:tabs>
+        <w:rPr>
+          <w:rFonts w:asciiTheme="minorHAnsi" w:eastAsiaTheme="minorEastAsia" w:hAnsiTheme="minorHAnsi" w:cstheme="minorBidi"/>
+          <w:noProof/>
+          <w:sz w:val="22"/>
+          <w:szCs w:val="22"/>
+        </w:rPr>
+      </w:pPr>
+      <w:hyperlink w:anchor="_Toc226987852" w:history="1">
+        <w:r>
+          <w:rPr>
+            <w:rStyle w:val="Hipercze"/>
             <w:noProof/>
           </w:rPr>
           <w:t>Streaming</w:t>
@@ -664,7 +739,7 @@
             <w:noProof/>
             <w:webHidden/>
           </w:rPr>
-          <w:instrText xml:space="preserve"> PAGEREF _Toc220356297 \h </w:instrText>
+          <w:instrText xml:space="preserve"> PAGEREF _Toc226987852 \h </w:instrText>
         </w:r>
         <w:r>
           <w:rPr>
@@ -708,7 +783,7 @@
           <w:szCs w:val="22"/>
         </w:rPr>
       </w:pPr>
-      <w:hyperlink w:anchor="_Toc220356298" w:history="1">
+      <w:hyperlink w:anchor="_Toc226987853" w:history="1">
         <w:r>
           <w:rPr>
             <w:rStyle w:val="Hipercze"/>
@@ -737,7 +812,7 @@
             <w:noProof/>
             <w:webHidden/>
           </w:rPr>
-          <w:instrText xml:space="preserve"> PAGEREF _Toc220356298 \h </w:instrText>
+          <w:instrText xml:space="preserve"> PAGEREF _Toc226987853 \h </w:instrText>
         </w:r>
         <w:r>
           <w:rPr>
@@ -757,7 +832,7 @@
             <w:noProof/>
             <w:webHidden/>
           </w:rPr>
-          <w:t>5</w:t>
+          <w:t>6</w:t>
         </w:r>
         <w:r>
           <w:rPr>
@@ -781,13 +856,85 @@
           <w:szCs w:val="22"/>
         </w:rPr>
       </w:pPr>
-      <w:hyperlink w:anchor="_Toc220356299" w:history="1">
+      <w:hyperlink w:anchor="_Toc226987854" w:history="1">
         <w:r>
           <w:rPr>
             <w:rStyle w:val="Hipercze"/>
             <w:rFonts w:eastAsiaTheme="minorHAnsi"/>
             <w:noProof/>
           </w:rPr>
+          <w:t>Wysłanie obsad do USOS</w:t>
+        </w:r>
+        <w:r>
+          <w:rPr>
+            <w:noProof/>
+            <w:webHidden/>
+          </w:rPr>
+          <w:tab/>
+        </w:r>
+        <w:r>
+          <w:rPr>
+            <w:noProof/>
+            <w:webHidden/>
+          </w:rPr>
+          <w:fldChar w:fldCharType="begin"/>
+        </w:r>
+        <w:r>
+          <w:rPr>
+            <w:noProof/>
+            <w:webHidden/>
+          </w:rPr>
+          <w:instrText xml:space="preserve"> PAGEREF _Toc226987854 \h </w:instrText>
+        </w:r>
+        <w:r>
+          <w:rPr>
+            <w:noProof/>
+            <w:webHidden/>
+          </w:rPr>
+        </w:r>
+        <w:r>
+          <w:rPr>
+            <w:noProof/>
+            <w:webHidden/>
+          </w:rPr>
+          <w:fldChar w:fldCharType="separate"/>
+        </w:r>
+        <w:r>
+          <w:rPr>
+            <w:noProof/>
+            <w:webHidden/>
+          </w:rPr>
+          <w:t>6</w:t>
+        </w:r>
+        <w:r>
+          <w:rPr>
+            <w:noProof/>
+            <w:webHidden/>
+          </w:rPr>
+          <w:fldChar w:fldCharType="end"/>
+        </w:r>
+      </w:hyperlink>
+    </w:p>
+    <w:p>
+      <w:pPr>
+        <w:pStyle w:val="Spistreci2"/>
+        <w:tabs>
+          <w:tab w:val="right" w:leader="dot" w:pos="9770"/>
+        </w:tabs>
+        <w:rPr>
+          <w:rFonts w:asciiTheme="minorHAnsi" w:eastAsiaTheme="minorEastAsia" w:hAnsiTheme="minorHAnsi" w:cstheme="minorBidi"/>
+          <w:noProof/>
+          <w:sz w:val="22"/>
+          <w:szCs w:val="22"/>
+        </w:rPr>
+      </w:pPr>
+      <w:hyperlink w:anchor="_Toc226987855" w:history="1">
+        <w:r>
+          <w:rPr>
+            <w:rStyle w:val="Hipercze"/>
+            <w:rFonts w:eastAsiaTheme="minorHAnsi"/>
+            <w:noProof/>
+          </w:rPr>
           <w:t>Weryfikujemy poprawność przesłania danych</w:t>
         </w:r>
         <w:r>
@@ -809,7 +956,7 @@
             <w:noProof/>
             <w:webHidden/>
           </w:rPr>
-          <w:instrText xml:space="preserve"> PAGEREF _Toc220356299 \h </w:instrText>
+          <w:instrText xml:space="preserve"> PAGEREF _Toc226987855 \h </w:instrText>
         </w:r>
         <w:r>
           <w:rPr>
@@ -829,7 +976,7 @@
             <w:noProof/>
             <w:webHidden/>
           </w:rPr>
-          <w:t>6</w:t>
+          <w:t>7</w:t>
         </w:r>
         <w:r>
           <w:rPr>
@@ -853,7 +1000,7 @@
           <w:szCs w:val="22"/>
         </w:rPr>
       </w:pPr>
-      <w:hyperlink w:anchor="_Toc220356300" w:history="1">
+      <w:hyperlink w:anchor="_Toc226987856" w:history="1">
         <w:r>
           <w:rPr>
             <w:rStyle w:val="Hipercze"/>
@@ -881,7 +1028,7 @@
             <w:noProof/>
             <w:webHidden/>
           </w:rPr>
-          <w:instrText xml:space="preserve"> PAGEREF _Toc220356300 \h </w:instrText>
+          <w:instrText xml:space="preserve"> PAGEREF _Toc226987856 \h </w:instrText>
         </w:r>
         <w:r>
           <w:rPr>
@@ -901,7 +1048,7 @@
             <w:noProof/>
             <w:webHidden/>
           </w:rPr>
-          <w:t>6</w:t>
+          <w:t>8</w:t>
         </w:r>
         <w:r>
           <w:rPr>
@@ -925,7 +1072,7 @@
           <w:szCs w:val="22"/>
         </w:rPr>
       </w:pPr>
-      <w:hyperlink w:anchor="_Toc220356301" w:history="1">
+      <w:hyperlink w:anchor="_Toc226987857" w:history="1">
         <w:r>
           <w:rPr>
             <w:rStyle w:val="Hipercze"/>
@@ -954,7 +1101,7 @@
             <w:noProof/>
             <w:webHidden/>
           </w:rPr>
-          <w:instrText xml:space="preserve"> PAGEREF _Toc220356301 \h </w:instrText>
+          <w:instrText xml:space="preserve"> PAGEREF _Toc226987857 \h </w:instrText>
         </w:r>
         <w:r>
           <w:rPr>
@@ -974,7 +1121,7 @@
             <w:noProof/>
             <w:webHidden/>
           </w:rPr>
-          <w:t>7</w:t>
+          <w:t>9</w:t>
         </w:r>
         <w:r>
           <w:rPr>
@@ -998,7 +1145,7 @@
           <w:szCs w:val="22"/>
         </w:rPr>
       </w:pPr>
-      <w:hyperlink w:anchor="_Toc220356302" w:history="1">
+      <w:hyperlink w:anchor="_Toc226987858" w:history="1">
         <w:r>
           <w:rPr>
             <w:rStyle w:val="Hipercze"/>
@@ -1025,7 +1172,7 @@
             <w:noProof/>
             <w:webHidden/>
           </w:rPr>
-          <w:instrText xml:space="preserve"> PAGEREF _Toc220356302 \h </w:instrText>
+          <w:instrText xml:space="preserve"> PAGEREF _Toc226987858 \h </w:instrText>
         </w:r>
         <w:r>
           <w:rPr>
@@ -1045,7 +1192,7 @@
             <w:noProof/>
             <w:webHidden/>
           </w:rPr>
-          <w:t>7</w:t>
+          <w:t>9</w:t>
         </w:r>
         <w:r>
           <w:rPr>
@@ -1069,7 +1216,7 @@
           <w:szCs w:val="22"/>
         </w:rPr>
       </w:pPr>
-      <w:hyperlink w:anchor="_Toc220356303" w:history="1">
+      <w:hyperlink w:anchor="_Toc226987859" w:history="1">
         <w:r>
           <w:rPr>
             <w:rStyle w:val="Hipercze"/>
@@ -1098,7 +1245,7 @@
             <w:noProof/>
             <w:webHidden/>
           </w:rPr>
-          <w:instrText xml:space="preserve"> PAGEREF _Toc220356303 \h </w:instrText>
+          <w:instrText xml:space="preserve"> PAGEREF _Toc226987859 \h </w:instrText>
         </w:r>
         <w:r>
           <w:rPr>
@@ -1118,7 +1265,7 @@
             <w:noProof/>
             <w:webHidden/>
           </w:rPr>
-          <w:t>8</w:t>
+          <w:t>9</w:t>
         </w:r>
         <w:r>
           <w:rPr>
@@ -1142,7 +1289,7 @@
           <w:szCs w:val="22"/>
         </w:rPr>
       </w:pPr>
-      <w:hyperlink w:anchor="_Toc220356304" w:history="1">
+      <w:hyperlink w:anchor="_Toc226987860" w:history="1">
         <w:r>
           <w:rPr>
             <w:rStyle w:val="Hipercze"/>
@@ -1169,7 +1316,7 @@
             <w:noProof/>
             <w:webHidden/>
           </w:rPr>
-          <w:instrText xml:space="preserve"> PAGEREF _Toc220356304 \h </w:instrText>
+          <w:instrText xml:space="preserve"> PAGEREF _Toc226987860 \h </w:instrText>
         </w:r>
         <w:r>
           <w:rPr>
@@ -1189,7 +1336,7 @@
             <w:noProof/>
             <w:webHidden/>
           </w:rPr>
-          <w:t>8</w:t>
+          <w:t>9</w:t>
         </w:r>
         <w:r>
           <w:rPr>
@@ -1213,7 +1360,7 @@
           <w:szCs w:val="22"/>
         </w:rPr>
       </w:pPr>
-      <w:hyperlink w:anchor="_Toc220356305" w:history="1">
+      <w:hyperlink w:anchor="_Toc226987861" w:history="1">
         <w:r>
           <w:rPr>
             <w:rStyle w:val="Hipercze"/>
@@ -1240,7 +1387,7 @@
             <w:noProof/>
             <w:webHidden/>
           </w:rPr>
-          <w:instrText xml:space="preserve"> PAGEREF _Toc220356305 \h </w:instrText>
+          <w:instrText xml:space="preserve"> PAGEREF _Toc226987861 \h </w:instrText>
         </w:r>
         <w:r>
           <w:rPr>
@@ -1260,7 +1407,7 @@
             <w:noProof/>
             <w:webHidden/>
           </w:rPr>
-          <w:t>8</w:t>
+          <w:t>9</w:t>
         </w:r>
         <w:r>
           <w:rPr>
@@ -1284,7 +1431,7 @@
           <w:szCs w:val="22"/>
         </w:rPr>
       </w:pPr>
-      <w:hyperlink w:anchor="_Toc220356306" w:history="1">
+      <w:hyperlink w:anchor="_Toc226987862" w:history="1">
         <w:r>
           <w:rPr>
             <w:rStyle w:val="Hipercze"/>
@@ -1313,7 +1460,7 @@
             <w:noProof/>
             <w:webHidden/>
           </w:rPr>
-          <w:instrText xml:space="preserve"> PAGEREF _Toc220356306 \h </w:instrText>
+          <w:instrText xml:space="preserve"> PAGEREF _Toc226987862 \h </w:instrText>
         </w:r>
         <w:r>
           <w:rPr>
@@ -1333,7 +1480,7 @@
             <w:noProof/>
             <w:webHidden/>
           </w:rPr>
-          <w:t>8</w:t>
+          <w:t>9</w:t>
         </w:r>
         <w:r>
           <w:rPr>
@@ -1357,7 +1504,7 @@
           <w:szCs w:val="22"/>
         </w:rPr>
       </w:pPr>
-      <w:hyperlink w:anchor="_Toc220356307" w:history="1">
+      <w:hyperlink w:anchor="_Toc226987863" w:history="1">
         <w:r>
           <w:rPr>
             <w:rStyle w:val="Hipercze"/>
@@ -1386,7 +1533,7 @@
             <w:noProof/>
             <w:webHidden/>
           </w:rPr>
-          <w:instrText xml:space="preserve"> PAGEREF _Toc220356307 \h </w:instrText>
+          <w:instrText xml:space="preserve"> PAGEREF _Toc226987863 \h </w:instrText>
         </w:r>
         <w:r>
           <w:rPr>
@@ -1406,7 +1553,7 @@
             <w:noProof/>
             <w:webHidden/>
           </w:rPr>
-          <w:t>9</w:t>
+          <w:t>10</w:t>
         </w:r>
         <w:r>
           <w:rPr>
@@ -1430,7 +1577,7 @@
           <w:szCs w:val="22"/>
         </w:rPr>
       </w:pPr>
-      <w:hyperlink w:anchor="_Toc220356308" w:history="1">
+      <w:hyperlink w:anchor="_Toc226987864" w:history="1">
         <w:r>
           <w:rPr>
             <w:rStyle w:val="Hipercze"/>
@@ -1459,7 +1606,7 @@
             <w:noProof/>
             <w:webHidden/>
           </w:rPr>
-          <w:instrText xml:space="preserve"> PAGEREF _Toc220356308 \h </w:instrText>
+          <w:instrText xml:space="preserve"> PAGEREF _Toc226987864 \h </w:instrText>
         </w:r>
         <w:r>
           <w:rPr>
@@ -1479,7 +1626,7 @@
             <w:noProof/>
             <w:webHidden/>
           </w:rPr>
-          <w:t>10</w:t>
+          <w:t>12</w:t>
         </w:r>
         <w:r>
           <w:rPr>
@@ -1503,7 +1650,7 @@
           <w:szCs w:val="22"/>
         </w:rPr>
       </w:pPr>
-      <w:hyperlink w:anchor="_Toc220356309" w:history="1">
+      <w:hyperlink w:anchor="_Toc226987865" w:history="1">
         <w:r>
           <w:rPr>
             <w:rStyle w:val="Hipercze"/>
@@ -1532,7 +1679,7 @@
             <w:noProof/>
             <w:webHidden/>
           </w:rPr>
-          <w:instrText xml:space="preserve"> PAGEREF _Toc220356309 \h </w:instrText>
+          <w:instrText xml:space="preserve"> PAGEREF _Toc226987865 \h </w:instrText>
         </w:r>
         <w:r>
           <w:rPr>
@@ -1552,7 +1699,7 @@
             <w:noProof/>
             <w:webHidden/>
           </w:rPr>
-          <w:t>11</w:t>
+          <w:t>12</w:t>
         </w:r>
         <w:r>
           <w:rPr>
@@ -1576,7 +1723,7 @@
           <w:szCs w:val="22"/>
         </w:rPr>
       </w:pPr>
-      <w:hyperlink w:anchor="_Toc220356310" w:history="1">
+      <w:hyperlink w:anchor="_Toc226987866" w:history="1">
         <w:r>
           <w:rPr>
             <w:rStyle w:val="Hipercze"/>
@@ -1605,7 +1752,7 @@
             <w:noProof/>
             <w:webHidden/>
           </w:rPr>
-          <w:instrText xml:space="preserve"> PAGEREF _Toc220356310 \h </w:instrText>
+          <w:instrText xml:space="preserve"> PAGEREF _Toc226987866 \h </w:instrText>
         </w:r>
         <w:r>
           <w:rPr>
@@ -1625,7 +1772,7 @@
             <w:noProof/>
             <w:webHidden/>
           </w:rPr>
-          <w:t>12</w:t>
+          <w:t>13</w:t>
         </w:r>
         <w:r>
           <w:rPr>
@@ -1649,7 +1796,7 @@
           <w:szCs w:val="22"/>
         </w:rPr>
       </w:pPr>
-      <w:hyperlink w:anchor="_Toc220356311" w:history="1">
+      <w:hyperlink w:anchor="_Toc226987867" w:history="1">
         <w:r>
           <w:rPr>
             <w:rStyle w:val="Hipercze"/>
@@ -1678,7 +1825,7 @@
             <w:noProof/>
             <w:webHidden/>
           </w:rPr>
-          <w:instrText xml:space="preserve"> PAGEREF _Toc220356311 \h </w:instrText>
+          <w:instrText xml:space="preserve"> PAGEREF _Toc226987867 \h </w:instrText>
         </w:r>
         <w:r>
           <w:rPr>
@@ -1698,7 +1845,7 @@
             <w:noProof/>
             <w:webHidden/>
           </w:rPr>
-          <w:t>13</w:t>
+          <w:t>14</w:t>
         </w:r>
         <w:r>
           <w:rPr>
@@ -1722,7 +1869,7 @@
           <w:szCs w:val="22"/>
         </w:rPr>
       </w:pPr>
-      <w:hyperlink w:anchor="_Toc220356312" w:history="1">
+      <w:hyperlink w:anchor="_Toc226987868" w:history="1">
         <w:r>
           <w:rPr>
             <w:rStyle w:val="Hipercze"/>
@@ -1751,7 +1898,7 @@
             <w:noProof/>
             <w:webHidden/>
           </w:rPr>
-          <w:instrText xml:space="preserve"> PAGEREF _Toc220356312 \h </w:instrText>
+          <w:instrText xml:space="preserve"> PAGEREF _Toc226987868 \h </w:instrText>
         </w:r>
         <w:r>
           <w:rPr>
@@ -1771,7 +1918,7 @@
             <w:noProof/>
             <w:webHidden/>
           </w:rPr>
-          <w:t>14</w:t>
+          <w:t>16</w:t>
         </w:r>
         <w:r>
           <w:rPr>
@@ -1795,7 +1942,7 @@
           <w:szCs w:val="22"/>
         </w:rPr>
       </w:pPr>
-      <w:hyperlink w:anchor="_Toc220356313" w:history="1">
+      <w:hyperlink w:anchor="_Toc226987869" w:history="1">
         <w:r>
           <w:rPr>
             <w:rStyle w:val="Hipercze"/>
@@ -1824,7 +1971,7 @@
             <w:noProof/>
             <w:webHidden/>
           </w:rPr>
-          <w:instrText xml:space="preserve"> PAGEREF _Toc220356313 \h </w:instrText>
+          <w:instrText xml:space="preserve"> PAGEREF _Toc226987869 \h </w:instrText>
         </w:r>
         <w:r>
           <w:rPr>
@@ -1844,7 +1991,7 @@
             <w:noProof/>
             <w:webHidden/>
           </w:rPr>
-          <w:t>16</w:t>
+          <w:t>18</w:t>
         </w:r>
         <w:r>
           <w:rPr>
@@ -1868,7 +2015,7 @@
           <w:szCs w:val="22"/>
         </w:rPr>
       </w:pPr>
-      <w:hyperlink w:anchor="_Toc220356314" w:history="1">
+      <w:hyperlink w:anchor="_Toc226987870" w:history="1">
         <w:r>
           <w:rPr>
             <w:rStyle w:val="Hipercze"/>
@@ -1897,7 +2044,7 @@
             <w:noProof/>
             <w:webHidden/>
           </w:rPr>
-          <w:instrText xml:space="preserve"> PAGEREF _Toc220356314 \h </w:instrText>
+          <w:instrText xml:space="preserve"> PAGEREF _Toc226987870 \h </w:instrText>
         </w:r>
         <w:r>
           <w:rPr>
@@ -1917,7 +2064,7 @@
             <w:noProof/>
             <w:webHidden/>
           </w:rPr>
-          <w:t>17</w:t>
+          <w:t>18</w:t>
         </w:r>
         <w:r>
           <w:rPr>
@@ -1941,7 +2088,7 @@
           <w:szCs w:val="22"/>
         </w:rPr>
       </w:pPr>
-      <w:hyperlink w:anchor="_Toc220356315" w:history="1">
+      <w:hyperlink w:anchor="_Toc226987871" w:history="1">
         <w:r>
           <w:rPr>
             <w:rStyle w:val="Hipercze"/>
@@ -1970,7 +2117,7 @@
             <w:noProof/>
             <w:webHidden/>
           </w:rPr>
-          <w:instrText xml:space="preserve"> PAGEREF _Toc220356315 \h </w:instrText>
+          <w:instrText xml:space="preserve"> PAGEREF _Toc226987871 \h </w:instrText>
         </w:r>
         <w:r>
           <w:rPr>
@@ -1990,7 +2137,7 @@
             <w:noProof/>
             <w:webHidden/>
           </w:rPr>
-          <w:t>17</w:t>
+          <w:t>18</w:t>
         </w:r>
         <w:r>
           <w:rPr>
@@ -2014,7 +2161,7 @@
           <w:szCs w:val="22"/>
         </w:rPr>
       </w:pPr>
-      <w:hyperlink w:anchor="_Toc220356316" w:history="1">
+      <w:hyperlink w:anchor="_Toc226987872" w:history="1">
         <w:r>
           <w:rPr>
             <w:rStyle w:val="Hipercze"/>
@@ -2043,7 +2190,7 @@
             <w:noProof/>
             <w:webHidden/>
           </w:rPr>
-          <w:instrText xml:space="preserve"> PAGEREF _Toc220356316 \h </w:instrText>
+          <w:instrText xml:space="preserve"> PAGEREF _Toc226987872 \h </w:instrText>
         </w:r>
         <w:r>
           <w:rPr>
@@ -2063,7 +2210,7 @@
             <w:noProof/>
             <w:webHidden/>
           </w:rPr>
-          <w:t>17</w:t>
+          <w:t>19</w:t>
         </w:r>
         <w:r>
           <w:rPr>
@@ -2087,7 +2234,7 @@
           <w:szCs w:val="22"/>
         </w:rPr>
       </w:pPr>
-      <w:hyperlink w:anchor="_Toc220356317" w:history="1">
+      <w:hyperlink w:anchor="_Toc226987873" w:history="1">
         <w:r>
           <w:rPr>
             <w:rStyle w:val="Hipercze"/>
@@ -2116,7 +2263,7 @@
             <w:noProof/>
             <w:webHidden/>
           </w:rPr>
-          <w:instrText xml:space="preserve"> PAGEREF _Toc220356317 \h </w:instrText>
+          <w:instrText xml:space="preserve"> PAGEREF _Toc226987873 \h </w:instrText>
         </w:r>
         <w:r>
           <w:rPr>
@@ -2136,7 +2283,7 @@
             <w:noProof/>
             <w:webHidden/>
           </w:rPr>
-          <w:t>18</w:t>
+          <w:t>19</w:t>
         </w:r>
         <w:r>
           <w:rPr>
@@ -2160,7 +2307,7 @@
           <w:szCs w:val="22"/>
         </w:rPr>
       </w:pPr>
-      <w:hyperlink w:anchor="_Toc220356318" w:history="1">
+      <w:hyperlink w:anchor="_Toc226987874" w:history="1">
         <w:r>
           <w:rPr>
             <w:rStyle w:val="Hipercze"/>
@@ -2189,7 +2336,7 @@
             <w:noProof/>
             <w:webHidden/>
           </w:rPr>
-          <w:instrText xml:space="preserve"> PAGEREF _Toc220356318 \h </w:instrText>
+          <w:instrText xml:space="preserve"> PAGEREF _Toc226987874 \h </w:instrText>
         </w:r>
         <w:r>
           <w:rPr>
@@ -2209,7 +2356,7 @@
             <w:noProof/>
             <w:webHidden/>
           </w:rPr>
-          <w:t>18</w:t>
+          <w:t>20</w:t>
         </w:r>
         <w:r>
           <w:rPr>
@@ -2233,7 +2380,7 @@
           <w:szCs w:val="22"/>
         </w:rPr>
       </w:pPr>
-      <w:hyperlink w:anchor="_Toc220356319" w:history="1">
+      <w:hyperlink w:anchor="_Toc226987875" w:history="1">
         <w:r>
           <w:rPr>
             <w:rStyle w:val="Hipercze"/>
@@ -2262,7 +2409,7 @@
             <w:noProof/>
             <w:webHidden/>
           </w:rPr>
-          <w:instrText xml:space="preserve"> PAGEREF _Toc220356319 \h </w:instrText>
+          <w:instrText xml:space="preserve"> PAGEREF _Toc226987875 \h </w:instrText>
         </w:r>
         <w:r>
           <w:rPr>
@@ -2282,7 +2429,7 @@
             <w:noProof/>
             <w:webHidden/>
           </w:rPr>
-          <w:t>19</w:t>
+          <w:t>20</w:t>
         </w:r>
         <w:r>
           <w:rPr>
@@ -2307,10 +2454,9 @@
           <w:rFonts w:ascii="Times New Roman" w:eastAsiaTheme="minorHAnsi" w:hAnsi="Times New Roman" w:cs="Times New Roman"/>
           <w:lang w:eastAsia="en-US"/>
         </w:rPr>
-        <w:lastRenderedPageBreak/>
         <w:fldChar w:fldCharType="end"/>
       </w:r>
-      <w:bookmarkStart w:id="0" w:name="_Toc220356290"/>
+      <w:bookmarkStart w:id="1" w:name="_Toc226987844"/>
       <w:r>
         <w:rPr>
           <w:rFonts w:ascii="Times New Roman" w:eastAsiaTheme="minorHAnsi" w:hAnsi="Times New Roman" w:cs="Times New Roman"/>
@@ -2318,7 +2464,7 @@
         </w:rPr>
         <w:t>Integracja z systemem USOS</w:t>
       </w:r>
-      <w:bookmarkEnd w:id="0"/>
+      <w:bookmarkEnd w:id="1"/>
     </w:p>
     <w:p>
       <w:pPr>
@@ -2449,11 +2595,11 @@
           <w:rFonts w:ascii="Times New Roman" w:hAnsi="Times New Roman" w:cs="Times New Roman"/>
         </w:rPr>
       </w:pPr>
-      <w:bookmarkStart w:id="1" w:name="_Toc220356291"/>
+      <w:bookmarkStart w:id="2" w:name="_Toc226987845"/>
       <w:r>
         <w:t>Wprowadzenie danych w USOS</w:t>
       </w:r>
-      <w:bookmarkEnd w:id="1"/>
+      <w:bookmarkEnd w:id="2"/>
     </w:p>
     <w:p>
       <w:pPr>
@@ -2703,7 +2849,7 @@
           <w:lang w:eastAsia="en-US"/>
         </w:rPr>
       </w:pPr>
-      <w:bookmarkStart w:id="2" w:name="_Toc220356292"/>
+      <w:bookmarkStart w:id="3" w:name="_Toc226987846"/>
       <w:r>
         <w:rPr>
           <w:rFonts w:eastAsiaTheme="minorHAnsi"/>
@@ -2711,7 +2857,7 @@
         </w:rPr>
         <w:t>Pobranie danych do Plansoft.org</w:t>
       </w:r>
-      <w:bookmarkEnd w:id="2"/>
+      <w:bookmarkEnd w:id="3"/>
     </w:p>
     <w:p>
       <w:pPr>
@@ -2869,6 +3015,7 @@
           <w:rFonts w:eastAsiaTheme="minorHAnsi"/>
           <w:lang w:eastAsia="en-US"/>
         </w:rPr>
+        <w:lastRenderedPageBreak/>
         <w:t>Import słowników zakłada po stronie Plansoft.org autoryzację o takie samej nazwie, co nazwa cyklu i podłącza do tej autoryzacji wszystkie zaimportowane rekordy, a następnie udostępnia tę autoryzację wszystkim planistom.</w:t>
       </w:r>
     </w:p>
@@ -2890,7 +3037,7 @@
           <w:lang w:eastAsia="en-US"/>
         </w:rPr>
       </w:pPr>
-      <w:bookmarkStart w:id="3" w:name="_Toc220356293"/>
+      <w:bookmarkStart w:id="4" w:name="_Toc226987847"/>
       <w:r>
         <w:rPr>
           <w:rFonts w:eastAsiaTheme="minorHAnsi"/>
@@ -2898,7 +3045,7 @@
         </w:rPr>
         <w:t>Zdefiniowanie relacji pomiędzy grupami</w:t>
       </w:r>
-      <w:bookmarkEnd w:id="3"/>
+      <w:bookmarkEnd w:id="4"/>
     </w:p>
     <w:p>
       <w:pPr>
@@ -3136,7 +3283,7 @@
           <w:lang w:eastAsia="en-US"/>
         </w:rPr>
       </w:pPr>
-      <w:bookmarkStart w:id="4" w:name="_Toc220356294"/>
+      <w:bookmarkStart w:id="5" w:name="_Toc226987848"/>
       <w:r>
         <w:rPr>
           <w:rFonts w:eastAsiaTheme="minorHAnsi"/>
@@ -3144,7 +3291,7 @@
         </w:rPr>
         <w:t>Pobranie Planu zajęć z systemu USOS</w:t>
       </w:r>
-      <w:bookmarkEnd w:id="4"/>
+      <w:bookmarkEnd w:id="5"/>
     </w:p>
     <w:p>
       <w:pPr>
@@ -3300,7 +3447,7 @@
           <w:lang w:eastAsia="en-US"/>
         </w:rPr>
       </w:pPr>
-      <w:bookmarkStart w:id="5" w:name="_Toc220356295"/>
+      <w:bookmarkStart w:id="6" w:name="_Toc226987849"/>
       <w:r>
         <w:rPr>
           <w:rFonts w:eastAsiaTheme="minorHAnsi"/>
@@ -3308,7 +3455,7 @@
         </w:rPr>
         <w:t>Planujemy zajęcia!</w:t>
       </w:r>
-      <w:bookmarkEnd w:id="5"/>
+      <w:bookmarkEnd w:id="6"/>
     </w:p>
     <w:p>
       <w:pPr>
@@ -3342,7 +3489,52 @@
           <w:lang w:eastAsia="en-US"/>
         </w:rPr>
       </w:pPr>
-      <w:bookmarkStart w:id="6" w:name="_Toc220356296"/>
+      <w:bookmarkStart w:id="7" w:name="_Toc226987850"/>
+      <w:r>
+        <w:rPr>
+          <w:rFonts w:eastAsiaTheme="minorHAnsi"/>
+          <w:lang w:eastAsia="en-US"/>
+        </w:rPr>
+        <w:t>Planowanie zajęć ONLINE</w:t>
+      </w:r>
+      <w:bookmarkEnd w:id="7"/>
+    </w:p>
+    <w:p>
+      <w:pPr>
+        <w:spacing w:line="276" w:lineRule="auto"/>
+      </w:pPr>
+      <w:r>
+        <w:t>Z</w:t>
+      </w:r>
+      <w:r>
+        <w:t>ajęcia prowadzone w trybie Online wprowadzamy do systemu</w:t>
+      </w:r>
+      <w:r>
+        <w:t xml:space="preserve"> wpisując „</w:t>
+      </w:r>
+      <w:r>
+        <w:t>Online</w:t>
+      </w:r>
+      <w:r>
+        <w:t>”</w:t>
+      </w:r>
+      <w:r>
+        <w:t xml:space="preserve"> w polu Info dla studentów</w:t>
+      </w:r>
+      <w:r>
+        <w:t>.</w:t>
+      </w:r>
+    </w:p>
+    <w:p>
+      <w:pPr>
+        <w:pStyle w:val="Nagwek3"/>
+        <w:spacing w:line="276" w:lineRule="auto"/>
+        <w:rPr>
+          <w:rFonts w:eastAsiaTheme="minorHAnsi"/>
+          <w:lang w:eastAsia="en-US"/>
+        </w:rPr>
+      </w:pPr>
+      <w:bookmarkStart w:id="8" w:name="_Toc226987851"/>
       <w:r>
         <w:rPr>
           <w:rFonts w:eastAsiaTheme="minorHAnsi"/>
@@ -3371,7 +3563,7 @@
         </w:rPr>
         <w:t xml:space="preserve"> dla więcej niż jednego przedmiotu</w:t>
       </w:r>
-      <w:bookmarkEnd w:id="6"/>
+      <w:bookmarkEnd w:id="8"/>
     </w:p>
     <w:p>
       <w:pPr>
@@ -3402,7 +3594,15 @@
           <w:rFonts w:eastAsiaTheme="minorHAnsi"/>
           <w:lang w:eastAsia="en-US"/>
         </w:rPr>
-        <w:t xml:space="preserve">dla dwóch kierunków: Informatyka oraz Zarządzanie. Na kierunku informatyka przedmiot jest na zaliczenie, natomiast na kierunki Zarządzanie forma zaliczenia to egzamin, inna jest też punktacja ECP dla obu kierunków. Z tego względu w systemie USOS przedmiot jest wpisywany </w:t>
+        <w:t xml:space="preserve">dla dwóch kierunków: Informatyka oraz Zarządzanie. Na kierunku informatyka </w:t>
+      </w:r>
+      <w:r>
+        <w:rPr>
+          <w:rFonts w:eastAsiaTheme="minorHAnsi"/>
+          <w:lang w:eastAsia="en-US"/>
+        </w:rPr>
+        <w:lastRenderedPageBreak/>
+        <w:t xml:space="preserve">przedmiot jest na zaliczenie, natomiast na kierunki Zarządzanie forma zaliczenia to egzamin, inna jest też punktacja ECP dla obu kierunków. Z tego względu w systemie USOS przedmiot jest wpisywany </w:t>
       </w:r>
       <w:r>
         <w:rPr>
@@ -3458,7 +3658,6 @@
           <w:rFonts w:eastAsiaTheme="minorHAnsi"/>
           <w:lang w:eastAsia="en-US"/>
         </w:rPr>
-        <w:lastRenderedPageBreak/>
         <w:t>W Plansoft.org planując zajęcie możemy wybrać dowolną liczbę wykładowców, grup i sale, lecz tylko jeden przedmiot. Aby prawidłowo wysłać zajęcia do systemu USOS postępujemy zgodnie z opisem:</w:t>
       </w:r>
     </w:p>
@@ -3723,6 +3922,7 @@
           <w:noProof/>
           <w:lang w:eastAsia="pl-PL"/>
         </w:rPr>
+        <w:lastRenderedPageBreak/>
         <w:drawing>
           <wp:inline distT="0" distB="0" distL="0" distR="0" wp14:anchorId="3656E126" wp14:editId="3E0842A6">
             <wp:extent cx="5972810" cy="3923665"/>
@@ -3892,223 +4092,226 @@
         </w:rPr>
       </w:pPr>
       <w:r>
+        <w:t xml:space="preserve"> </w:t>
+      </w:r>
+    </w:p>
+    <w:p>
+      <w:pPr>
+        <w:spacing w:line="276" w:lineRule="auto"/>
+      </w:pPr>
+      <w:r>
+        <w:t xml:space="preserve">W efekcie, w oknie </w:t>
+      </w:r>
+      <w:r>
+        <w:rPr>
+          <w:b/>
+        </w:rPr>
+        <w:t xml:space="preserve">Dane | </w:t>
+      </w:r>
+      <w:r>
+        <w:rPr>
+          <w:b/>
+        </w:rPr>
+        <w:t>Plan Studiów</w:t>
+      </w:r>
+      <w:r>
+        <w:rPr>
+          <w:b/>
+        </w:rPr>
+        <w:t xml:space="preserve"> </w:t>
+      </w:r>
+      <w:r>
+        <w:t xml:space="preserve">zobaczymy prawidłowe przeliczenie dla przedmiotów </w:t>
+      </w:r>
+      <w:r>
+        <w:rPr>
+          <w:rFonts w:eastAsiaTheme="minorHAnsi"/>
+          <w:b/>
+          <w:lang w:eastAsia="en-US"/>
+        </w:rPr>
+        <w:t>Problemy Komunikacyjne</w:t>
+      </w:r>
+      <w:r>
+        <w:rPr>
+          <w:b/>
+        </w:rPr>
+        <w:t xml:space="preserve">(Informatyka) </w:t>
+      </w:r>
+      <w:r>
+        <w:t xml:space="preserve">oraz </w:t>
+      </w:r>
+      <w:r>
+        <w:rPr>
+          <w:rFonts w:eastAsiaTheme="minorHAnsi"/>
+          <w:b/>
+          <w:lang w:eastAsia="en-US"/>
+        </w:rPr>
+        <w:t>Problemy Komunikacyjne(Zarządzanie)</w:t>
+      </w:r>
+      <w:r>
+        <w:rPr>
+          <w:rFonts w:eastAsiaTheme="minorHAnsi"/>
+          <w:lang w:eastAsia="en-US"/>
+        </w:rPr>
+        <w:t xml:space="preserve">, a </w:t>
+      </w:r>
+      <w:r>
+        <w:t>p</w:t>
+      </w:r>
+      <w:r>
+        <w:rPr>
+          <w:rFonts w:eastAsiaTheme="minorHAnsi"/>
+          <w:lang w:eastAsia="en-US"/>
+        </w:rPr>
+        <w:t xml:space="preserve">rzedmiot </w:t>
+      </w:r>
+      <w:r>
+        <w:rPr>
+          <w:rFonts w:eastAsiaTheme="minorHAnsi"/>
+          <w:b/>
+          <w:lang w:eastAsia="en-US"/>
+        </w:rPr>
+        <w:t>Problemy Komunikacyjne</w:t>
+      </w:r>
+      <w:r>
+        <w:t xml:space="preserve"> będzie miał liczbę zaplanowanych zajęć równą 0</w:t>
+      </w:r>
+      <w:r>
+        <w:rPr>
+          <w:rFonts w:eastAsiaTheme="minorHAnsi"/>
+          <w:lang w:eastAsia="en-US"/>
+        </w:rPr>
+        <w:t>)</w:t>
+      </w:r>
+      <w:r>
+        <w:t xml:space="preserve">. </w:t>
+      </w:r>
+    </w:p>
+    <w:p>
+      <w:pPr>
+        <w:spacing w:line="276" w:lineRule="auto"/>
+        <w:rPr>
+          <w:rFonts w:eastAsiaTheme="minorHAnsi"/>
+          <w:lang w:eastAsia="en-US"/>
+        </w:rPr>
+      </w:pPr>
+    </w:p>
+    <w:p>
+      <w:pPr>
+        <w:spacing w:line="276" w:lineRule="auto"/>
+        <w:rPr>
+          <w:rFonts w:eastAsiaTheme="minorHAnsi"/>
+          <w:lang w:eastAsia="en-US"/>
+        </w:rPr>
+      </w:pPr>
+      <w:r>
+        <w:rPr>
+          <w:rFonts w:eastAsiaTheme="minorHAnsi"/>
+          <w:lang w:eastAsia="en-US"/>
+        </w:rPr>
+        <w:t>Zwróć uwagę, że z</w:t>
+      </w:r>
+      <w:r>
+        <w:rPr>
+          <w:rFonts w:eastAsiaTheme="minorHAnsi"/>
+          <w:lang w:eastAsia="en-US"/>
+        </w:rPr>
+        <w:t xml:space="preserve">definiowanie przedmiotów podrzędnych ma zastosowanie tylko, jeżeli chodzi o porównanie z planem studiów, natomiast nie ma wpływu na wyniki pokazywane w oknie legenda, Statystyki czy Tabela Przestawna, w każdym razie jeszcze nie ma </w:t>
+      </w:r>
+      <w:r>
+        <w:rPr>
+          <w:rFonts w:eastAsiaTheme="minorHAnsi"/>
+          <w:lang w:eastAsia="en-US"/>
+        </w:rPr>
+        <w:sym w:font="Wingdings" w:char="F04A"/>
+      </w:r>
+      <w:r>
+        <w:rPr>
+          <w:rFonts w:eastAsiaTheme="minorHAnsi"/>
+          <w:lang w:eastAsia="en-US"/>
+        </w:rPr>
+        <w:t xml:space="preserve">. </w:t>
+      </w:r>
+    </w:p>
+    <w:p>
+      <w:pPr>
+        <w:spacing w:line="276" w:lineRule="auto"/>
+        <w:rPr>
+          <w:rFonts w:eastAsiaTheme="minorHAnsi"/>
+          <w:lang w:eastAsia="en-US"/>
+        </w:rPr>
+      </w:pPr>
+    </w:p>
+    <w:p>
+      <w:pPr>
+        <w:spacing w:line="276" w:lineRule="auto"/>
+        <w:rPr>
+          <w:rFonts w:eastAsiaTheme="minorHAnsi"/>
+          <w:lang w:eastAsia="en-US"/>
+        </w:rPr>
+      </w:pPr>
+      <w:r>
+        <w:rPr>
+          <w:rFonts w:eastAsiaTheme="minorHAnsi"/>
+          <w:lang w:eastAsia="en-US"/>
+        </w:rPr>
+        <w:t xml:space="preserve">Definiowanie podrzędnych przedmiotów ma inne znaczenie niż definiowanie hierarchii wykładowców, grup czy </w:t>
+      </w:r>
+      <w:proofErr w:type="spellStart"/>
+      <w:r>
+        <w:rPr>
+          <w:rFonts w:eastAsiaTheme="minorHAnsi"/>
+          <w:lang w:eastAsia="en-US"/>
+        </w:rPr>
+        <w:t>sal</w:t>
+      </w:r>
+      <w:proofErr w:type="spellEnd"/>
+      <w:r>
+        <w:rPr>
+          <w:rFonts w:eastAsiaTheme="minorHAnsi"/>
+          <w:lang w:eastAsia="en-US"/>
+        </w:rPr>
+        <w:t>, ponieważ przedmiotów nie dotyczy ograniczenie jednokrotnego wystąpieni</w:t>
+      </w:r>
+      <w:r>
+        <w:rPr>
+          <w:rFonts w:eastAsiaTheme="minorHAnsi"/>
+          <w:lang w:eastAsia="en-US"/>
+        </w:rPr>
+        <w:t>a w danym terminie.</w:t>
+      </w:r>
+    </w:p>
+    <w:p>
+      <w:pPr>
+        <w:spacing w:line="276" w:lineRule="auto"/>
+        <w:rPr>
+          <w:rFonts w:eastAsiaTheme="minorHAnsi"/>
+          <w:lang w:eastAsia="en-US"/>
+        </w:rPr>
+      </w:pPr>
+    </w:p>
+    <w:p>
+      <w:pPr>
+        <w:pStyle w:val="Nagwek3"/>
+      </w:pPr>
+      <w:bookmarkStart w:id="9" w:name="_Toc226987852"/>
+      <w:r>
+        <w:t>Streaming</w:t>
+      </w:r>
+      <w:bookmarkEnd w:id="9"/>
+    </w:p>
+    <w:p>
+      <w:r>
+        <w:t>Niektóre zajęcia są realizowane są na Uczelni dla studentów stacjonarnych i jednocześnie są udostępniane studentom studiów zaocznych za pomocą streamingu (zajęcia ONLINE).</w:t>
+      </w:r>
+    </w:p>
+    <w:p>
+      <w:r>
+        <w:t xml:space="preserve">Fakt, że zajęcia realizowane są w formie streamingu po stronie Plansoft.org zaznacza się w polu Info dla Planistów, którego jednak nie możemy przesłać do systemu USOS, ponieważ USOS nie posiada takiego pola. W związku z tym, jeżeli zajęcie realizowane w Sali X ma w polu Info dla Planistów </w:t>
+      </w:r>
+      <w:r>
         <w:lastRenderedPageBreak/>
-        <w:t xml:space="preserve"> </w:t>
-      </w:r>
-    </w:p>
-    <w:p>
-      <w:pPr>
-        <w:spacing w:line="276" w:lineRule="auto"/>
-      </w:pPr>
-      <w:r>
-        <w:t xml:space="preserve">W efekcie, w oknie </w:t>
-      </w:r>
-      <w:r>
-        <w:rPr>
-          <w:b/>
-        </w:rPr>
-        <w:t xml:space="preserve">Dane | </w:t>
-      </w:r>
-      <w:r>
-        <w:rPr>
-          <w:b/>
-        </w:rPr>
-        <w:t>Plan Studiów</w:t>
-      </w:r>
-      <w:r>
-        <w:rPr>
-          <w:b/>
-        </w:rPr>
-        <w:t xml:space="preserve"> </w:t>
-      </w:r>
-      <w:r>
-        <w:t xml:space="preserve">zobaczymy prawidłowe przeliczenie dla przedmiotów </w:t>
-      </w:r>
-      <w:r>
-        <w:rPr>
-          <w:rFonts w:eastAsiaTheme="minorHAnsi"/>
-          <w:b/>
-          <w:lang w:eastAsia="en-US"/>
-        </w:rPr>
-        <w:t>Problemy Komunikacyjne</w:t>
-      </w:r>
-      <w:r>
-        <w:rPr>
-          <w:b/>
-        </w:rPr>
-        <w:t xml:space="preserve">(Informatyka) </w:t>
-      </w:r>
-      <w:r>
-        <w:t xml:space="preserve">oraz </w:t>
-      </w:r>
-      <w:r>
-        <w:rPr>
-          <w:rFonts w:eastAsiaTheme="minorHAnsi"/>
-          <w:b/>
-          <w:lang w:eastAsia="en-US"/>
-        </w:rPr>
-        <w:t>Problemy Komunikacyjne(Zarządzanie)</w:t>
-      </w:r>
-      <w:r>
-        <w:rPr>
-          <w:rFonts w:eastAsiaTheme="minorHAnsi"/>
-          <w:lang w:eastAsia="en-US"/>
-        </w:rPr>
-        <w:t xml:space="preserve">, a </w:t>
-      </w:r>
-      <w:r>
-        <w:t>p</w:t>
-      </w:r>
-      <w:r>
-        <w:rPr>
-          <w:rFonts w:eastAsiaTheme="minorHAnsi"/>
-          <w:lang w:eastAsia="en-US"/>
-        </w:rPr>
-        <w:t xml:space="preserve">rzedmiot </w:t>
-      </w:r>
-      <w:r>
-        <w:rPr>
-          <w:rFonts w:eastAsiaTheme="minorHAnsi"/>
-          <w:b/>
-          <w:lang w:eastAsia="en-US"/>
-        </w:rPr>
-        <w:t>Problemy Komunikacyjne</w:t>
-      </w:r>
-      <w:r>
-        <w:t xml:space="preserve"> będzie miał liczbę zaplanowanych zajęć równą 0</w:t>
-      </w:r>
-      <w:r>
-        <w:rPr>
-          <w:rFonts w:eastAsiaTheme="minorHAnsi"/>
-          <w:lang w:eastAsia="en-US"/>
-        </w:rPr>
-        <w:t>)</w:t>
-      </w:r>
-      <w:r>
-        <w:t xml:space="preserve">. </w:t>
-      </w:r>
-    </w:p>
-    <w:p>
-      <w:pPr>
-        <w:spacing w:line="276" w:lineRule="auto"/>
-        <w:rPr>
-          <w:rFonts w:eastAsiaTheme="minorHAnsi"/>
-          <w:lang w:eastAsia="en-US"/>
-        </w:rPr>
-      </w:pPr>
-    </w:p>
-    <w:p>
-      <w:pPr>
-        <w:spacing w:line="276" w:lineRule="auto"/>
-        <w:rPr>
-          <w:rFonts w:eastAsiaTheme="minorHAnsi"/>
-          <w:lang w:eastAsia="en-US"/>
-        </w:rPr>
-      </w:pPr>
-      <w:r>
-        <w:rPr>
-          <w:rFonts w:eastAsiaTheme="minorHAnsi"/>
-          <w:lang w:eastAsia="en-US"/>
-        </w:rPr>
-        <w:t>Zwróć uwagę, że z</w:t>
-      </w:r>
-      <w:r>
-        <w:rPr>
-          <w:rFonts w:eastAsiaTheme="minorHAnsi"/>
-          <w:lang w:eastAsia="en-US"/>
-        </w:rPr>
-        <w:t xml:space="preserve">definiowanie przedmiotów podrzędnych ma zastosowanie tylko, jeżeli chodzi o porównanie z planem studiów, natomiast nie ma wpływu na wyniki pokazywane w oknie legenda, Statystyki czy Tabela Przestawna, w każdym razie jeszcze nie ma </w:t>
-      </w:r>
-      <w:r>
-        <w:rPr>
-          <w:rFonts w:eastAsiaTheme="minorHAnsi"/>
-          <w:lang w:eastAsia="en-US"/>
-        </w:rPr>
-        <w:sym w:font="Wingdings" w:char="F04A"/>
-      </w:r>
-      <w:r>
-        <w:rPr>
-          <w:rFonts w:eastAsiaTheme="minorHAnsi"/>
-          <w:lang w:eastAsia="en-US"/>
-        </w:rPr>
-        <w:t xml:space="preserve">. </w:t>
-      </w:r>
-    </w:p>
-    <w:p>
-      <w:pPr>
-        <w:spacing w:line="276" w:lineRule="auto"/>
-        <w:rPr>
-          <w:rFonts w:eastAsiaTheme="minorHAnsi"/>
-          <w:lang w:eastAsia="en-US"/>
-        </w:rPr>
-      </w:pPr>
-    </w:p>
-    <w:p>
-      <w:pPr>
-        <w:spacing w:line="276" w:lineRule="auto"/>
-        <w:rPr>
-          <w:rFonts w:eastAsiaTheme="minorHAnsi"/>
-          <w:lang w:eastAsia="en-US"/>
-        </w:rPr>
-      </w:pPr>
-      <w:r>
-        <w:rPr>
-          <w:rFonts w:eastAsiaTheme="minorHAnsi"/>
-          <w:lang w:eastAsia="en-US"/>
-        </w:rPr>
-        <w:t xml:space="preserve">Definiowanie podrzędnych przedmiotów ma inne znaczenie niż definiowanie hierarchii wykładowców, grup czy </w:t>
-      </w:r>
-      <w:proofErr w:type="spellStart"/>
-      <w:r>
-        <w:rPr>
-          <w:rFonts w:eastAsiaTheme="minorHAnsi"/>
-          <w:lang w:eastAsia="en-US"/>
-        </w:rPr>
-        <w:t>sal</w:t>
-      </w:r>
-      <w:proofErr w:type="spellEnd"/>
-      <w:r>
-        <w:rPr>
-          <w:rFonts w:eastAsiaTheme="minorHAnsi"/>
-          <w:lang w:eastAsia="en-US"/>
-        </w:rPr>
-        <w:t>, ponieważ przedmiotów nie dotyczy ograniczenie jednokrotnego wystąpieni</w:t>
-      </w:r>
-      <w:r>
-        <w:rPr>
-          <w:rFonts w:eastAsiaTheme="minorHAnsi"/>
-          <w:lang w:eastAsia="en-US"/>
-        </w:rPr>
-        <w:t>a w danym terminie.</w:t>
-      </w:r>
-    </w:p>
-    <w:p>
-      <w:pPr>
-        <w:spacing w:line="276" w:lineRule="auto"/>
-        <w:rPr>
-          <w:rFonts w:eastAsiaTheme="minorHAnsi"/>
-          <w:lang w:eastAsia="en-US"/>
-        </w:rPr>
-      </w:pPr>
-    </w:p>
-    <w:p>
-      <w:pPr>
-        <w:pStyle w:val="Nagwek3"/>
-      </w:pPr>
-      <w:bookmarkStart w:id="7" w:name="_Toc220356297"/>
-      <w:r>
-        <w:t>Streaming</w:t>
-      </w:r>
-      <w:bookmarkEnd w:id="7"/>
-    </w:p>
-    <w:p>
-      <w:r>
-        <w:t>Niektóre zajęcia są realizowane są na Uczelni dla studentów stacjonarnych i jednocześnie są udostępniane studentom studiów zaocznych za pomocą streamingu (zajęcia ONLINE).</w:t>
-      </w:r>
-    </w:p>
-    <w:p>
-      <w:r>
-        <w:t>Fakt, że zajęcia realizowane są w formie streamingu po stronie Plansoft.org zaznacza się w polu Info dla Planistów, którego jednak nie możemy przesłać do systemu USOS, ponieważ USOS nie posiada takiego pola. W związku z tym, jeżeli zajęcie realizowane w Sali X ma w polu Info dla Planistów wpisane słowo streaming, to wysyłamy do USOS informacje, że zajęcia odbywają się w Sali X + Streaming (a nie w Sali X).</w:t>
+        <w:t>wpisane słowo streaming, to wysyłamy do USOS informacje, że zajęcia odbywają się w Sali X + Streaming (a nie w Sali X).</w:t>
       </w:r>
     </w:p>
     <w:p>
@@ -4179,7 +4382,7 @@
           <w:lang w:eastAsia="en-US"/>
         </w:rPr>
       </w:pPr>
-      <w:bookmarkStart w:id="8" w:name="_Toc220356298"/>
+      <w:bookmarkStart w:id="10" w:name="_Toc226987853"/>
       <w:r>
         <w:rPr>
           <w:rFonts w:eastAsiaTheme="minorHAnsi"/>
@@ -4187,7 +4390,7 @@
         </w:rPr>
         <w:t>Przesyłamy rozkład do USOS</w:t>
       </w:r>
-      <w:bookmarkEnd w:id="8"/>
+      <w:bookmarkEnd w:id="10"/>
     </w:p>
     <w:p>
       <w:pPr>
@@ -4395,7 +4598,6 @@
           <w:rFonts w:eastAsiaTheme="minorHAnsi"/>
           <w:noProof/>
         </w:rPr>
-        <w:lastRenderedPageBreak/>
         <w:drawing>
           <wp:inline distT="0" distB="0" distL="0" distR="0" wp14:anchorId="5DF1BDF5" wp14:editId="1E11502D">
             <wp:extent cx="5972810" cy="3764915"/>
@@ -4441,593 +4643,33 @@
           <w:rFonts w:eastAsiaTheme="minorHAnsi"/>
         </w:rPr>
       </w:pPr>
-      <w:bookmarkStart w:id="9" w:name="_Toc220356299"/>
-      <w:bookmarkStart w:id="10" w:name="_Toc112743438"/>
-      <w:r>
-        <w:rPr>
-          <w:rFonts w:eastAsiaTheme="minorHAnsi"/>
-        </w:rPr>
-        <w:t>Weryfikujemy poprawność przesłania danych</w:t>
-      </w:r>
-      <w:bookmarkEnd w:id="9"/>
-    </w:p>
-    <w:p>
-      <w:pPr>
-        <w:spacing w:line="276" w:lineRule="auto"/>
-        <w:rPr>
-          <w:rFonts w:eastAsiaTheme="minorHAnsi"/>
-        </w:rPr>
-      </w:pPr>
-    </w:p>
-    <w:p>
-      <w:pPr>
-        <w:spacing w:line="276" w:lineRule="auto"/>
-        <w:rPr>
-          <w:rFonts w:eastAsiaTheme="minorHAnsi"/>
-        </w:rPr>
-      </w:pPr>
-      <w:r>
-        <w:rPr>
-          <w:rFonts w:eastAsiaTheme="minorHAnsi"/>
-        </w:rPr>
-        <w:t>W</w:t>
-      </w:r>
-      <w:r>
-        <w:rPr>
-          <w:rFonts w:eastAsiaTheme="minorHAnsi"/>
-        </w:rPr>
-        <w:t>eryfikacje wykonujemy w dw</w:t>
-      </w:r>
-      <w:r>
-        <w:rPr>
-          <w:rFonts w:eastAsiaTheme="minorHAnsi"/>
-        </w:rPr>
-        <w:t>ó</w:t>
-      </w:r>
-      <w:r>
-        <w:rPr>
-          <w:rFonts w:eastAsiaTheme="minorHAnsi"/>
-        </w:rPr>
-        <w:t>ch krokach, o</w:t>
-      </w:r>
-      <w:r>
-        <w:rPr>
-          <w:rFonts w:eastAsiaTheme="minorHAnsi"/>
-        </w:rPr>
-        <w:t>b</w:t>
-      </w:r>
-      <w:r>
-        <w:rPr>
-          <w:rFonts w:eastAsiaTheme="minorHAnsi"/>
-        </w:rPr>
-        <w:t xml:space="preserve">a </w:t>
-      </w:r>
-      <w:r>
-        <w:rPr>
-          <w:rFonts w:eastAsiaTheme="minorHAnsi"/>
-        </w:rPr>
-        <w:t xml:space="preserve">kroki </w:t>
-      </w:r>
-      <w:r>
-        <w:rPr>
-          <w:rFonts w:eastAsiaTheme="minorHAnsi"/>
-        </w:rPr>
-        <w:t>s</w:t>
-      </w:r>
-      <w:r>
-        <w:rPr>
-          <w:rFonts w:eastAsiaTheme="minorHAnsi"/>
-        </w:rPr>
-        <w:t>ą</w:t>
-      </w:r>
-      <w:r>
-        <w:rPr>
-          <w:rFonts w:eastAsiaTheme="minorHAnsi"/>
-        </w:rPr>
-        <w:t xml:space="preserve"> obligatoryjne:</w:t>
-      </w:r>
-    </w:p>
-    <w:p>
-      <w:pPr>
-        <w:spacing w:line="276" w:lineRule="auto"/>
-        <w:rPr>
-          <w:rFonts w:eastAsiaTheme="minorHAnsi"/>
-        </w:rPr>
-      </w:pPr>
-      <w:r>
-        <w:rPr>
-          <w:rFonts w:eastAsiaTheme="minorHAnsi"/>
-        </w:rPr>
-        <w:t>-</w:t>
-      </w:r>
-      <w:r>
-        <w:rPr>
-          <w:rFonts w:eastAsiaTheme="minorHAnsi"/>
-        </w:rPr>
-        <w:t xml:space="preserve"> S</w:t>
-      </w:r>
-      <w:r>
-        <w:rPr>
-          <w:rFonts w:eastAsiaTheme="minorHAnsi"/>
-        </w:rPr>
-        <w:t>prawdzamy, czy wszystkie pozycje z planie studi</w:t>
-      </w:r>
-      <w:r>
-        <w:rPr>
-          <w:rFonts w:eastAsiaTheme="minorHAnsi"/>
-        </w:rPr>
-        <w:t>ó</w:t>
-      </w:r>
-      <w:r>
-        <w:rPr>
-          <w:rFonts w:eastAsiaTheme="minorHAnsi"/>
-        </w:rPr>
-        <w:t>w zosta</w:t>
-      </w:r>
-      <w:r>
-        <w:rPr>
-          <w:rFonts w:eastAsiaTheme="minorHAnsi"/>
-        </w:rPr>
-        <w:t>ł</w:t>
-      </w:r>
-      <w:r>
-        <w:rPr>
-          <w:rFonts w:eastAsiaTheme="minorHAnsi"/>
-        </w:rPr>
-        <w:t>y zaplanowane</w:t>
-      </w:r>
-      <w:r>
-        <w:rPr>
-          <w:rFonts w:eastAsiaTheme="minorHAnsi"/>
-        </w:rPr>
-        <w:t xml:space="preserve"> (do zaplanowania=0)</w:t>
-      </w:r>
-    </w:p>
-    <w:p>
-      <w:pPr>
-        <w:spacing w:line="276" w:lineRule="auto"/>
-        <w:rPr>
-          <w:rFonts w:eastAsiaTheme="minorHAnsi"/>
-        </w:rPr>
-      </w:pPr>
-      <w:r>
-        <w:rPr>
-          <w:rFonts w:eastAsiaTheme="minorHAnsi"/>
-        </w:rPr>
-        <w:t xml:space="preserve">- </w:t>
-      </w:r>
-      <w:r>
-        <w:rPr>
-          <w:rFonts w:eastAsiaTheme="minorHAnsi"/>
-        </w:rPr>
-        <w:t>S</w:t>
-      </w:r>
-      <w:r>
-        <w:rPr>
-          <w:rFonts w:eastAsiaTheme="minorHAnsi"/>
-        </w:rPr>
-        <w:t xml:space="preserve">prawdzamy, czy </w:t>
-      </w:r>
-      <w:r>
-        <w:rPr>
-          <w:rFonts w:eastAsiaTheme="minorHAnsi"/>
-        </w:rPr>
-        <w:t xml:space="preserve">raport </w:t>
-      </w:r>
-      <w:r>
-        <w:rPr>
-          <w:rFonts w:eastAsiaTheme="minorHAnsi"/>
-        </w:rPr>
-        <w:t>"</w:t>
-      </w:r>
-      <w:r>
-        <w:rPr>
-          <w:rFonts w:eastAsiaTheme="minorHAnsi"/>
-        </w:rPr>
-        <w:t>Nie wysłane</w:t>
-      </w:r>
-      <w:r>
-        <w:rPr>
-          <w:rFonts w:eastAsiaTheme="minorHAnsi"/>
-        </w:rPr>
-        <w:t xml:space="preserve"> do </w:t>
-      </w:r>
-      <w:r>
-        <w:rPr>
-          <w:rFonts w:eastAsiaTheme="minorHAnsi"/>
-        </w:rPr>
-        <w:t>USOS</w:t>
-      </w:r>
-      <w:r>
-        <w:rPr>
-          <w:rFonts w:eastAsiaTheme="minorHAnsi"/>
-        </w:rPr>
-        <w:t>" jest pusty.</w:t>
-      </w:r>
-    </w:p>
-    <w:p>
-      <w:pPr>
-        <w:spacing w:line="276" w:lineRule="auto"/>
-        <w:rPr>
-          <w:rFonts w:eastAsiaTheme="minorHAnsi"/>
-        </w:rPr>
-      </w:pPr>
-    </w:p>
-    <w:p>
-      <w:pPr>
-        <w:spacing w:line="276" w:lineRule="auto"/>
-        <w:rPr>
-          <w:rFonts w:eastAsiaTheme="minorHAnsi"/>
-        </w:rPr>
-      </w:pPr>
-      <w:r>
-        <w:rPr>
-          <w:rFonts w:eastAsiaTheme="minorHAnsi"/>
-        </w:rPr>
-        <w:t xml:space="preserve">Raport </w:t>
-      </w:r>
-      <w:r>
-        <w:rPr>
-          <w:rFonts w:eastAsiaTheme="minorHAnsi"/>
-        </w:rPr>
-        <w:t xml:space="preserve"> </w:t>
-      </w:r>
-      <w:r>
-        <w:rPr>
-          <w:rFonts w:eastAsiaTheme="minorHAnsi"/>
-        </w:rPr>
-        <w:t>"</w:t>
-      </w:r>
-      <w:r>
-        <w:rPr>
-          <w:rFonts w:eastAsiaTheme="minorHAnsi"/>
-        </w:rPr>
-        <w:t>Nie wysłane</w:t>
-      </w:r>
-      <w:r>
-        <w:rPr>
-          <w:rFonts w:eastAsiaTheme="minorHAnsi"/>
-        </w:rPr>
-        <w:t xml:space="preserve"> do </w:t>
-      </w:r>
-      <w:r>
-        <w:rPr>
-          <w:rFonts w:eastAsiaTheme="minorHAnsi"/>
-        </w:rPr>
-        <w:t>USOS</w:t>
-      </w:r>
-      <w:r>
-        <w:rPr>
-          <w:rFonts w:eastAsiaTheme="minorHAnsi"/>
-        </w:rPr>
-        <w:t>"</w:t>
-      </w:r>
-      <w:r>
-        <w:rPr>
-          <w:rFonts w:eastAsiaTheme="minorHAnsi"/>
-        </w:rPr>
-        <w:t xml:space="preserve"> pokazuje tylko faktycznie zaplanowane zaj</w:t>
-      </w:r>
-      <w:r>
-        <w:rPr>
-          <w:rFonts w:eastAsiaTheme="minorHAnsi"/>
-        </w:rPr>
-        <w:t>ę</w:t>
-      </w:r>
-      <w:r>
-        <w:rPr>
-          <w:rFonts w:eastAsiaTheme="minorHAnsi"/>
-        </w:rPr>
-        <w:t>cia, kt</w:t>
-      </w:r>
-      <w:r>
-        <w:rPr>
-          <w:rFonts w:eastAsiaTheme="minorHAnsi"/>
-        </w:rPr>
-        <w:t>ó</w:t>
-      </w:r>
-      <w:r>
-        <w:rPr>
-          <w:rFonts w:eastAsiaTheme="minorHAnsi"/>
-        </w:rPr>
-        <w:t>rych nie moż</w:t>
-      </w:r>
-      <w:r>
-        <w:rPr>
-          <w:rFonts w:eastAsiaTheme="minorHAnsi"/>
-        </w:rPr>
-        <w:t>na przes</w:t>
-      </w:r>
-      <w:r>
-        <w:rPr>
-          <w:rFonts w:eastAsiaTheme="minorHAnsi"/>
-        </w:rPr>
-        <w:t>ł</w:t>
-      </w:r>
-      <w:r>
-        <w:rPr>
-          <w:rFonts w:eastAsiaTheme="minorHAnsi"/>
-        </w:rPr>
-        <w:t>a</w:t>
-      </w:r>
-      <w:r>
-        <w:rPr>
-          <w:rFonts w:eastAsiaTheme="minorHAnsi"/>
-        </w:rPr>
-        <w:t>ć</w:t>
-      </w:r>
-      <w:r>
-        <w:rPr>
-          <w:rFonts w:eastAsiaTheme="minorHAnsi"/>
-        </w:rPr>
-        <w:t xml:space="preserve"> do </w:t>
-      </w:r>
-      <w:proofErr w:type="spellStart"/>
-      <w:r>
-        <w:rPr>
-          <w:rFonts w:eastAsiaTheme="minorHAnsi"/>
-        </w:rPr>
-        <w:t>USOS</w:t>
-      </w:r>
-      <w:r>
-        <w:rPr>
-          <w:rFonts w:eastAsiaTheme="minorHAnsi"/>
-        </w:rPr>
-        <w:t>a</w:t>
-      </w:r>
-      <w:proofErr w:type="spellEnd"/>
-      <w:r>
-        <w:rPr>
-          <w:rFonts w:eastAsiaTheme="minorHAnsi"/>
-        </w:rPr>
-        <w:t>.</w:t>
-      </w:r>
-      <w:r>
-        <w:rPr>
-          <w:rFonts w:eastAsiaTheme="minorHAnsi"/>
-        </w:rPr>
-        <w:t xml:space="preserve"> Z</w:t>
-      </w:r>
-      <w:r>
-        <w:rPr>
-          <w:rFonts w:eastAsiaTheme="minorHAnsi"/>
-        </w:rPr>
-        <w:t>ajecie nie jest wykazywane jako niewys</w:t>
-      </w:r>
-      <w:r>
-        <w:rPr>
-          <w:rFonts w:eastAsiaTheme="minorHAnsi"/>
-        </w:rPr>
-        <w:t>ł</w:t>
-      </w:r>
-      <w:r>
-        <w:rPr>
-          <w:rFonts w:eastAsiaTheme="minorHAnsi"/>
-        </w:rPr>
-        <w:t>ane</w:t>
-      </w:r>
-      <w:r>
-        <w:rPr>
-          <w:rFonts w:eastAsiaTheme="minorHAnsi"/>
-        </w:rPr>
-        <w:t>,</w:t>
-      </w:r>
-      <w:r>
-        <w:rPr>
-          <w:rFonts w:eastAsiaTheme="minorHAnsi"/>
-        </w:rPr>
-        <w:t xml:space="preserve"> je</w:t>
-      </w:r>
-      <w:r>
-        <w:rPr>
-          <w:rFonts w:eastAsiaTheme="minorHAnsi"/>
-        </w:rPr>
-        <w:t>ż</w:t>
-      </w:r>
-      <w:r>
-        <w:rPr>
-          <w:rFonts w:eastAsiaTheme="minorHAnsi"/>
-        </w:rPr>
-        <w:t xml:space="preserve">eli brakuje wpisu w </w:t>
-      </w:r>
-      <w:r>
-        <w:rPr>
-          <w:rFonts w:eastAsiaTheme="minorHAnsi"/>
-        </w:rPr>
-        <w:t>P</w:t>
-      </w:r>
-      <w:r>
-        <w:rPr>
-          <w:rFonts w:eastAsiaTheme="minorHAnsi"/>
-        </w:rPr>
-        <w:t xml:space="preserve">lanie </w:t>
-      </w:r>
-      <w:r>
-        <w:rPr>
-          <w:rFonts w:eastAsiaTheme="minorHAnsi"/>
-        </w:rPr>
-        <w:t>S</w:t>
-      </w:r>
-      <w:r>
-        <w:rPr>
-          <w:rFonts w:eastAsiaTheme="minorHAnsi"/>
-        </w:rPr>
-        <w:t>tudi</w:t>
-      </w:r>
-      <w:r>
-        <w:rPr>
-          <w:rFonts w:eastAsiaTheme="minorHAnsi"/>
-        </w:rPr>
-        <w:t>ó</w:t>
-      </w:r>
-      <w:r>
-        <w:rPr>
-          <w:rFonts w:eastAsiaTheme="minorHAnsi"/>
-        </w:rPr>
-        <w:t>w lub je</w:t>
-      </w:r>
-      <w:r>
-        <w:rPr>
-          <w:rFonts w:eastAsiaTheme="minorHAnsi"/>
-        </w:rPr>
-        <w:t>ż</w:t>
-      </w:r>
-      <w:r>
-        <w:rPr>
-          <w:rFonts w:eastAsiaTheme="minorHAnsi"/>
-        </w:rPr>
-        <w:t>eli plan studi</w:t>
-      </w:r>
-      <w:r>
-        <w:rPr>
-          <w:rFonts w:eastAsiaTheme="minorHAnsi"/>
-        </w:rPr>
-        <w:t>ó</w:t>
-      </w:r>
-      <w:r>
-        <w:rPr>
-          <w:rFonts w:eastAsiaTheme="minorHAnsi"/>
-        </w:rPr>
-        <w:t>w nie zosta</w:t>
-      </w:r>
-      <w:r>
-        <w:rPr>
-          <w:rFonts w:eastAsiaTheme="minorHAnsi"/>
-        </w:rPr>
-        <w:t>ł</w:t>
-      </w:r>
-      <w:r>
-        <w:rPr>
-          <w:rFonts w:eastAsiaTheme="minorHAnsi"/>
-        </w:rPr>
-        <w:t xml:space="preserve"> wyzerowany.</w:t>
-      </w:r>
-      <w:r>
-        <w:rPr>
-          <w:rFonts w:eastAsiaTheme="minorHAnsi"/>
-        </w:rPr>
-        <w:t xml:space="preserve"> Dlatego ważne jest, aby wykonać oba kroki weryfikacji danych.</w:t>
-      </w:r>
-    </w:p>
-    <w:p>
-      <w:pPr>
-        <w:rPr>
-          <w:rFonts w:eastAsiaTheme="minorHAnsi"/>
-        </w:rPr>
-      </w:pPr>
-    </w:p>
-    <w:p>
-      <w:pPr>
-        <w:pStyle w:val="Nagwek3"/>
-        <w:rPr>
-          <w:rFonts w:eastAsiaTheme="minorHAnsi"/>
-        </w:rPr>
-      </w:pPr>
-      <w:bookmarkStart w:id="11" w:name="_Toc220356300"/>
-      <w:r>
-        <w:rPr>
-          <w:rFonts w:eastAsiaTheme="minorHAnsi"/>
-        </w:rPr>
-        <w:t>Raport „N</w:t>
-      </w:r>
-      <w:r>
-        <w:rPr>
-          <w:rFonts w:eastAsiaTheme="minorHAnsi"/>
-        </w:rPr>
-        <w:t xml:space="preserve">ie </w:t>
-      </w:r>
-      <w:r>
-        <w:rPr>
-          <w:rFonts w:eastAsiaTheme="minorHAnsi"/>
-        </w:rPr>
-        <w:t>wysłane</w:t>
-      </w:r>
-      <w:r>
-        <w:rPr>
-          <w:rFonts w:eastAsiaTheme="minorHAnsi"/>
-        </w:rPr>
-        <w:t xml:space="preserve"> do USOS</w:t>
-      </w:r>
-      <w:bookmarkEnd w:id="10"/>
-      <w:r>
-        <w:rPr>
-          <w:rFonts w:eastAsiaTheme="minorHAnsi"/>
-        </w:rPr>
-        <w:t>”</w:t>
-      </w:r>
-      <w:bookmarkEnd w:id="11"/>
-    </w:p>
-    <w:p>
-      <w:pPr>
-        <w:spacing w:line="276" w:lineRule="auto"/>
-        <w:rPr>
-          <w:rFonts w:eastAsiaTheme="minorHAnsi"/>
-        </w:rPr>
-      </w:pPr>
-      <w:r>
-        <w:rPr>
-          <w:rFonts w:eastAsiaTheme="minorHAnsi"/>
-        </w:rPr>
-        <w:t xml:space="preserve">W oknie USOS: Integracja dodano zakładkę </w:t>
-      </w:r>
-      <w:r>
-        <w:rPr>
-          <w:rFonts w:eastAsiaTheme="minorHAnsi"/>
-          <w:i/>
-        </w:rPr>
-        <w:t>Nie wysłane do USOS</w:t>
-      </w:r>
-      <w:r>
-        <w:rPr>
-          <w:rFonts w:eastAsiaTheme="minorHAnsi"/>
-        </w:rPr>
-        <w:t>.</w:t>
-      </w:r>
-    </w:p>
-    <w:p>
-      <w:pPr>
-        <w:spacing w:line="276" w:lineRule="auto"/>
-        <w:rPr>
-          <w:rFonts w:eastAsiaTheme="minorHAnsi"/>
-        </w:rPr>
-      </w:pPr>
-    </w:p>
-    <w:p>
-      <w:pPr>
-        <w:spacing w:line="276" w:lineRule="auto"/>
-        <w:rPr>
-          <w:rFonts w:eastAsiaTheme="minorHAnsi"/>
-        </w:rPr>
-      </w:pPr>
-      <w:r>
-        <w:rPr>
-          <w:rFonts w:eastAsiaTheme="minorHAnsi"/>
-        </w:rPr>
-        <w:t xml:space="preserve">Zakładka </w:t>
-      </w:r>
-      <w:r>
-        <w:rPr>
-          <w:rFonts w:eastAsiaTheme="minorHAnsi"/>
-          <w:i/>
-        </w:rPr>
-        <w:t>Nie wysłane do USOS</w:t>
-      </w:r>
-      <w:r>
-        <w:rPr>
-          <w:rFonts w:eastAsiaTheme="minorHAnsi"/>
-        </w:rPr>
-        <w:t xml:space="preserve"> pokazuje zajęcia, które nie zostały wysłane do systemu USOS, po tym jak został naciśnięty przycisk </w:t>
-      </w:r>
-      <w:r>
-        <w:rPr>
-          <w:rFonts w:eastAsiaTheme="minorHAnsi"/>
+      <w:bookmarkStart w:id="11" w:name="_Toc112743438"/>
+      <w:bookmarkStart w:id="12" w:name="_Toc226987854"/>
+      <w:r>
+        <w:rPr>
+          <w:rFonts w:eastAsiaTheme="minorHAnsi"/>
+        </w:rPr>
+        <w:t>Wysłanie obsad do USOS</w:t>
+      </w:r>
+      <w:bookmarkEnd w:id="12"/>
+    </w:p>
+    <w:p>
+      <w:r>
+        <w:t>Można wysłać obsady z Plansoft.org do USOS. Obsady wysyłamy za pomocą przycisku „Uzupełnij obsady”.</w:t>
+      </w:r>
+    </w:p>
+    <w:p/>
+    <w:p>
+      <w:r>
+        <w:rPr>
           <w:noProof/>
         </w:rPr>
+        <w:lastRenderedPageBreak/>
         <w:drawing>
-          <wp:inline distT="0" distB="0" distL="0" distR="0" wp14:anchorId="193D7E9B" wp14:editId="672EB2E2">
-            <wp:extent cx="2506088" cy="371625"/>
-            <wp:effectExtent l="0" t="0" r="8890" b="9525"/>
-            <wp:docPr id="6" name="Obraz 6"/>
+          <wp:inline distT="0" distB="0" distL="0" distR="0" wp14:anchorId="07CB7E8F" wp14:editId="24C2E687">
+            <wp:extent cx="5972810" cy="1718945"/>
+            <wp:effectExtent l="0" t="0" r="8890" b="0"/>
+            <wp:docPr id="4" name="Obraz 4"/>
             <wp:cNvGraphicFramePr>
               <a:graphicFrameLocks xmlns:a="http://schemas.openxmlformats.org/drawingml/2006/main" noChangeAspect="1"/>
             </wp:cNvGraphicFramePr>
@@ -5047,7 +4689,7 @@
                   <pic:spPr>
                     <a:xfrm>
                       <a:off x="0" y="0"/>
-                      <a:ext cx="2506088" cy="371625"/>
+                      <a:ext cx="5972810" cy="1718945"/>
                     </a:xfrm>
                     <a:prstGeom prst="rect">
                       <a:avLst/>
@@ -5059,95 +4701,58 @@
           </wp:inline>
         </w:drawing>
       </w:r>
-      <w:r>
-        <w:rPr>
-          <w:rFonts w:eastAsiaTheme="minorHAnsi"/>
-        </w:rPr>
-        <w:t>.</w:t>
-      </w:r>
-    </w:p>
-    <w:p>
-      <w:pPr>
-        <w:spacing w:line="276" w:lineRule="auto"/>
-        <w:rPr>
-          <w:rFonts w:eastAsiaTheme="minorHAnsi"/>
-        </w:rPr>
-      </w:pPr>
-      <w:r>
-        <w:rPr>
-          <w:rFonts w:eastAsiaTheme="minorHAnsi"/>
-        </w:rPr>
-        <w:t xml:space="preserve">Brak wyświetlonych rekordów daje nam pewność, że wszystkie </w:t>
-      </w:r>
-      <w:r>
-        <w:rPr>
-          <w:rFonts w:eastAsiaTheme="minorHAnsi"/>
-        </w:rPr>
-        <w:t>zaplanowane zajęcia</w:t>
-      </w:r>
-      <w:r>
-        <w:rPr>
-          <w:rFonts w:eastAsiaTheme="minorHAnsi"/>
-        </w:rPr>
-        <w:t xml:space="preserve"> zostały przesłane do USOS.</w:t>
-      </w:r>
-      <w:r>
-        <w:rPr>
-          <w:rFonts w:eastAsiaTheme="minorHAnsi"/>
-        </w:rPr>
-        <w:t xml:space="preserve"> </w:t>
-      </w:r>
-      <w:r>
-        <w:rPr>
-          <w:rFonts w:eastAsiaTheme="minorHAnsi"/>
-        </w:rPr>
-        <w:t xml:space="preserve">Raport pokazuje szczegóły nie </w:t>
-      </w:r>
-      <w:r>
-        <w:rPr>
-          <w:rFonts w:eastAsiaTheme="minorHAnsi"/>
-        </w:rPr>
-        <w:t>wysłanych</w:t>
-      </w:r>
-      <w:r>
-        <w:rPr>
-          <w:rFonts w:eastAsiaTheme="minorHAnsi"/>
-        </w:rPr>
-        <w:t xml:space="preserve"> zajęć. W celu ułatwienia diagnostyki problemów, wyświetlane są także identyfikatory obiektów nadane przez systemy USOS oraz Plansoft.org.</w:t>
-      </w:r>
-    </w:p>
-    <w:p>
-      <w:pPr>
-        <w:spacing w:line="276" w:lineRule="auto"/>
-        <w:rPr>
-          <w:rFonts w:eastAsiaTheme="minorHAnsi"/>
-        </w:rPr>
-      </w:pPr>
-      <w:r>
-        <w:rPr>
-          <w:rFonts w:eastAsiaTheme="minorHAnsi"/>
-        </w:rPr>
-        <w:t>Zawartość raportu można otworzyć w przeglądarce (zalecane w przypadku większych plików) lub w pliku Excel (zalecane dla mniejszych plików).</w:t>
-      </w:r>
-    </w:p>
-    <w:p>
-      <w:pPr>
-        <w:spacing w:line="276" w:lineRule="auto"/>
-        <w:rPr>
-          <w:rFonts w:eastAsiaTheme="minorHAnsi"/>
-        </w:rPr>
-      </w:pPr>
-      <w:r>
-        <w:rPr>
-          <w:rFonts w:eastAsiaTheme="minorHAnsi"/>
+    </w:p>
+    <w:p/>
+    <w:p>
+      <w:r>
+        <w:rPr>
+          <w:b/>
+        </w:rPr>
+        <w:t>Dlaczego to ważne?</w:t>
+      </w:r>
+      <w:r>
+        <w:t xml:space="preserve"> Ponieważ obsady często nie są znane w momencie, gdy planiści rozpoczynają planowanie zajęć. To planiści najpierw przypisują zajęcia do wykładowców w Plansoft.org. Następnie, za pomocą przycisku „Uzupełnij obsady”, obsady są automatycznie uzupełniane w systemie USOS.</w:t>
+      </w:r>
+    </w:p>
+    <w:p/>
+    <w:p>
+      <w:r>
+        <w:t>Obsady w USOS są zawsze uzupełnianie obsadami z Plansoft.org (nie uzależniamy uzupełnienia od tego, czy istnieje już w USOS jakaś inna obsada dla danego przedmiotu, grupy, formy i okresu).</w:t>
+      </w:r>
+    </w:p>
+    <w:p/>
+    <w:p>
+      <w:r>
+        <w:t>P</w:t>
+      </w:r>
+      <w:r>
+        <w:t xml:space="preserve">o naciśnięciu przycisku "Rozkład", do USOS </w:t>
+      </w:r>
+      <w:r>
+        <w:t>wysyłany jest rozkład zajęć wraz z</w:t>
+      </w:r>
+      <w:r>
+        <w:t xml:space="preserve"> obsad</w:t>
+      </w:r>
+      <w:r>
+        <w:t>ami.</w:t>
+      </w:r>
+    </w:p>
+    <w:p>
+      <w:r>
+        <w:t> </w:t>
+      </w:r>
+    </w:p>
+    <w:p>
+      <w:r>
+        <w:rPr>
           <w:noProof/>
         </w:rPr>
-        <w:lastRenderedPageBreak/>
         <w:drawing>
-          <wp:inline distT="0" distB="0" distL="0" distR="0" wp14:anchorId="0591793F" wp14:editId="38E52401">
-            <wp:extent cx="5972810" cy="4397375"/>
+          <wp:inline distT="0" distB="0" distL="0" distR="0" wp14:anchorId="158AA07C" wp14:editId="023B7FD4">
+            <wp:extent cx="5972810" cy="1463675"/>
             <wp:effectExtent l="0" t="0" r="8890" b="3175"/>
-            <wp:docPr id="13" name="Obraz 13"/>
+            <wp:docPr id="11" name="Obraz 11"/>
             <wp:cNvGraphicFramePr>
               <a:graphicFrameLocks xmlns:a="http://schemas.openxmlformats.org/drawingml/2006/main" noChangeAspect="1"/>
             </wp:cNvGraphicFramePr>
@@ -5167,6 +4772,864 @@
                   <pic:spPr>
                     <a:xfrm>
                       <a:off x="0" y="0"/>
+                      <a:ext cx="5972810" cy="1463675"/>
+                    </a:xfrm>
+                    <a:prstGeom prst="rect">
+                      <a:avLst/>
+                    </a:prstGeom>
+                  </pic:spPr>
+                </pic:pic>
+              </a:graphicData>
+            </a:graphic>
+          </wp:inline>
+        </w:drawing>
+      </w:r>
+    </w:p>
+    <w:p/>
+    <w:p>
+      <w:r>
+        <w:rPr>
+          <w:b/>
+        </w:rPr>
+        <w:t>Pytanie</w:t>
+      </w:r>
+      <w:r>
+        <w:t xml:space="preserve">: </w:t>
+      </w:r>
+      <w:r>
+        <w:rPr>
+          <w:b/>
+        </w:rPr>
+        <w:t>Czy muszę pamiętać o naciśnięciu przycisku „Uzupełnij obsady” przed naciśnięciem przycisku „Rozkład” ?</w:t>
+      </w:r>
+    </w:p>
+    <w:p>
+      <w:r>
+        <w:t xml:space="preserve">Odpowiedź: To zależy od konfiguracji systemu w Państwa Uczelni. Obsady w USOS </w:t>
+      </w:r>
+      <w:r>
+        <w:t>mogą uzupełniać</w:t>
+      </w:r>
+      <w:r>
+        <w:t xml:space="preserve"> się automatycznie po naciśnięciu przycisku Rozkład.</w:t>
+      </w:r>
+    </w:p>
+    <w:p/>
+    <w:p>
+      <w:pPr>
+        <w:rPr>
+          <w:b/>
+        </w:rPr>
+      </w:pPr>
+      <w:r>
+        <w:rPr>
+          <w:b/>
+        </w:rPr>
+        <w:t>Pytanie: A co jeśli po rozkładu zajęć do USOS zmienił się wykładowca?</w:t>
+      </w:r>
+    </w:p>
+    <w:p>
+      <w:r>
+        <w:t>Odpowiedź: Wówczas plansoft.org dopisze w USOS nowego wykładowcę, ale pozostawi poprzedniego wykładowcę, ponieważ automatyczne kasowanie danych byłoby zbyt ryzykowne. Poprzedniego wykładowcę należy skasować ręcznie w systemie USOS.</w:t>
+      </w:r>
+    </w:p>
+    <w:p/>
+    <w:p>
+      <w:pPr>
+        <w:rPr>
+          <w:b/>
+        </w:rPr>
+      </w:pPr>
+      <w:r>
+        <w:rPr>
+          <w:b/>
+        </w:rPr>
+        <w:t>Pytanie: Jak mogę się dowiedzieć, które obsady dodał Plansoft.org do USOS?</w:t>
+      </w:r>
+    </w:p>
+    <w:p>
+      <w:r>
+        <w:t xml:space="preserve">Odpowiedź: Jest utrzymywany plik dziennika dostępny dla administratora. Plik dziennika przeglądamy za pomocą polecenia: </w:t>
+      </w:r>
+      <w:proofErr w:type="spellStart"/>
+      <w:r>
+        <w:t>select</w:t>
+      </w:r>
+      <w:proofErr w:type="spellEnd"/>
+      <w:r>
+        <w:t xml:space="preserve"> * from  </w:t>
+      </w:r>
+      <w:proofErr w:type="spellStart"/>
+      <w:r>
+        <w:t>xxmsztools_eventlog</w:t>
+      </w:r>
+      <w:proofErr w:type="spellEnd"/>
+      <w:r>
+        <w:t xml:space="preserve"> </w:t>
+      </w:r>
+      <w:proofErr w:type="spellStart"/>
+      <w:r>
+        <w:t>where</w:t>
+      </w:r>
+      <w:proofErr w:type="spellEnd"/>
+      <w:r>
+        <w:t xml:space="preserve"> </w:t>
+      </w:r>
+      <w:proofErr w:type="spellStart"/>
+      <w:r>
+        <w:t>module_name</w:t>
+      </w:r>
+      <w:proofErr w:type="spellEnd"/>
+      <w:r>
+        <w:t xml:space="preserve"> = 'INTEGRATION_TO_USOS_LEC' order by id </w:t>
+      </w:r>
+      <w:proofErr w:type="spellStart"/>
+      <w:r>
+        <w:t>desc</w:t>
+      </w:r>
+      <w:proofErr w:type="spellEnd"/>
+    </w:p>
+    <w:p/>
+    <w:p>
+      <w:pPr>
+        <w:rPr>
+          <w:rFonts w:eastAsiaTheme="minorHAnsi"/>
+        </w:rPr>
+      </w:pPr>
+    </w:p>
+    <w:p>
+      <w:pPr>
+        <w:pStyle w:val="Nagwek2"/>
+        <w:spacing w:line="276" w:lineRule="auto"/>
+        <w:rPr>
+          <w:rFonts w:eastAsiaTheme="minorHAnsi"/>
+        </w:rPr>
+      </w:pPr>
+      <w:bookmarkStart w:id="13" w:name="_Toc226987855"/>
+      <w:r>
+        <w:rPr>
+          <w:rFonts w:eastAsiaTheme="minorHAnsi"/>
+        </w:rPr>
+        <w:t>Weryfikujemy poprawność przesłania danych</w:t>
+      </w:r>
+      <w:bookmarkEnd w:id="13"/>
+    </w:p>
+    <w:p>
+      <w:pPr>
+        <w:spacing w:line="276" w:lineRule="auto"/>
+        <w:rPr>
+          <w:rFonts w:eastAsiaTheme="minorHAnsi"/>
+        </w:rPr>
+      </w:pPr>
+    </w:p>
+    <w:p>
+      <w:pPr>
+        <w:spacing w:line="276" w:lineRule="auto"/>
+        <w:rPr>
+          <w:rFonts w:eastAsiaTheme="minorHAnsi"/>
+        </w:rPr>
+      </w:pPr>
+      <w:r>
+        <w:rPr>
+          <w:rFonts w:eastAsiaTheme="minorHAnsi"/>
+        </w:rPr>
+        <w:lastRenderedPageBreak/>
+        <w:t>W</w:t>
+      </w:r>
+      <w:r>
+        <w:rPr>
+          <w:rFonts w:eastAsiaTheme="minorHAnsi"/>
+        </w:rPr>
+        <w:t>eryfikacje wykonujemy w dw</w:t>
+      </w:r>
+      <w:r>
+        <w:rPr>
+          <w:rFonts w:eastAsiaTheme="minorHAnsi"/>
+        </w:rPr>
+        <w:t>ó</w:t>
+      </w:r>
+      <w:r>
+        <w:rPr>
+          <w:rFonts w:eastAsiaTheme="minorHAnsi"/>
+        </w:rPr>
+        <w:t>ch krokach, o</w:t>
+      </w:r>
+      <w:r>
+        <w:rPr>
+          <w:rFonts w:eastAsiaTheme="minorHAnsi"/>
+        </w:rPr>
+        <w:t>b</w:t>
+      </w:r>
+      <w:r>
+        <w:rPr>
+          <w:rFonts w:eastAsiaTheme="minorHAnsi"/>
+        </w:rPr>
+        <w:t xml:space="preserve">a </w:t>
+      </w:r>
+      <w:r>
+        <w:rPr>
+          <w:rFonts w:eastAsiaTheme="minorHAnsi"/>
+        </w:rPr>
+        <w:t xml:space="preserve">kroki </w:t>
+      </w:r>
+      <w:r>
+        <w:rPr>
+          <w:rFonts w:eastAsiaTheme="minorHAnsi"/>
+        </w:rPr>
+        <w:t>s</w:t>
+      </w:r>
+      <w:r>
+        <w:rPr>
+          <w:rFonts w:eastAsiaTheme="minorHAnsi"/>
+        </w:rPr>
+        <w:t>ą</w:t>
+      </w:r>
+      <w:r>
+        <w:rPr>
+          <w:rFonts w:eastAsiaTheme="minorHAnsi"/>
+        </w:rPr>
+        <w:t xml:space="preserve"> obligatoryjne:</w:t>
+      </w:r>
+    </w:p>
+    <w:p>
+      <w:pPr>
+        <w:spacing w:line="276" w:lineRule="auto"/>
+        <w:rPr>
+          <w:rFonts w:eastAsiaTheme="minorHAnsi"/>
+        </w:rPr>
+      </w:pPr>
+      <w:r>
+        <w:rPr>
+          <w:rFonts w:eastAsiaTheme="minorHAnsi"/>
+        </w:rPr>
+        <w:t>-</w:t>
+      </w:r>
+      <w:r>
+        <w:rPr>
+          <w:rFonts w:eastAsiaTheme="minorHAnsi"/>
+        </w:rPr>
+        <w:t xml:space="preserve"> S</w:t>
+      </w:r>
+      <w:r>
+        <w:rPr>
+          <w:rFonts w:eastAsiaTheme="minorHAnsi"/>
+        </w:rPr>
+        <w:t>prawdzamy, czy wszystkie pozycje z planie studi</w:t>
+      </w:r>
+      <w:r>
+        <w:rPr>
+          <w:rFonts w:eastAsiaTheme="minorHAnsi"/>
+        </w:rPr>
+        <w:t>ó</w:t>
+      </w:r>
+      <w:r>
+        <w:rPr>
+          <w:rFonts w:eastAsiaTheme="minorHAnsi"/>
+        </w:rPr>
+        <w:t>w zosta</w:t>
+      </w:r>
+      <w:r>
+        <w:rPr>
+          <w:rFonts w:eastAsiaTheme="minorHAnsi"/>
+        </w:rPr>
+        <w:t>ł</w:t>
+      </w:r>
+      <w:r>
+        <w:rPr>
+          <w:rFonts w:eastAsiaTheme="minorHAnsi"/>
+        </w:rPr>
+        <w:t>y zaplanowane</w:t>
+      </w:r>
+      <w:r>
+        <w:rPr>
+          <w:rFonts w:eastAsiaTheme="minorHAnsi"/>
+        </w:rPr>
+        <w:t xml:space="preserve"> (do zaplanowania=0)</w:t>
+      </w:r>
+    </w:p>
+    <w:p>
+      <w:pPr>
+        <w:spacing w:line="276" w:lineRule="auto"/>
+        <w:rPr>
+          <w:rFonts w:eastAsiaTheme="minorHAnsi"/>
+        </w:rPr>
+      </w:pPr>
+      <w:r>
+        <w:rPr>
+          <w:rFonts w:eastAsiaTheme="minorHAnsi"/>
+        </w:rPr>
+        <w:t xml:space="preserve">- </w:t>
+      </w:r>
+      <w:r>
+        <w:rPr>
+          <w:rFonts w:eastAsiaTheme="minorHAnsi"/>
+        </w:rPr>
+        <w:t>S</w:t>
+      </w:r>
+      <w:r>
+        <w:rPr>
+          <w:rFonts w:eastAsiaTheme="minorHAnsi"/>
+        </w:rPr>
+        <w:t xml:space="preserve">prawdzamy, czy </w:t>
+      </w:r>
+      <w:r>
+        <w:rPr>
+          <w:rFonts w:eastAsiaTheme="minorHAnsi"/>
+        </w:rPr>
+        <w:t xml:space="preserve">raport </w:t>
+      </w:r>
+      <w:r>
+        <w:rPr>
+          <w:rFonts w:eastAsiaTheme="minorHAnsi"/>
+        </w:rPr>
+        <w:t>"</w:t>
+      </w:r>
+      <w:r>
+        <w:rPr>
+          <w:rFonts w:eastAsiaTheme="minorHAnsi"/>
+        </w:rPr>
+        <w:t>Nie wysłane</w:t>
+      </w:r>
+      <w:r>
+        <w:rPr>
+          <w:rFonts w:eastAsiaTheme="minorHAnsi"/>
+        </w:rPr>
+        <w:t xml:space="preserve"> do </w:t>
+      </w:r>
+      <w:r>
+        <w:rPr>
+          <w:rFonts w:eastAsiaTheme="minorHAnsi"/>
+        </w:rPr>
+        <w:t>USOS</w:t>
+      </w:r>
+      <w:r>
+        <w:rPr>
+          <w:rFonts w:eastAsiaTheme="minorHAnsi"/>
+        </w:rPr>
+        <w:t>" jest pusty.</w:t>
+      </w:r>
+    </w:p>
+    <w:p>
+      <w:pPr>
+        <w:spacing w:line="276" w:lineRule="auto"/>
+        <w:rPr>
+          <w:rFonts w:eastAsiaTheme="minorHAnsi"/>
+        </w:rPr>
+      </w:pPr>
+    </w:p>
+    <w:p>
+      <w:pPr>
+        <w:spacing w:line="276" w:lineRule="auto"/>
+        <w:rPr>
+          <w:rFonts w:eastAsiaTheme="minorHAnsi"/>
+        </w:rPr>
+      </w:pPr>
+      <w:r>
+        <w:rPr>
+          <w:rFonts w:eastAsiaTheme="minorHAnsi"/>
+        </w:rPr>
+        <w:t xml:space="preserve">Raport </w:t>
+      </w:r>
+      <w:r>
+        <w:rPr>
+          <w:rFonts w:eastAsiaTheme="minorHAnsi"/>
+        </w:rPr>
+        <w:t xml:space="preserve"> </w:t>
+      </w:r>
+      <w:r>
+        <w:rPr>
+          <w:rFonts w:eastAsiaTheme="minorHAnsi"/>
+        </w:rPr>
+        <w:t>"</w:t>
+      </w:r>
+      <w:r>
+        <w:rPr>
+          <w:rFonts w:eastAsiaTheme="minorHAnsi"/>
+        </w:rPr>
+        <w:t>Nie wysłane</w:t>
+      </w:r>
+      <w:r>
+        <w:rPr>
+          <w:rFonts w:eastAsiaTheme="minorHAnsi"/>
+        </w:rPr>
+        <w:t xml:space="preserve"> do </w:t>
+      </w:r>
+      <w:r>
+        <w:rPr>
+          <w:rFonts w:eastAsiaTheme="minorHAnsi"/>
+        </w:rPr>
+        <w:t>USOS</w:t>
+      </w:r>
+      <w:r>
+        <w:rPr>
+          <w:rFonts w:eastAsiaTheme="minorHAnsi"/>
+        </w:rPr>
+        <w:t>"</w:t>
+      </w:r>
+      <w:r>
+        <w:rPr>
+          <w:rFonts w:eastAsiaTheme="minorHAnsi"/>
+        </w:rPr>
+        <w:t xml:space="preserve"> pokazuje tylko faktycznie zaplanowane zaj</w:t>
+      </w:r>
+      <w:r>
+        <w:rPr>
+          <w:rFonts w:eastAsiaTheme="minorHAnsi"/>
+        </w:rPr>
+        <w:t>ę</w:t>
+      </w:r>
+      <w:r>
+        <w:rPr>
+          <w:rFonts w:eastAsiaTheme="minorHAnsi"/>
+        </w:rPr>
+        <w:t>cia, kt</w:t>
+      </w:r>
+      <w:r>
+        <w:rPr>
+          <w:rFonts w:eastAsiaTheme="minorHAnsi"/>
+        </w:rPr>
+        <w:t>ó</w:t>
+      </w:r>
+      <w:r>
+        <w:rPr>
+          <w:rFonts w:eastAsiaTheme="minorHAnsi"/>
+        </w:rPr>
+        <w:t>rych nie moż</w:t>
+      </w:r>
+      <w:r>
+        <w:rPr>
+          <w:rFonts w:eastAsiaTheme="minorHAnsi"/>
+        </w:rPr>
+        <w:t>na przes</w:t>
+      </w:r>
+      <w:r>
+        <w:rPr>
+          <w:rFonts w:eastAsiaTheme="minorHAnsi"/>
+        </w:rPr>
+        <w:t>ł</w:t>
+      </w:r>
+      <w:r>
+        <w:rPr>
+          <w:rFonts w:eastAsiaTheme="minorHAnsi"/>
+        </w:rPr>
+        <w:t>a</w:t>
+      </w:r>
+      <w:r>
+        <w:rPr>
+          <w:rFonts w:eastAsiaTheme="minorHAnsi"/>
+        </w:rPr>
+        <w:t>ć</w:t>
+      </w:r>
+      <w:r>
+        <w:rPr>
+          <w:rFonts w:eastAsiaTheme="minorHAnsi"/>
+        </w:rPr>
+        <w:t xml:space="preserve"> do </w:t>
+      </w:r>
+      <w:proofErr w:type="spellStart"/>
+      <w:r>
+        <w:rPr>
+          <w:rFonts w:eastAsiaTheme="minorHAnsi"/>
+        </w:rPr>
+        <w:t>USOS</w:t>
+      </w:r>
+      <w:r>
+        <w:rPr>
+          <w:rFonts w:eastAsiaTheme="minorHAnsi"/>
+        </w:rPr>
+        <w:t>a</w:t>
+      </w:r>
+      <w:proofErr w:type="spellEnd"/>
+      <w:r>
+        <w:rPr>
+          <w:rFonts w:eastAsiaTheme="minorHAnsi"/>
+        </w:rPr>
+        <w:t>.</w:t>
+      </w:r>
+      <w:r>
+        <w:rPr>
+          <w:rFonts w:eastAsiaTheme="minorHAnsi"/>
+        </w:rPr>
+        <w:t xml:space="preserve"> Z</w:t>
+      </w:r>
+      <w:r>
+        <w:rPr>
+          <w:rFonts w:eastAsiaTheme="minorHAnsi"/>
+        </w:rPr>
+        <w:t>ajecie nie jest wykazywane jako niewys</w:t>
+      </w:r>
+      <w:r>
+        <w:rPr>
+          <w:rFonts w:eastAsiaTheme="minorHAnsi"/>
+        </w:rPr>
+        <w:t>ł</w:t>
+      </w:r>
+      <w:r>
+        <w:rPr>
+          <w:rFonts w:eastAsiaTheme="minorHAnsi"/>
+        </w:rPr>
+        <w:t>ane</w:t>
+      </w:r>
+      <w:r>
+        <w:rPr>
+          <w:rFonts w:eastAsiaTheme="minorHAnsi"/>
+        </w:rPr>
+        <w:t>,</w:t>
+      </w:r>
+      <w:r>
+        <w:rPr>
+          <w:rFonts w:eastAsiaTheme="minorHAnsi"/>
+        </w:rPr>
+        <w:t xml:space="preserve"> je</w:t>
+      </w:r>
+      <w:r>
+        <w:rPr>
+          <w:rFonts w:eastAsiaTheme="minorHAnsi"/>
+        </w:rPr>
+        <w:t>ż</w:t>
+      </w:r>
+      <w:r>
+        <w:rPr>
+          <w:rFonts w:eastAsiaTheme="minorHAnsi"/>
+        </w:rPr>
+        <w:t xml:space="preserve">eli brakuje wpisu w </w:t>
+      </w:r>
+      <w:r>
+        <w:rPr>
+          <w:rFonts w:eastAsiaTheme="minorHAnsi"/>
+        </w:rPr>
+        <w:t>P</w:t>
+      </w:r>
+      <w:r>
+        <w:rPr>
+          <w:rFonts w:eastAsiaTheme="minorHAnsi"/>
+        </w:rPr>
+        <w:t xml:space="preserve">lanie </w:t>
+      </w:r>
+      <w:r>
+        <w:rPr>
+          <w:rFonts w:eastAsiaTheme="minorHAnsi"/>
+        </w:rPr>
+        <w:t>S</w:t>
+      </w:r>
+      <w:r>
+        <w:rPr>
+          <w:rFonts w:eastAsiaTheme="minorHAnsi"/>
+        </w:rPr>
+        <w:t>tudi</w:t>
+      </w:r>
+      <w:r>
+        <w:rPr>
+          <w:rFonts w:eastAsiaTheme="minorHAnsi"/>
+        </w:rPr>
+        <w:t>ó</w:t>
+      </w:r>
+      <w:r>
+        <w:rPr>
+          <w:rFonts w:eastAsiaTheme="minorHAnsi"/>
+        </w:rPr>
+        <w:t>w lub je</w:t>
+      </w:r>
+      <w:r>
+        <w:rPr>
+          <w:rFonts w:eastAsiaTheme="minorHAnsi"/>
+        </w:rPr>
+        <w:t>ż</w:t>
+      </w:r>
+      <w:r>
+        <w:rPr>
+          <w:rFonts w:eastAsiaTheme="minorHAnsi"/>
+        </w:rPr>
+        <w:t>eli plan studi</w:t>
+      </w:r>
+      <w:r>
+        <w:rPr>
+          <w:rFonts w:eastAsiaTheme="minorHAnsi"/>
+        </w:rPr>
+        <w:t>ó</w:t>
+      </w:r>
+      <w:r>
+        <w:rPr>
+          <w:rFonts w:eastAsiaTheme="minorHAnsi"/>
+        </w:rPr>
+        <w:t>w nie zosta</w:t>
+      </w:r>
+      <w:r>
+        <w:rPr>
+          <w:rFonts w:eastAsiaTheme="minorHAnsi"/>
+        </w:rPr>
+        <w:t>ł</w:t>
+      </w:r>
+      <w:r>
+        <w:rPr>
+          <w:rFonts w:eastAsiaTheme="minorHAnsi"/>
+        </w:rPr>
+        <w:t xml:space="preserve"> wyzerowany.</w:t>
+      </w:r>
+      <w:r>
+        <w:rPr>
+          <w:rFonts w:eastAsiaTheme="minorHAnsi"/>
+        </w:rPr>
+        <w:t xml:space="preserve"> Dlatego ważne jest, aby wykonać oba kroki weryfikacji danych.</w:t>
+      </w:r>
+    </w:p>
+    <w:p>
+      <w:pPr>
+        <w:rPr>
+          <w:rFonts w:eastAsiaTheme="minorHAnsi"/>
+        </w:rPr>
+      </w:pPr>
+    </w:p>
+    <w:p>
+      <w:pPr>
+        <w:pStyle w:val="Nagwek3"/>
+        <w:rPr>
+          <w:rFonts w:eastAsiaTheme="minorHAnsi"/>
+        </w:rPr>
+      </w:pPr>
+      <w:bookmarkStart w:id="14" w:name="_Toc226987856"/>
+      <w:r>
+        <w:rPr>
+          <w:rFonts w:eastAsiaTheme="minorHAnsi"/>
+        </w:rPr>
+        <w:t>Raport „N</w:t>
+      </w:r>
+      <w:r>
+        <w:rPr>
+          <w:rFonts w:eastAsiaTheme="minorHAnsi"/>
+        </w:rPr>
+        <w:t xml:space="preserve">ie </w:t>
+      </w:r>
+      <w:r>
+        <w:rPr>
+          <w:rFonts w:eastAsiaTheme="minorHAnsi"/>
+        </w:rPr>
+        <w:t>wysłane</w:t>
+      </w:r>
+      <w:r>
+        <w:rPr>
+          <w:rFonts w:eastAsiaTheme="minorHAnsi"/>
+        </w:rPr>
+        <w:t xml:space="preserve"> do USOS</w:t>
+      </w:r>
+      <w:bookmarkEnd w:id="11"/>
+      <w:r>
+        <w:rPr>
+          <w:rFonts w:eastAsiaTheme="minorHAnsi"/>
+        </w:rPr>
+        <w:t>”</w:t>
+      </w:r>
+      <w:bookmarkEnd w:id="14"/>
+    </w:p>
+    <w:p>
+      <w:pPr>
+        <w:spacing w:line="276" w:lineRule="auto"/>
+        <w:rPr>
+          <w:rFonts w:eastAsiaTheme="minorHAnsi"/>
+        </w:rPr>
+      </w:pPr>
+      <w:r>
+        <w:rPr>
+          <w:rFonts w:eastAsiaTheme="minorHAnsi"/>
+        </w:rPr>
+        <w:t xml:space="preserve">W oknie USOS: Integracja dodano zakładkę </w:t>
+      </w:r>
+      <w:r>
+        <w:rPr>
+          <w:rFonts w:eastAsiaTheme="minorHAnsi"/>
+          <w:i/>
+        </w:rPr>
+        <w:t>Nie wysłane do USOS</w:t>
+      </w:r>
+      <w:r>
+        <w:rPr>
+          <w:rFonts w:eastAsiaTheme="minorHAnsi"/>
+        </w:rPr>
+        <w:t>.</w:t>
+      </w:r>
+    </w:p>
+    <w:p>
+      <w:pPr>
+        <w:spacing w:line="276" w:lineRule="auto"/>
+        <w:rPr>
+          <w:rFonts w:eastAsiaTheme="minorHAnsi"/>
+        </w:rPr>
+      </w:pPr>
+    </w:p>
+    <w:p>
+      <w:pPr>
+        <w:spacing w:line="276" w:lineRule="auto"/>
+        <w:rPr>
+          <w:rFonts w:eastAsiaTheme="minorHAnsi"/>
+        </w:rPr>
+      </w:pPr>
+      <w:r>
+        <w:rPr>
+          <w:rFonts w:eastAsiaTheme="minorHAnsi"/>
+        </w:rPr>
+        <w:t xml:space="preserve">Zakładka </w:t>
+      </w:r>
+      <w:r>
+        <w:rPr>
+          <w:rFonts w:eastAsiaTheme="minorHAnsi"/>
+          <w:i/>
+        </w:rPr>
+        <w:t>Nie wysłane do USOS</w:t>
+      </w:r>
+      <w:r>
+        <w:rPr>
+          <w:rFonts w:eastAsiaTheme="minorHAnsi"/>
+        </w:rPr>
+        <w:t xml:space="preserve"> pokazuje zajęcia, które nie zostały wysłane do systemu USOS, po tym jak został naciśnięty przycisk </w:t>
+      </w:r>
+      <w:r>
+        <w:rPr>
+          <w:rFonts w:eastAsiaTheme="minorHAnsi"/>
+          <w:noProof/>
+        </w:rPr>
+        <w:drawing>
+          <wp:inline distT="0" distB="0" distL="0" distR="0" wp14:anchorId="193D7E9B" wp14:editId="672EB2E2">
+            <wp:extent cx="2506088" cy="371625"/>
+            <wp:effectExtent l="0" t="0" r="8890" b="9525"/>
+            <wp:docPr id="6" name="Obraz 6"/>
+            <wp:cNvGraphicFramePr>
+              <a:graphicFrameLocks xmlns:a="http://schemas.openxmlformats.org/drawingml/2006/main" noChangeAspect="1"/>
+            </wp:cNvGraphicFramePr>
+            <a:graphic xmlns:a="http://schemas.openxmlformats.org/drawingml/2006/main">
+              <a:graphicData uri="http://schemas.openxmlformats.org/drawingml/2006/picture">
+                <pic:pic xmlns:pic="http://schemas.openxmlformats.org/drawingml/2006/picture">
+                  <pic:nvPicPr>
+                    <pic:cNvPr id="0" name=""/>
+                    <pic:cNvPicPr/>
+                  </pic:nvPicPr>
+                  <pic:blipFill>
+                    <a:blip r:embed="rId14"/>
+                    <a:stretch>
+                      <a:fillRect/>
+                    </a:stretch>
+                  </pic:blipFill>
+                  <pic:spPr>
+                    <a:xfrm>
+                      <a:off x="0" y="0"/>
+                      <a:ext cx="2506088" cy="371625"/>
+                    </a:xfrm>
+                    <a:prstGeom prst="rect">
+                      <a:avLst/>
+                    </a:prstGeom>
+                  </pic:spPr>
+                </pic:pic>
+              </a:graphicData>
+            </a:graphic>
+          </wp:inline>
+        </w:drawing>
+      </w:r>
+      <w:r>
+        <w:rPr>
+          <w:rFonts w:eastAsiaTheme="minorHAnsi"/>
+        </w:rPr>
+        <w:t>.</w:t>
+      </w:r>
+    </w:p>
+    <w:p>
+      <w:pPr>
+        <w:spacing w:line="276" w:lineRule="auto"/>
+        <w:rPr>
+          <w:rFonts w:eastAsiaTheme="minorHAnsi"/>
+        </w:rPr>
+      </w:pPr>
+      <w:r>
+        <w:rPr>
+          <w:rFonts w:eastAsiaTheme="minorHAnsi"/>
+        </w:rPr>
+        <w:t xml:space="preserve">Brak wyświetlonych rekordów daje nam pewność, że wszystkie </w:t>
+      </w:r>
+      <w:r>
+        <w:rPr>
+          <w:rFonts w:eastAsiaTheme="minorHAnsi"/>
+        </w:rPr>
+        <w:t>zaplanowane zajęcia</w:t>
+      </w:r>
+      <w:r>
+        <w:rPr>
+          <w:rFonts w:eastAsiaTheme="minorHAnsi"/>
+        </w:rPr>
+        <w:t xml:space="preserve"> zostały przesłane do USOS.</w:t>
+      </w:r>
+      <w:r>
+        <w:rPr>
+          <w:rFonts w:eastAsiaTheme="minorHAnsi"/>
+        </w:rPr>
+        <w:t xml:space="preserve"> </w:t>
+      </w:r>
+      <w:r>
+        <w:rPr>
+          <w:rFonts w:eastAsiaTheme="minorHAnsi"/>
+        </w:rPr>
+        <w:t xml:space="preserve">Raport pokazuje szczegóły nie </w:t>
+      </w:r>
+      <w:r>
+        <w:rPr>
+          <w:rFonts w:eastAsiaTheme="minorHAnsi"/>
+        </w:rPr>
+        <w:t>wysłanych</w:t>
+      </w:r>
+      <w:r>
+        <w:rPr>
+          <w:rFonts w:eastAsiaTheme="minorHAnsi"/>
+        </w:rPr>
+        <w:t xml:space="preserve"> zajęć. W celu ułatwienia diagnostyki problemów, wyświetlane są także identyfikatory obiektów nadane przez systemy USOS oraz Plansoft.org.</w:t>
+      </w:r>
+    </w:p>
+    <w:p>
+      <w:pPr>
+        <w:spacing w:line="276" w:lineRule="auto"/>
+        <w:rPr>
+          <w:rFonts w:eastAsiaTheme="minorHAnsi"/>
+        </w:rPr>
+      </w:pPr>
+      <w:r>
+        <w:rPr>
+          <w:rFonts w:eastAsiaTheme="minorHAnsi"/>
+        </w:rPr>
+        <w:t>Zawartość raportu można otworzyć w przeglądarce (zalecane w przypadku większych plików) lub w pliku Excel (zalecane dla mniejszych plików).</w:t>
+      </w:r>
+    </w:p>
+    <w:p>
+      <w:pPr>
+        <w:spacing w:line="276" w:lineRule="auto"/>
+        <w:rPr>
+          <w:rFonts w:eastAsiaTheme="minorHAnsi"/>
+        </w:rPr>
+      </w:pPr>
+      <w:r>
+        <w:rPr>
+          <w:rFonts w:eastAsiaTheme="minorHAnsi"/>
+          <w:noProof/>
+        </w:rPr>
+        <w:drawing>
+          <wp:inline distT="0" distB="0" distL="0" distR="0" wp14:anchorId="0591793F" wp14:editId="38E52401">
+            <wp:extent cx="5972810" cy="4397375"/>
+            <wp:effectExtent l="0" t="0" r="8890" b="3175"/>
+            <wp:docPr id="13" name="Obraz 13"/>
+            <wp:cNvGraphicFramePr>
+              <a:graphicFrameLocks xmlns:a="http://schemas.openxmlformats.org/drawingml/2006/main" noChangeAspect="1"/>
+            </wp:cNvGraphicFramePr>
+            <a:graphic xmlns:a="http://schemas.openxmlformats.org/drawingml/2006/main">
+              <a:graphicData uri="http://schemas.openxmlformats.org/drawingml/2006/picture">
+                <pic:pic xmlns:pic="http://schemas.openxmlformats.org/drawingml/2006/picture">
+                  <pic:nvPicPr>
+                    <pic:cNvPr id="0" name=""/>
+                    <pic:cNvPicPr/>
+                  </pic:nvPicPr>
+                  <pic:blipFill>
+                    <a:blip r:embed="rId15"/>
+                    <a:stretch>
+                      <a:fillRect/>
+                    </a:stretch>
+                  </pic:blipFill>
+                  <pic:spPr>
+                    <a:xfrm>
+                      <a:off x="0" y="0"/>
                       <a:ext cx="5972810" cy="4397375"/>
                     </a:xfrm>
                     <a:prstGeom prst="rect">
@@ -5189,22 +5652,23 @@
           <w:lang w:eastAsia="en-US"/>
         </w:rPr>
       </w:pPr>
-      <w:bookmarkStart w:id="12" w:name="_Toc220356301"/>
+      <w:bookmarkStart w:id="15" w:name="_Toc226987857"/>
       <w:r>
         <w:rPr>
           <w:rFonts w:ascii="Times New Roman" w:eastAsiaTheme="minorHAnsi" w:hAnsi="Times New Roman" w:cs="Times New Roman"/>
           <w:lang w:eastAsia="en-US"/>
         </w:rPr>
+        <w:lastRenderedPageBreak/>
         <w:t>Integracja z USOS: szczegóły techniczne</w:t>
       </w:r>
-      <w:bookmarkEnd w:id="12"/>
+      <w:bookmarkEnd w:id="15"/>
     </w:p>
     <w:p>
       <w:pPr>
         <w:pStyle w:val="Nagwek2"/>
         <w:spacing w:line="276" w:lineRule="auto"/>
       </w:pPr>
-      <w:bookmarkStart w:id="13" w:name="_Toc220356302"/>
+      <w:bookmarkStart w:id="16" w:name="_Toc226987858"/>
       <w:r>
         <w:t xml:space="preserve">Instalacja </w:t>
       </w:r>
@@ -5214,7 +5678,7 @@
       <w:r>
         <w:t xml:space="preserve"> IT)</w:t>
       </w:r>
-      <w:bookmarkEnd w:id="13"/>
+      <w:bookmarkEnd w:id="16"/>
     </w:p>
     <w:p>
       <w:pPr>
@@ -6662,16 +7126,15 @@
           <w:lang w:eastAsia="en-US"/>
         </w:rPr>
       </w:pPr>
-      <w:bookmarkStart w:id="14" w:name="_Toc220356303"/>
-      <w:r>
-        <w:rPr>
-          <w:rFonts w:eastAsiaTheme="minorHAnsi"/>
-          <w:lang w:eastAsia="en-US"/>
-        </w:rPr>
-        <w:lastRenderedPageBreak/>
+      <w:bookmarkStart w:id="17" w:name="_Toc226987859"/>
+      <w:r>
+        <w:rPr>
+          <w:rFonts w:eastAsiaTheme="minorHAnsi"/>
+          <w:lang w:eastAsia="en-US"/>
+        </w:rPr>
         <w:t>Konfiguracja użytkowników</w:t>
       </w:r>
-      <w:bookmarkEnd w:id="14"/>
+      <w:bookmarkEnd w:id="17"/>
     </w:p>
     <w:p>
       <w:pPr>
@@ -6692,11 +7155,11 @@
       <w:pPr>
         <w:pStyle w:val="Nagwek3"/>
       </w:pPr>
-      <w:bookmarkStart w:id="15" w:name="_Toc220356304"/>
+      <w:bookmarkStart w:id="18" w:name="_Toc226987860"/>
       <w:r>
         <w:t>Uprawnienia do obiektów (własne)</w:t>
       </w:r>
-      <w:bookmarkEnd w:id="15"/>
+      <w:bookmarkEnd w:id="18"/>
     </w:p>
     <w:p>
       <w:r>
@@ -6802,11 +7265,11 @@
       <w:pPr>
         <w:pStyle w:val="Nagwek3"/>
       </w:pPr>
-      <w:bookmarkStart w:id="16" w:name="_Toc220356305"/>
+      <w:bookmarkStart w:id="19" w:name="_Toc226987861"/>
       <w:r>
         <w:t>Zasilanie danymi z innego systemu</w:t>
       </w:r>
-      <w:bookmarkEnd w:id="16"/>
+      <w:bookmarkEnd w:id="19"/>
     </w:p>
     <w:p>
       <w:r>
@@ -6918,7 +7381,7 @@
           <w:lang w:eastAsia="en-US"/>
         </w:rPr>
       </w:pPr>
-      <w:bookmarkStart w:id="17" w:name="_Toc220356306"/>
+      <w:bookmarkStart w:id="20" w:name="_Toc226987862"/>
       <w:r>
         <w:rPr>
           <w:rFonts w:eastAsiaTheme="minorHAnsi"/>
@@ -6926,7 +7389,7 @@
         </w:rPr>
         <w:t>Konfiguracja</w:t>
       </w:r>
-      <w:bookmarkEnd w:id="17"/>
+      <w:bookmarkEnd w:id="20"/>
     </w:p>
     <w:p>
       <w:pPr>
@@ -7048,6 +7511,7 @@
           <w:rFonts w:eastAsiaTheme="minorHAnsi"/>
           <w:noProof/>
         </w:rPr>
+        <w:lastRenderedPageBreak/>
         <w:drawing>
           <wp:inline distT="0" distB="0" distL="0" distR="0" wp14:anchorId="158BF24D" wp14:editId="34DB3CA7">
             <wp:extent cx="4783483" cy="1791424"/>
@@ -7064,7 +7528,7 @@
                     <pic:cNvPicPr/>
                   </pic:nvPicPr>
                   <pic:blipFill>
-                    <a:blip r:embed="rId14"/>
+                    <a:blip r:embed="rId16"/>
                     <a:stretch>
                       <a:fillRect/>
                     </a:stretch>
@@ -7350,7 +7814,7 @@
           <w:lang w:eastAsia="en-US"/>
         </w:rPr>
       </w:pPr>
-      <w:bookmarkStart w:id="18" w:name="_Toc220356307"/>
+      <w:bookmarkStart w:id="21" w:name="_Toc226987863"/>
       <w:r>
         <w:rPr>
           <w:rFonts w:ascii="Times New Roman" w:eastAsiaTheme="minorHAnsi" w:hAnsi="Times New Roman" w:cs="Times New Roman"/>
@@ -7358,7 +7822,7 @@
         </w:rPr>
         <w:t>Model danych</w:t>
       </w:r>
-      <w:bookmarkEnd w:id="18"/>
+      <w:bookmarkEnd w:id="21"/>
     </w:p>
     <w:p>
       <w:pPr>
@@ -7410,6 +7874,10 @@
               <w:spacing w:line="276" w:lineRule="auto"/>
             </w:pPr>
             <w:r>
+              <w:rPr>
+                <w:noProof/>
+              </w:rPr>
+              <w:lastRenderedPageBreak/>
               <w:drawing>
                 <wp:inline distT="0" distB="0" distL="0" distR="0" wp14:anchorId="34052FAB" wp14:editId="4602882A">
                   <wp:extent cx="5972810" cy="3026410"/>
@@ -7426,7 +7894,7 @@
                           <pic:cNvPicPr/>
                         </pic:nvPicPr>
                         <pic:blipFill>
-                          <a:blip r:embed="rId15"/>
+                          <a:blip r:embed="rId17"/>
                           <a:stretch>
                             <a:fillRect/>
                           </a:stretch>
@@ -7446,8 +7914,6 @@
                 </wp:inline>
               </w:drawing>
             </w:r>
-            <w:bookmarkStart w:id="19" w:name="_GoBack"/>
-            <w:bookmarkEnd w:id="19"/>
           </w:p>
           <w:p>
             <w:pPr>
@@ -7458,7 +7924,7 @@
             <w:pPr>
               <w:spacing w:line="276" w:lineRule="auto"/>
             </w:pPr>
-            <w:hyperlink r:id="rId16" w:history="1">
+            <w:hyperlink r:id="rId18" w:history="1">
               <w:r>
                 <w:rPr>
                   <w:rStyle w:val="Hipercze"/>
@@ -7476,7 +7942,7 @@
             <w:pPr>
               <w:spacing w:line="276" w:lineRule="auto"/>
             </w:pPr>
-            <w:hyperlink r:id="rId17" w:history="1">
+            <w:hyperlink r:id="rId19" w:history="1">
               <w:r>
                 <w:rPr>
                   <w:rStyle w:val="Hipercze"/>
@@ -8475,7 +8941,6 @@
                       <w:szCs w:val="10"/>
                       <w:lang w:eastAsia="en-US"/>
                     </w:rPr>
-                    <w:lastRenderedPageBreak/>
                     <w:t>kod</w:t>
                   </w:r>
                 </w:p>
@@ -9374,6 +9839,7 @@
                       <w:szCs w:val="10"/>
                       <w:lang w:eastAsia="en-US"/>
                     </w:rPr>
+                    <w:lastRenderedPageBreak/>
                     <w:t>dz_terminy_grup</w:t>
                   </w:r>
                   <w:proofErr w:type="spellEnd"/>
@@ -9703,7 +10169,7 @@
           <w:lang w:eastAsia="en-US"/>
         </w:rPr>
       </w:pPr>
-      <w:bookmarkStart w:id="20" w:name="_Toc220356308"/>
+      <w:bookmarkStart w:id="22" w:name="_Toc226987864"/>
       <w:r>
         <w:rPr>
           <w:rFonts w:ascii="Times New Roman" w:eastAsiaTheme="minorHAnsi" w:hAnsi="Times New Roman" w:cs="Times New Roman"/>
@@ -9712,7 +10178,7 @@
         <w:lastRenderedPageBreak/>
         <w:t>Integracja: szczegóły</w:t>
       </w:r>
-      <w:bookmarkEnd w:id="20"/>
+      <w:bookmarkEnd w:id="22"/>
     </w:p>
     <w:p>
       <w:pPr>
@@ -10873,7 +11339,7 @@
           <w:lang w:eastAsia="en-US"/>
         </w:rPr>
       </w:pPr>
-      <w:bookmarkStart w:id="21" w:name="_Toc220356309"/>
+      <w:bookmarkStart w:id="23" w:name="_Toc226987865"/>
       <w:r>
         <w:rPr>
           <w:rFonts w:ascii="Times New Roman" w:eastAsiaTheme="minorHAnsi" w:hAnsi="Times New Roman" w:cs="Times New Roman"/>
@@ -10881,7 +11347,7 @@
         </w:rPr>
         <w:t>Rozwiązywanie problemów</w:t>
       </w:r>
-      <w:bookmarkEnd w:id="21"/>
+      <w:bookmarkEnd w:id="23"/>
     </w:p>
     <w:p>
       <w:pPr>
@@ -10903,7 +11369,6 @@
           <w:b/>
           <w:noProof/>
         </w:rPr>
-        <w:lastRenderedPageBreak/>
         <w:drawing>
           <wp:inline distT="0" distB="0" distL="0" distR="0" wp14:anchorId="2062EA31" wp14:editId="0DBF1466">
             <wp:extent cx="5972810" cy="1155700"/>
@@ -10920,7 +11385,7 @@
                     <pic:cNvPicPr/>
                   </pic:nvPicPr>
                   <pic:blipFill>
-                    <a:blip r:embed="rId18"/>
+                    <a:blip r:embed="rId20"/>
                     <a:stretch>
                       <a:fillRect/>
                     </a:stretch>
@@ -11137,7 +11602,7 @@
                           <pic:cNvPicPr/>
                         </pic:nvPicPr>
                         <pic:blipFill>
-                          <a:blip r:embed="rId19"/>
+                          <a:blip r:embed="rId21"/>
                           <a:stretch>
                             <a:fillRect/>
                           </a:stretch>
@@ -11230,7 +11695,7 @@
                           <pic:cNvPicPr/>
                         </pic:nvPicPr>
                         <pic:blipFill>
-                          <a:blip r:embed="rId20"/>
+                          <a:blip r:embed="rId22"/>
                           <a:stretch>
                             <a:fillRect/>
                           </a:stretch>
@@ -11543,7 +12008,7 @@
           <w:lang w:eastAsia="en-US"/>
         </w:rPr>
       </w:pPr>
-      <w:bookmarkStart w:id="22" w:name="_Toc220356310"/>
+      <w:bookmarkStart w:id="24" w:name="_Toc226987866"/>
       <w:r>
         <w:rPr>
           <w:rFonts w:eastAsiaTheme="minorHAnsi"/>
@@ -11593,7 +12058,7 @@
         </w:rPr>
         <w:t xml:space="preserve"> pokazuje rekordy</w:t>
       </w:r>
-      <w:bookmarkEnd w:id="22"/>
+      <w:bookmarkEnd w:id="24"/>
     </w:p>
     <w:p>
       <w:pPr>
@@ -11617,6 +12082,7 @@
           <w:rFonts w:eastAsiaTheme="minorHAnsi"/>
           <w:lang w:eastAsia="en-US"/>
         </w:rPr>
+        <w:lastRenderedPageBreak/>
         <w:t>Dzieje się tak, gdy istnieją zajęcia, których nie można powiązać z żadnym rekordem w planie studiów, pobranym z USOS (</w:t>
       </w:r>
       <w:proofErr w:type="spellStart"/>
@@ -12368,7 +12834,6 @@
                 <w:rFonts w:eastAsiaTheme="minorHAnsi"/>
                 <w:lang w:eastAsia="en-US"/>
               </w:rPr>
-              <w:lastRenderedPageBreak/>
               <w:t>W efekcie kombinacja 2 i 3 zostanie wykazana na raporcie jako nie wysłana do USOS.</w:t>
             </w:r>
           </w:p>
@@ -12401,7 +12866,7 @@
           <w:lang w:eastAsia="en-US"/>
         </w:rPr>
       </w:pPr>
-      <w:bookmarkStart w:id="23" w:name="_Toc220356311"/>
+      <w:bookmarkStart w:id="25" w:name="_Toc226987867"/>
       <w:r>
         <w:rPr>
           <w:rFonts w:eastAsiaTheme="minorHAnsi"/>
@@ -12458,7 +12923,7 @@
         </w:rPr>
         <w:t>**</w:t>
       </w:r>
-      <w:bookmarkEnd w:id="23"/>
+      <w:bookmarkEnd w:id="25"/>
     </w:p>
     <w:p>
       <w:pPr>
@@ -12504,487 +12969,12 @@
           <w:rFonts w:eastAsiaTheme="minorHAnsi"/>
           <w:noProof/>
         </w:rPr>
+        <w:lastRenderedPageBreak/>
         <w:drawing>
           <wp:inline distT="0" distB="0" distL="0" distR="0" wp14:anchorId="291459AA" wp14:editId="61A161F6">
             <wp:extent cx="4394452" cy="2680307"/>
             <wp:effectExtent l="0" t="0" r="6350" b="6350"/>
             <wp:docPr id="17" name="Obraz 17"/>
-            <wp:cNvGraphicFramePr>
-              <a:graphicFrameLocks xmlns:a="http://schemas.openxmlformats.org/drawingml/2006/main" noChangeAspect="1"/>
-            </wp:cNvGraphicFramePr>
-            <a:graphic xmlns:a="http://schemas.openxmlformats.org/drawingml/2006/main">
-              <a:graphicData uri="http://schemas.openxmlformats.org/drawingml/2006/picture">
-                <pic:pic xmlns:pic="http://schemas.openxmlformats.org/drawingml/2006/picture">
-                  <pic:nvPicPr>
-                    <pic:cNvPr id="0" name=""/>
-                    <pic:cNvPicPr/>
-                  </pic:nvPicPr>
-                  <pic:blipFill>
-                    <a:blip r:embed="rId21"/>
-                    <a:stretch>
-                      <a:fillRect/>
-                    </a:stretch>
-                  </pic:blipFill>
-                  <pic:spPr>
-                    <a:xfrm>
-                      <a:off x="0" y="0"/>
-                      <a:ext cx="4395017" cy="2680651"/>
-                    </a:xfrm>
-                    <a:prstGeom prst="rect">
-                      <a:avLst/>
-                    </a:prstGeom>
-                  </pic:spPr>
-                </pic:pic>
-              </a:graphicData>
-            </a:graphic>
-          </wp:inline>
-        </w:drawing>
-      </w:r>
-    </w:p>
-    <w:p>
-      <w:pPr>
-        <w:rPr>
-          <w:rFonts w:eastAsiaTheme="minorHAnsi"/>
-          <w:lang w:eastAsia="en-US"/>
-        </w:rPr>
-      </w:pPr>
-    </w:p>
-    <w:p>
-      <w:pPr>
-        <w:rPr>
-          <w:rFonts w:eastAsiaTheme="minorHAnsi"/>
-          <w:lang w:eastAsia="en-US"/>
-        </w:rPr>
-      </w:pPr>
-      <w:r>
-        <w:rPr>
-          <w:rFonts w:eastAsiaTheme="minorHAnsi"/>
-          <w:lang w:eastAsia="en-US"/>
-        </w:rPr>
-        <w:t xml:space="preserve">Raport pokazuje wszystkie dane, które zostały przesłane do systemu USOS, a także identyfikatory tabel w systemie </w:t>
-      </w:r>
-      <w:proofErr w:type="spellStart"/>
-      <w:r>
-        <w:rPr>
-          <w:rFonts w:eastAsiaTheme="minorHAnsi"/>
-          <w:lang w:eastAsia="en-US"/>
-        </w:rPr>
-        <w:t>usos</w:t>
-      </w:r>
-      <w:proofErr w:type="spellEnd"/>
-      <w:r>
-        <w:rPr>
-          <w:rFonts w:eastAsiaTheme="minorHAnsi"/>
-          <w:lang w:eastAsia="en-US"/>
-        </w:rPr>
-        <w:t xml:space="preserve"> w kolumnach:</w:t>
-      </w:r>
-    </w:p>
-    <w:p>
-      <w:pPr>
-        <w:pStyle w:val="Akapitzlist"/>
-        <w:numPr>
-          <w:ilvl w:val="0"/>
-          <w:numId w:val="22"/>
-        </w:numPr>
-      </w:pPr>
-      <w:proofErr w:type="spellStart"/>
-      <w:r>
-        <w:t>DZ_TERMINY_check</w:t>
-      </w:r>
-      <w:proofErr w:type="spellEnd"/>
-    </w:p>
-    <w:p>
-      <w:pPr>
-        <w:pStyle w:val="Akapitzlist"/>
-        <w:numPr>
-          <w:ilvl w:val="0"/>
-          <w:numId w:val="22"/>
-        </w:numPr>
-      </w:pPr>
-      <w:proofErr w:type="spellStart"/>
-      <w:r>
-        <w:t>dz_terminy_grup_check</w:t>
-      </w:r>
-      <w:proofErr w:type="spellEnd"/>
-    </w:p>
-    <w:p>
-      <w:pPr>
-        <w:pStyle w:val="Akapitzlist"/>
-        <w:numPr>
-          <w:ilvl w:val="0"/>
-          <w:numId w:val="22"/>
-        </w:numPr>
-      </w:pPr>
-      <w:proofErr w:type="spellStart"/>
-      <w:r>
-        <w:t>DZ_TERMINY_GRUP_SPTK_check</w:t>
-      </w:r>
-      <w:proofErr w:type="spellEnd"/>
-    </w:p>
-    <w:p>
-      <w:pPr>
-        <w:pStyle w:val="Akapitzlist"/>
-        <w:numPr>
-          <w:ilvl w:val="0"/>
-          <w:numId w:val="22"/>
-        </w:numPr>
-      </w:pPr>
-      <w:proofErr w:type="spellStart"/>
-      <w:r>
-        <w:t>DZ_T_GRUP_PROW_SPTK_check</w:t>
-      </w:r>
-      <w:proofErr w:type="spellEnd"/>
-    </w:p>
-    <w:p>
-      <w:pPr>
-        <w:rPr>
-          <w:rFonts w:eastAsiaTheme="minorHAnsi"/>
-          <w:lang w:eastAsia="en-US"/>
-        </w:rPr>
-      </w:pPr>
-      <w:r>
-        <w:rPr>
-          <w:rFonts w:eastAsiaTheme="minorHAnsi"/>
-          <w:lang w:eastAsia="en-US"/>
-        </w:rPr>
-        <w:t>Jeżeli zamiast identyfikatora w kolumnie pokazuje się słowo "**Skasowano**", to znaczy, że rekord zo</w:t>
-      </w:r>
-      <w:r>
-        <w:rPr>
-          <w:rFonts w:eastAsiaTheme="minorHAnsi"/>
-          <w:lang w:eastAsia="en-US"/>
-        </w:rPr>
-        <w:t xml:space="preserve">stał skasowany w systemie USOS. </w:t>
-      </w:r>
-      <w:r>
-        <w:rPr>
-          <w:rFonts w:eastAsiaTheme="minorHAnsi"/>
-          <w:lang w:eastAsia="en-US"/>
-        </w:rPr>
-        <w:t>Wówczas uruchom ponownie integrację.</w:t>
-      </w:r>
-    </w:p>
-    <w:p>
-      <w:pPr>
-        <w:rPr>
-          <w:rFonts w:eastAsiaTheme="minorHAnsi"/>
-          <w:lang w:eastAsia="en-US"/>
-        </w:rPr>
-      </w:pPr>
-    </w:p>
-    <w:p>
-      <w:pPr>
-        <w:rPr>
-          <w:rFonts w:eastAsiaTheme="minorHAnsi"/>
-          <w:lang w:eastAsia="en-US"/>
-        </w:rPr>
-      </w:pPr>
-      <w:r>
-        <w:rPr>
-          <w:rFonts w:eastAsiaTheme="minorHAnsi"/>
-          <w:lang w:eastAsia="en-US"/>
-        </w:rPr>
-        <w:t xml:space="preserve">Zaleca się przeglądanie raportu za pomocą przeglądarki. </w:t>
-      </w:r>
-      <w:r>
-        <w:rPr>
-          <w:rFonts w:eastAsiaTheme="minorHAnsi"/>
-          <w:lang w:eastAsia="en-US"/>
-        </w:rPr>
-        <w:t xml:space="preserve">Jeżeli podejrzewasz problem z rozkładem konkretnego wykładowcy/grupy/sali, </w:t>
-      </w:r>
-      <w:r>
-        <w:rPr>
-          <w:rFonts w:eastAsiaTheme="minorHAnsi"/>
-          <w:lang w:eastAsia="en-US"/>
-        </w:rPr>
-        <w:t xml:space="preserve">to </w:t>
-      </w:r>
-      <w:r>
-        <w:rPr>
-          <w:rFonts w:eastAsiaTheme="minorHAnsi"/>
-          <w:lang w:eastAsia="en-US"/>
-        </w:rPr>
-        <w:t>odszuka</w:t>
-      </w:r>
-      <w:r>
-        <w:rPr>
-          <w:rFonts w:eastAsiaTheme="minorHAnsi"/>
-          <w:lang w:eastAsia="en-US"/>
-        </w:rPr>
-        <w:t>j</w:t>
-      </w:r>
-      <w:r>
-        <w:rPr>
-          <w:rFonts w:eastAsiaTheme="minorHAnsi"/>
-          <w:lang w:eastAsia="en-US"/>
-        </w:rPr>
-        <w:t xml:space="preserve"> odpowiednie rekordy</w:t>
-      </w:r>
-      <w:r>
-        <w:rPr>
-          <w:rFonts w:eastAsiaTheme="minorHAnsi"/>
-          <w:lang w:eastAsia="en-US"/>
-        </w:rPr>
-        <w:t xml:space="preserve">- raport zawiera daty, godziny oraz nazwy wykładowców grup oraz </w:t>
-      </w:r>
-      <w:proofErr w:type="spellStart"/>
-      <w:r>
-        <w:rPr>
-          <w:rFonts w:eastAsiaTheme="minorHAnsi"/>
-          <w:lang w:eastAsia="en-US"/>
-        </w:rPr>
-        <w:t>sal</w:t>
-      </w:r>
-      <w:proofErr w:type="spellEnd"/>
-      <w:r>
-        <w:rPr>
-          <w:rFonts w:eastAsiaTheme="minorHAnsi"/>
-          <w:lang w:eastAsia="en-US"/>
-        </w:rPr>
-        <w:t>.</w:t>
-      </w:r>
-    </w:p>
-    <w:p>
-      <w:pPr>
-        <w:rPr>
-          <w:rFonts w:eastAsiaTheme="minorHAnsi"/>
-          <w:lang w:eastAsia="en-US"/>
-        </w:rPr>
-      </w:pPr>
-    </w:p>
-    <w:p>
-      <w:pPr>
-        <w:jc w:val="center"/>
-        <w:rPr>
-          <w:rFonts w:eastAsiaTheme="minorHAnsi"/>
-          <w:lang w:eastAsia="en-US"/>
-        </w:rPr>
-      </w:pPr>
-      <w:r>
-        <w:rPr>
-          <w:rFonts w:eastAsiaTheme="minorHAnsi"/>
-          <w:noProof/>
-        </w:rPr>
-        <w:lastRenderedPageBreak/>
-        <w:drawing>
-          <wp:inline distT="0" distB="0" distL="0" distR="0" wp14:anchorId="4B76D1B7" wp14:editId="22F6D8D0">
-            <wp:extent cx="4832458" cy="2491752"/>
-            <wp:effectExtent l="0" t="0" r="6350" b="3810"/>
-            <wp:docPr id="18" name="Obraz 18"/>
-            <wp:cNvGraphicFramePr>
-              <a:graphicFrameLocks xmlns:a="http://schemas.openxmlformats.org/drawingml/2006/main" noChangeAspect="1"/>
-            </wp:cNvGraphicFramePr>
-            <a:graphic xmlns:a="http://schemas.openxmlformats.org/drawingml/2006/main">
-              <a:graphicData uri="http://schemas.openxmlformats.org/drawingml/2006/picture">
-                <pic:pic xmlns:pic="http://schemas.openxmlformats.org/drawingml/2006/picture">
-                  <pic:nvPicPr>
-                    <pic:cNvPr id="0" name=""/>
-                    <pic:cNvPicPr/>
-                  </pic:nvPicPr>
-                  <pic:blipFill>
-                    <a:blip r:embed="rId22"/>
-                    <a:stretch>
-                      <a:fillRect/>
-                    </a:stretch>
-                  </pic:blipFill>
-                  <pic:spPr>
-                    <a:xfrm>
-                      <a:off x="0" y="0"/>
-                      <a:ext cx="4832348" cy="2491695"/>
-                    </a:xfrm>
-                    <a:prstGeom prst="rect">
-                      <a:avLst/>
-                    </a:prstGeom>
-                  </pic:spPr>
-                </pic:pic>
-              </a:graphicData>
-            </a:graphic>
-          </wp:inline>
-        </w:drawing>
-      </w:r>
-    </w:p>
-    <w:p>
-      <w:pPr>
-        <w:rPr>
-          <w:rFonts w:eastAsiaTheme="minorHAnsi"/>
-          <w:lang w:eastAsia="en-US"/>
-        </w:rPr>
-      </w:pPr>
-    </w:p>
-    <w:p>
-      <w:pPr>
-        <w:rPr>
-          <w:rFonts w:eastAsiaTheme="minorHAnsi"/>
-          <w:lang w:eastAsia="en-US"/>
-        </w:rPr>
-      </w:pPr>
-      <w:r>
-        <w:t>Dlaczego utworzono ten raport?</w:t>
-      </w:r>
-      <w:r>
-        <w:br/>
-        <w:t xml:space="preserve">Zdarza się, że rekordy, już do przesłaniu do </w:t>
-      </w:r>
-      <w:proofErr w:type="spellStart"/>
-      <w:r>
-        <w:t>USOSa</w:t>
-      </w:r>
-      <w:proofErr w:type="spellEnd"/>
-      <w:r>
-        <w:t xml:space="preserve">, </w:t>
-      </w:r>
-      <w:r>
-        <w:t>są</w:t>
-      </w:r>
-      <w:r>
-        <w:t xml:space="preserve"> </w:t>
-      </w:r>
-      <w:r>
-        <w:t>tam</w:t>
-      </w:r>
-      <w:r>
-        <w:t xml:space="preserve"> kasowane. Analiza ręczna takich przypadków </w:t>
-      </w:r>
-      <w:r>
-        <w:t>jest</w:t>
-      </w:r>
-      <w:r>
-        <w:t xml:space="preserve"> bardzo żmudna i trwa</w:t>
-      </w:r>
-      <w:r>
-        <w:t xml:space="preserve"> wiele godzin. Za pomocą tego raportu ewentualne rozbieżności danych pomiędzy </w:t>
-      </w:r>
-      <w:r>
-        <w:t>systemami sprawdzisz w kilka</w:t>
-      </w:r>
-      <w:r>
-        <w:t xml:space="preserve"> sekund!</w:t>
-      </w:r>
-    </w:p>
-    <w:p>
-      <w:pPr>
-        <w:pStyle w:val="Nagwek2"/>
-        <w:rPr>
-          <w:rFonts w:eastAsiaTheme="minorHAnsi"/>
-          <w:lang w:eastAsia="en-US"/>
-        </w:rPr>
-      </w:pPr>
-      <w:bookmarkStart w:id="24" w:name="_Toc220356312"/>
-      <w:r>
-        <w:rPr>
-          <w:rFonts w:eastAsiaTheme="minorHAnsi"/>
-          <w:lang w:eastAsia="en-US"/>
-        </w:rPr>
-        <w:t>Edytowanie Integration Id</w:t>
-      </w:r>
-      <w:bookmarkEnd w:id="24"/>
-    </w:p>
-    <w:p>
-      <w:r>
-        <w:rPr>
-          <w:i/>
-        </w:rPr>
-        <w:t>Integration ID</w:t>
-      </w:r>
-      <w:r>
-        <w:t xml:space="preserve"> to wartość jednoznacznie identyfikująca rekord, jak numer PESEL człowieka. </w:t>
-      </w:r>
-    </w:p>
-    <w:p>
-      <w:r>
-        <w:t>Jest to numer nadawany przez system, w którym powstał rekord, podobnie jak nr PESEL nadawany jest przez Urząd Stanu Cywilnego, gdy rodzi się nowy człowiek. Co do zasady otrzymujemy go raz i nie zmieniamy go.</w:t>
-      </w:r>
-    </w:p>
-    <w:p/>
-    <w:p>
-      <w:r>
-        <w:t xml:space="preserve">Co do zasady, rekordy odpowiadający wykładowcom, grupom, salom, przedmiotom czy formom zajęć tworzone są w systemie </w:t>
-      </w:r>
-      <w:proofErr w:type="spellStart"/>
-      <w:r>
-        <w:t>zródłowym</w:t>
-      </w:r>
-      <w:proofErr w:type="spellEnd"/>
-      <w:r>
-        <w:t xml:space="preserve"> (</w:t>
-      </w:r>
-      <w:proofErr w:type="spellStart"/>
-      <w:r>
-        <w:t>Bazus</w:t>
-      </w:r>
-      <w:proofErr w:type="spellEnd"/>
-      <w:r>
-        <w:t xml:space="preserve"> / </w:t>
-      </w:r>
-      <w:proofErr w:type="spellStart"/>
-      <w:r>
-        <w:t>Usos</w:t>
-      </w:r>
-      <w:proofErr w:type="spellEnd"/>
-      <w:r>
-        <w:t xml:space="preserve"> / American Systems).</w:t>
-      </w:r>
-    </w:p>
-    <w:p/>
-    <w:p>
-      <w:r>
-        <w:t xml:space="preserve">Co zrobić w sytuacji, kiedy musimy pilnie planować zajęcia, a z jakiegoś powodu system źródłowy nie przesłał utworzonego rekordu? Przede wszystkim powinniśmy zgłosić ten fakt obsłudze technicznej z prośbą o rozwiązanie problemu. </w:t>
-      </w:r>
-    </w:p>
-    <w:p/>
-    <w:p>
-      <w:r>
-        <w:t xml:space="preserve">Jeżeli zależy nam jednak na czasie, brakujący rekord możemy wprowadzić w systemie Plansoft.org ręcznie, w następujący sposób: </w:t>
-      </w:r>
-    </w:p>
-    <w:p/>
-    <w:p>
-      <w:pPr>
-        <w:pStyle w:val="Akapitzlist"/>
-        <w:numPr>
-          <w:ilvl w:val="0"/>
-          <w:numId w:val="20"/>
-        </w:numPr>
-      </w:pPr>
-      <w:r>
-        <w:t xml:space="preserve">Naciskamy przycisk </w:t>
-      </w:r>
-      <w:r>
-        <w:rPr>
-          <w:b/>
-        </w:rPr>
-        <w:t>Dodaj</w:t>
-      </w:r>
-      <w:r>
-        <w:t xml:space="preserve"> w formularzu </w:t>
-      </w:r>
-      <w:r>
-        <w:rPr>
-          <w:b/>
-        </w:rPr>
-        <w:t>Dane | Wykładowcy</w:t>
-      </w:r>
-      <w:r>
-        <w:t>.</w:t>
-      </w:r>
-    </w:p>
-    <w:p>
-      <w:pPr>
-        <w:pStyle w:val="Akapitzlist"/>
-      </w:pPr>
-      <w:r>
-        <w:rPr>
-          <w:noProof/>
-          <w:lang w:eastAsia="pl-PL"/>
-        </w:rPr>
-        <w:lastRenderedPageBreak/>
-        <w:drawing>
-          <wp:inline distT="0" distB="0" distL="0" distR="0" wp14:anchorId="32BB1A69" wp14:editId="4EF10B81">
-            <wp:extent cx="5972810" cy="3615690"/>
-            <wp:effectExtent l="0" t="0" r="8890" b="3810"/>
-            <wp:docPr id="10" name="Obraz 10"/>
             <wp:cNvGraphicFramePr>
               <a:graphicFrameLocks xmlns:a="http://schemas.openxmlformats.org/drawingml/2006/main" noChangeAspect="1"/>
             </wp:cNvGraphicFramePr>
@@ -13004,6 +12994,481 @@
                   <pic:spPr>
                     <a:xfrm>
                       <a:off x="0" y="0"/>
+                      <a:ext cx="4395017" cy="2680651"/>
+                    </a:xfrm>
+                    <a:prstGeom prst="rect">
+                      <a:avLst/>
+                    </a:prstGeom>
+                  </pic:spPr>
+                </pic:pic>
+              </a:graphicData>
+            </a:graphic>
+          </wp:inline>
+        </w:drawing>
+      </w:r>
+    </w:p>
+    <w:p>
+      <w:pPr>
+        <w:rPr>
+          <w:rFonts w:eastAsiaTheme="minorHAnsi"/>
+          <w:lang w:eastAsia="en-US"/>
+        </w:rPr>
+      </w:pPr>
+    </w:p>
+    <w:p>
+      <w:pPr>
+        <w:rPr>
+          <w:rFonts w:eastAsiaTheme="minorHAnsi"/>
+          <w:lang w:eastAsia="en-US"/>
+        </w:rPr>
+      </w:pPr>
+      <w:r>
+        <w:rPr>
+          <w:rFonts w:eastAsiaTheme="minorHAnsi"/>
+          <w:lang w:eastAsia="en-US"/>
+        </w:rPr>
+        <w:t xml:space="preserve">Raport pokazuje wszystkie dane, które zostały przesłane do systemu USOS, a także identyfikatory tabel w systemie </w:t>
+      </w:r>
+      <w:proofErr w:type="spellStart"/>
+      <w:r>
+        <w:rPr>
+          <w:rFonts w:eastAsiaTheme="minorHAnsi"/>
+          <w:lang w:eastAsia="en-US"/>
+        </w:rPr>
+        <w:t>usos</w:t>
+      </w:r>
+      <w:proofErr w:type="spellEnd"/>
+      <w:r>
+        <w:rPr>
+          <w:rFonts w:eastAsiaTheme="minorHAnsi"/>
+          <w:lang w:eastAsia="en-US"/>
+        </w:rPr>
+        <w:t xml:space="preserve"> w kolumnach:</w:t>
+      </w:r>
+    </w:p>
+    <w:p>
+      <w:pPr>
+        <w:pStyle w:val="Akapitzlist"/>
+        <w:numPr>
+          <w:ilvl w:val="0"/>
+          <w:numId w:val="22"/>
+        </w:numPr>
+      </w:pPr>
+      <w:proofErr w:type="spellStart"/>
+      <w:r>
+        <w:t>DZ_TERMINY_check</w:t>
+      </w:r>
+      <w:proofErr w:type="spellEnd"/>
+    </w:p>
+    <w:p>
+      <w:pPr>
+        <w:pStyle w:val="Akapitzlist"/>
+        <w:numPr>
+          <w:ilvl w:val="0"/>
+          <w:numId w:val="22"/>
+        </w:numPr>
+      </w:pPr>
+      <w:proofErr w:type="spellStart"/>
+      <w:r>
+        <w:t>dz_terminy_grup_check</w:t>
+      </w:r>
+      <w:proofErr w:type="spellEnd"/>
+    </w:p>
+    <w:p>
+      <w:pPr>
+        <w:pStyle w:val="Akapitzlist"/>
+        <w:numPr>
+          <w:ilvl w:val="0"/>
+          <w:numId w:val="22"/>
+        </w:numPr>
+      </w:pPr>
+      <w:proofErr w:type="spellStart"/>
+      <w:r>
+        <w:t>DZ_TERMINY_GRUP_SPTK_check</w:t>
+      </w:r>
+      <w:proofErr w:type="spellEnd"/>
+    </w:p>
+    <w:p>
+      <w:pPr>
+        <w:pStyle w:val="Akapitzlist"/>
+        <w:numPr>
+          <w:ilvl w:val="0"/>
+          <w:numId w:val="22"/>
+        </w:numPr>
+      </w:pPr>
+      <w:proofErr w:type="spellStart"/>
+      <w:r>
+        <w:t>DZ_T_GRUP_PROW_SPTK_check</w:t>
+      </w:r>
+      <w:proofErr w:type="spellEnd"/>
+    </w:p>
+    <w:p>
+      <w:pPr>
+        <w:rPr>
+          <w:rFonts w:eastAsiaTheme="minorHAnsi"/>
+          <w:lang w:eastAsia="en-US"/>
+        </w:rPr>
+      </w:pPr>
+      <w:r>
+        <w:rPr>
+          <w:rFonts w:eastAsiaTheme="minorHAnsi"/>
+          <w:lang w:eastAsia="en-US"/>
+        </w:rPr>
+        <w:t>Jeżeli zamiast identyfikatora w kolumnie pokazuje się słowo "**Skasowano**", to znaczy, że rekord zo</w:t>
+      </w:r>
+      <w:r>
+        <w:rPr>
+          <w:rFonts w:eastAsiaTheme="minorHAnsi"/>
+          <w:lang w:eastAsia="en-US"/>
+        </w:rPr>
+        <w:t xml:space="preserve">stał skasowany w systemie USOS. </w:t>
+      </w:r>
+      <w:r>
+        <w:rPr>
+          <w:rFonts w:eastAsiaTheme="minorHAnsi"/>
+          <w:lang w:eastAsia="en-US"/>
+        </w:rPr>
+        <w:t>Wówczas uruchom ponownie integrację.</w:t>
+      </w:r>
+    </w:p>
+    <w:p>
+      <w:pPr>
+        <w:rPr>
+          <w:rFonts w:eastAsiaTheme="minorHAnsi"/>
+          <w:lang w:eastAsia="en-US"/>
+        </w:rPr>
+      </w:pPr>
+    </w:p>
+    <w:p>
+      <w:pPr>
+        <w:rPr>
+          <w:rFonts w:eastAsiaTheme="minorHAnsi"/>
+          <w:lang w:eastAsia="en-US"/>
+        </w:rPr>
+      </w:pPr>
+      <w:r>
+        <w:rPr>
+          <w:rFonts w:eastAsiaTheme="minorHAnsi"/>
+          <w:lang w:eastAsia="en-US"/>
+        </w:rPr>
+        <w:t xml:space="preserve">Zaleca się przeglądanie raportu za pomocą przeglądarki. </w:t>
+      </w:r>
+      <w:r>
+        <w:rPr>
+          <w:rFonts w:eastAsiaTheme="minorHAnsi"/>
+          <w:lang w:eastAsia="en-US"/>
+        </w:rPr>
+        <w:t xml:space="preserve">Jeżeli podejrzewasz problem z rozkładem konkretnego wykładowcy/grupy/sali, </w:t>
+      </w:r>
+      <w:r>
+        <w:rPr>
+          <w:rFonts w:eastAsiaTheme="minorHAnsi"/>
+          <w:lang w:eastAsia="en-US"/>
+        </w:rPr>
+        <w:t xml:space="preserve">to </w:t>
+      </w:r>
+      <w:r>
+        <w:rPr>
+          <w:rFonts w:eastAsiaTheme="minorHAnsi"/>
+          <w:lang w:eastAsia="en-US"/>
+        </w:rPr>
+        <w:t>odszuka</w:t>
+      </w:r>
+      <w:r>
+        <w:rPr>
+          <w:rFonts w:eastAsiaTheme="minorHAnsi"/>
+          <w:lang w:eastAsia="en-US"/>
+        </w:rPr>
+        <w:t>j</w:t>
+      </w:r>
+      <w:r>
+        <w:rPr>
+          <w:rFonts w:eastAsiaTheme="minorHAnsi"/>
+          <w:lang w:eastAsia="en-US"/>
+        </w:rPr>
+        <w:t xml:space="preserve"> odpowiednie rekordy</w:t>
+      </w:r>
+      <w:r>
+        <w:rPr>
+          <w:rFonts w:eastAsiaTheme="minorHAnsi"/>
+          <w:lang w:eastAsia="en-US"/>
+        </w:rPr>
+        <w:t xml:space="preserve">- raport zawiera daty, godziny oraz nazwy wykładowców grup oraz </w:t>
+      </w:r>
+      <w:proofErr w:type="spellStart"/>
+      <w:r>
+        <w:rPr>
+          <w:rFonts w:eastAsiaTheme="minorHAnsi"/>
+          <w:lang w:eastAsia="en-US"/>
+        </w:rPr>
+        <w:t>sal</w:t>
+      </w:r>
+      <w:proofErr w:type="spellEnd"/>
+      <w:r>
+        <w:rPr>
+          <w:rFonts w:eastAsiaTheme="minorHAnsi"/>
+          <w:lang w:eastAsia="en-US"/>
+        </w:rPr>
+        <w:t>.</w:t>
+      </w:r>
+    </w:p>
+    <w:p>
+      <w:pPr>
+        <w:rPr>
+          <w:rFonts w:eastAsiaTheme="minorHAnsi"/>
+          <w:lang w:eastAsia="en-US"/>
+        </w:rPr>
+      </w:pPr>
+    </w:p>
+    <w:p>
+      <w:pPr>
+        <w:jc w:val="center"/>
+        <w:rPr>
+          <w:rFonts w:eastAsiaTheme="minorHAnsi"/>
+          <w:lang w:eastAsia="en-US"/>
+        </w:rPr>
+      </w:pPr>
+      <w:r>
+        <w:rPr>
+          <w:rFonts w:eastAsiaTheme="minorHAnsi"/>
+          <w:noProof/>
+        </w:rPr>
+        <w:drawing>
+          <wp:inline distT="0" distB="0" distL="0" distR="0" wp14:anchorId="4B76D1B7" wp14:editId="22F6D8D0">
+            <wp:extent cx="4832458" cy="2491752"/>
+            <wp:effectExtent l="0" t="0" r="6350" b="3810"/>
+            <wp:docPr id="18" name="Obraz 18"/>
+            <wp:cNvGraphicFramePr>
+              <a:graphicFrameLocks xmlns:a="http://schemas.openxmlformats.org/drawingml/2006/main" noChangeAspect="1"/>
+            </wp:cNvGraphicFramePr>
+            <a:graphic xmlns:a="http://schemas.openxmlformats.org/drawingml/2006/main">
+              <a:graphicData uri="http://schemas.openxmlformats.org/drawingml/2006/picture">
+                <pic:pic xmlns:pic="http://schemas.openxmlformats.org/drawingml/2006/picture">
+                  <pic:nvPicPr>
+                    <pic:cNvPr id="0" name=""/>
+                    <pic:cNvPicPr/>
+                  </pic:nvPicPr>
+                  <pic:blipFill>
+                    <a:blip r:embed="rId24"/>
+                    <a:stretch>
+                      <a:fillRect/>
+                    </a:stretch>
+                  </pic:blipFill>
+                  <pic:spPr>
+                    <a:xfrm>
+                      <a:off x="0" y="0"/>
+                      <a:ext cx="4832348" cy="2491695"/>
+                    </a:xfrm>
+                    <a:prstGeom prst="rect">
+                      <a:avLst/>
+                    </a:prstGeom>
+                  </pic:spPr>
+                </pic:pic>
+              </a:graphicData>
+            </a:graphic>
+          </wp:inline>
+        </w:drawing>
+      </w:r>
+    </w:p>
+    <w:p>
+      <w:pPr>
+        <w:rPr>
+          <w:rFonts w:eastAsiaTheme="minorHAnsi"/>
+          <w:lang w:eastAsia="en-US"/>
+        </w:rPr>
+      </w:pPr>
+    </w:p>
+    <w:p>
+      <w:pPr>
+        <w:rPr>
+          <w:rFonts w:eastAsiaTheme="minorHAnsi"/>
+          <w:lang w:eastAsia="en-US"/>
+        </w:rPr>
+      </w:pPr>
+      <w:r>
+        <w:t>Dlaczego utworzono ten raport?</w:t>
+      </w:r>
+      <w:r>
+        <w:br/>
+        <w:t xml:space="preserve">Zdarza się, że rekordy, już do przesłaniu do </w:t>
+      </w:r>
+      <w:proofErr w:type="spellStart"/>
+      <w:r>
+        <w:t>USOSa</w:t>
+      </w:r>
+      <w:proofErr w:type="spellEnd"/>
+      <w:r>
+        <w:t xml:space="preserve">, </w:t>
+      </w:r>
+      <w:r>
+        <w:t>są</w:t>
+      </w:r>
+      <w:r>
+        <w:t xml:space="preserve"> </w:t>
+      </w:r>
+      <w:r>
+        <w:t>tam</w:t>
+      </w:r>
+      <w:r>
+        <w:t xml:space="preserve"> kasowane. Analiza ręczna takich przypadków </w:t>
+      </w:r>
+      <w:r>
+        <w:t>jest</w:t>
+      </w:r>
+      <w:r>
+        <w:t xml:space="preserve"> bardzo żmudna i trwa</w:t>
+      </w:r>
+      <w:r>
+        <w:t xml:space="preserve"> wiele godzin. Za pomocą tego raportu ewentualne rozbieżności danych pomiędzy </w:t>
+      </w:r>
+      <w:r>
+        <w:t>systemami sprawdzisz w kilka</w:t>
+      </w:r>
+      <w:r>
+        <w:t xml:space="preserve"> sekund!</w:t>
+      </w:r>
+    </w:p>
+    <w:p>
+      <w:pPr>
+        <w:pStyle w:val="Nagwek2"/>
+        <w:rPr>
+          <w:rFonts w:eastAsiaTheme="minorHAnsi"/>
+          <w:lang w:eastAsia="en-US"/>
+        </w:rPr>
+      </w:pPr>
+      <w:bookmarkStart w:id="26" w:name="_Toc226987868"/>
+      <w:r>
+        <w:rPr>
+          <w:rFonts w:eastAsiaTheme="minorHAnsi"/>
+          <w:lang w:eastAsia="en-US"/>
+        </w:rPr>
+        <w:lastRenderedPageBreak/>
+        <w:t>Edytowanie Integration Id</w:t>
+      </w:r>
+      <w:bookmarkEnd w:id="26"/>
+    </w:p>
+    <w:p>
+      <w:r>
+        <w:rPr>
+          <w:i/>
+        </w:rPr>
+        <w:t>Integration ID</w:t>
+      </w:r>
+      <w:r>
+        <w:t xml:space="preserve"> to wartość jednoznacznie identyfikująca rekord, jak numer PESEL człowieka. </w:t>
+      </w:r>
+    </w:p>
+    <w:p>
+      <w:r>
+        <w:t>Jest to numer nadawany przez system, w którym powstał rekord, podobnie jak nr PESEL nadawany jest przez Urząd Stanu Cywilnego, gdy rodzi się nowy człowiek. Co do zasady otrzymujemy go raz i nie zmieniamy go.</w:t>
+      </w:r>
+    </w:p>
+    <w:p/>
+    <w:p>
+      <w:r>
+        <w:t xml:space="preserve">Co do zasady, rekordy odpowiadający wykładowcom, grupom, salom, przedmiotom czy formom zajęć tworzone są w systemie </w:t>
+      </w:r>
+      <w:proofErr w:type="spellStart"/>
+      <w:r>
+        <w:t>zródłowym</w:t>
+      </w:r>
+      <w:proofErr w:type="spellEnd"/>
+      <w:r>
+        <w:t xml:space="preserve"> (</w:t>
+      </w:r>
+      <w:proofErr w:type="spellStart"/>
+      <w:r>
+        <w:t>Bazus</w:t>
+      </w:r>
+      <w:proofErr w:type="spellEnd"/>
+      <w:r>
+        <w:t xml:space="preserve"> / </w:t>
+      </w:r>
+      <w:proofErr w:type="spellStart"/>
+      <w:r>
+        <w:t>Usos</w:t>
+      </w:r>
+      <w:proofErr w:type="spellEnd"/>
+      <w:r>
+        <w:t xml:space="preserve"> / American Systems).</w:t>
+      </w:r>
+    </w:p>
+    <w:p/>
+    <w:p>
+      <w:r>
+        <w:t xml:space="preserve">Co zrobić w sytuacji, kiedy musimy pilnie planować zajęcia, a z jakiegoś powodu system źródłowy nie przesłał utworzonego rekordu? Przede wszystkim powinniśmy zgłosić ten fakt obsłudze technicznej z prośbą o rozwiązanie problemu. </w:t>
+      </w:r>
+    </w:p>
+    <w:p/>
+    <w:p>
+      <w:r>
+        <w:t xml:space="preserve">Jeżeli zależy nam jednak na czasie, brakujący rekord możemy wprowadzić w systemie Plansoft.org ręcznie, w następujący sposób: </w:t>
+      </w:r>
+    </w:p>
+    <w:p/>
+    <w:p>
+      <w:pPr>
+        <w:pStyle w:val="Akapitzlist"/>
+        <w:numPr>
+          <w:ilvl w:val="0"/>
+          <w:numId w:val="20"/>
+        </w:numPr>
+      </w:pPr>
+      <w:r>
+        <w:t xml:space="preserve">Naciskamy przycisk </w:t>
+      </w:r>
+      <w:r>
+        <w:rPr>
+          <w:b/>
+        </w:rPr>
+        <w:t>Dodaj</w:t>
+      </w:r>
+      <w:r>
+        <w:t xml:space="preserve"> w formularzu </w:t>
+      </w:r>
+      <w:r>
+        <w:rPr>
+          <w:b/>
+        </w:rPr>
+        <w:t>Dane | Wykładowcy</w:t>
+      </w:r>
+      <w:r>
+        <w:t>.</w:t>
+      </w:r>
+    </w:p>
+    <w:p>
+      <w:pPr>
+        <w:pStyle w:val="Akapitzlist"/>
+      </w:pPr>
+      <w:r>
+        <w:rPr>
+          <w:noProof/>
+          <w:lang w:eastAsia="pl-PL"/>
+        </w:rPr>
+        <w:drawing>
+          <wp:inline distT="0" distB="0" distL="0" distR="0" wp14:anchorId="32BB1A69" wp14:editId="4EF10B81">
+            <wp:extent cx="5972810" cy="3615690"/>
+            <wp:effectExtent l="0" t="0" r="8890" b="3810"/>
+            <wp:docPr id="10" name="Obraz 10"/>
+            <wp:cNvGraphicFramePr>
+              <a:graphicFrameLocks xmlns:a="http://schemas.openxmlformats.org/drawingml/2006/main" noChangeAspect="1"/>
+            </wp:cNvGraphicFramePr>
+            <a:graphic xmlns:a="http://schemas.openxmlformats.org/drawingml/2006/main">
+              <a:graphicData uri="http://schemas.openxmlformats.org/drawingml/2006/picture">
+                <pic:pic xmlns:pic="http://schemas.openxmlformats.org/drawingml/2006/picture">
+                  <pic:nvPicPr>
+                    <pic:cNvPr id="0" name=""/>
+                    <pic:cNvPicPr/>
+                  </pic:nvPicPr>
+                  <pic:blipFill>
+                    <a:blip r:embed="rId25"/>
+                    <a:stretch>
+                      <a:fillRect/>
+                    </a:stretch>
+                  </pic:blipFill>
+                  <pic:spPr>
+                    <a:xfrm>
+                      <a:off x="0" y="0"/>
                       <a:ext cx="5972810" cy="3615690"/>
                     </a:xfrm>
                     <a:prstGeom prst="rect">
@@ -13045,6 +13510,7 @@
         <w:rPr>
           <w:noProof/>
         </w:rPr>
+        <w:lastRenderedPageBreak/>
         <w:drawing>
           <wp:inline distT="0" distB="0" distL="0" distR="0" wp14:anchorId="10533A25" wp14:editId="63EA4E98">
             <wp:extent cx="5972810" cy="3615055"/>
@@ -13061,7 +13527,7 @@
                     <pic:cNvPicPr/>
                   </pic:nvPicPr>
                   <pic:blipFill>
-                    <a:blip r:embed="rId24"/>
+                    <a:blip r:embed="rId26"/>
                     <a:stretch>
                       <a:fillRect/>
                     </a:stretch>
@@ -13125,11 +13591,7 @@
               <w:ind w:left="0"/>
             </w:pPr>
             <w:r>
-              <w:t xml:space="preserve">Ważne jest, żebyśmy wprowadzili Integration ID utworzony przez system źródłowy, nie może to być </w:t>
-            </w:r>
-            <w:r>
-              <w:lastRenderedPageBreak/>
-              <w:t>dowolna losowa wartość. Wpisanie dowolnej losowej wartości spowodowałoby utworzenie rekordu-duplikatu, gdy wreszcie system źródłowy prześle rekord.</w:t>
+              <w:t>Ważne jest, żebyśmy wprowadzili Integration ID utworzony przez system źródłowy, nie może to być dowolna losowa wartość. Wpisanie dowolnej losowej wartości spowodowałoby utworzenie rekordu-duplikatu, gdy wreszcie system źródłowy prześle rekord.</w:t>
             </w:r>
           </w:p>
         </w:tc>
@@ -13177,7 +13639,7 @@
                     <pic:cNvPicPr/>
                   </pic:nvPicPr>
                   <pic:blipFill>
-                    <a:blip r:embed="rId25"/>
+                    <a:blip r:embed="rId27"/>
                     <a:stretch>
                       <a:fillRect/>
                     </a:stretch>
@@ -13218,15 +13680,16 @@
           <w:lang w:eastAsia="en-US"/>
         </w:rPr>
       </w:pPr>
-      <w:bookmarkStart w:id="25" w:name="_Toc220356313"/>
-      <w:r>
-        <w:rPr>
-          <w:rFonts w:eastAsiaTheme="minorHAnsi"/>
-          <w:lang w:eastAsia="en-US"/>
-        </w:rPr>
+      <w:bookmarkStart w:id="27" w:name="_Toc226987869"/>
+      <w:r>
+        <w:rPr>
+          <w:rFonts w:eastAsiaTheme="minorHAnsi"/>
+          <w:lang w:eastAsia="en-US"/>
+        </w:rPr>
+        <w:lastRenderedPageBreak/>
         <w:t>Ręczna analiza</w:t>
       </w:r>
-      <w:bookmarkEnd w:id="25"/>
+      <w:bookmarkEnd w:id="27"/>
     </w:p>
     <w:p>
       <w:pPr>
@@ -15349,7 +15812,6 @@
         </w:numPr>
       </w:pPr>
       <w:r>
-        <w:lastRenderedPageBreak/>
         <w:t xml:space="preserve">A może zmieniono coś po stronie USOS? (np. </w:t>
       </w:r>
       <w:proofErr w:type="spellStart"/>
@@ -16394,7 +16856,7 @@
           <w:lang w:eastAsia="en-US"/>
         </w:rPr>
       </w:pPr>
-      <w:bookmarkStart w:id="26" w:name="_Toc220356314"/>
+      <w:bookmarkStart w:id="28" w:name="_Toc226987870"/>
       <w:r>
         <w:rPr>
           <w:rFonts w:ascii="Times New Roman" w:eastAsiaTheme="minorHAnsi" w:hAnsi="Times New Roman" w:cs="Times New Roman"/>
@@ -16409,7 +16871,7 @@
         </w:rPr>
         <w:t>informacje</w:t>
       </w:r>
-      <w:bookmarkEnd w:id="26"/>
+      <w:bookmarkEnd w:id="28"/>
     </w:p>
     <w:p>
       <w:pPr>
@@ -16420,7 +16882,7 @@
           <w:lang w:eastAsia="en-US"/>
         </w:rPr>
       </w:pPr>
-      <w:bookmarkStart w:id="27" w:name="_Toc220356315"/>
+      <w:bookmarkStart w:id="29" w:name="_Toc226987871"/>
       <w:r>
         <w:rPr>
           <w:rFonts w:ascii="Times New Roman" w:eastAsiaTheme="minorHAnsi" w:hAnsi="Times New Roman" w:cs="Times New Roman"/>
@@ -16428,7 +16890,7 @@
         </w:rPr>
         <w:t>Procedura: Uruchamianie nowego semestru</w:t>
       </w:r>
-      <w:bookmarkEnd w:id="27"/>
+      <w:bookmarkEnd w:id="29"/>
     </w:p>
     <w:p>
       <w:pPr>
@@ -16534,6 +16996,7 @@
         <w:spacing w:after="160" w:line="278" w:lineRule="auto"/>
       </w:pPr>
       <w:r>
+        <w:lastRenderedPageBreak/>
         <w:t>Import trwa około 1minuty. Zamykamy okno.</w:t>
       </w:r>
     </w:p>
@@ -16606,7 +17069,7 @@
           <w:lang w:eastAsia="en-US"/>
         </w:rPr>
       </w:pPr>
-      <w:bookmarkStart w:id="28" w:name="_Toc220356316"/>
+      <w:bookmarkStart w:id="30" w:name="_Toc226987872"/>
       <w:r>
         <w:rPr>
           <w:rFonts w:ascii="Times New Roman" w:eastAsiaTheme="minorHAnsi" w:hAnsi="Times New Roman" w:cs="Times New Roman"/>
@@ -16614,7 +17077,7 @@
         </w:rPr>
         <w:t>Id rekordu</w:t>
       </w:r>
-      <w:bookmarkEnd w:id="28"/>
+      <w:bookmarkEnd w:id="30"/>
     </w:p>
     <w:p>
       <w:pPr>
@@ -16654,7 +17117,6 @@
           <w:rFonts w:eastAsiaTheme="minorHAnsi"/>
           <w:noProof/>
         </w:rPr>
-        <w:lastRenderedPageBreak/>
         <w:drawing>
           <wp:inline distT="0" distB="0" distL="0" distR="0" wp14:anchorId="286BB1E8" wp14:editId="4694D71D">
             <wp:extent cx="5970905" cy="4845050"/>
@@ -16673,7 +17135,7 @@
                     </pic:cNvPicPr>
                   </pic:nvPicPr>
                   <pic:blipFill>
-                    <a:blip r:embed="rId26">
+                    <a:blip r:embed="rId28">
                       <a:extLst>
                         <a:ext uri="{28A0092B-C50C-407E-A947-70E740481C1C}">
                           <a14:useLocalDpi xmlns:a14="http://schemas.microsoft.com/office/drawing/2010/main" val="0"/>
@@ -16723,7 +17185,7 @@
           <w:lang w:eastAsia="en-US"/>
         </w:rPr>
       </w:pPr>
-      <w:bookmarkStart w:id="29" w:name="_Toc220356317"/>
+      <w:bookmarkStart w:id="31" w:name="_Toc226987873"/>
       <w:r>
         <w:rPr>
           <w:rFonts w:ascii="Times New Roman" w:eastAsiaTheme="minorHAnsi" w:hAnsi="Times New Roman" w:cs="Times New Roman"/>
@@ -16731,7 +17193,7 @@
         </w:rPr>
         <w:t>Formularz Ograniczenia: zmiany</w:t>
       </w:r>
-      <w:bookmarkEnd w:id="29"/>
+      <w:bookmarkEnd w:id="31"/>
     </w:p>
     <w:p>
       <w:pPr>
@@ -16750,7 +17212,11 @@
         <w:t xml:space="preserve">, natomiast przelicza od razu wszystkie kombinacje (a nie tylko kombinacje aktualnie wyświetlane na ekranie). </w:t>
       </w:r>
       <w:r>
-        <w:t>Ze względu na to, że przycisk uruchamia przeliczenie dopiero, gdy wszystkie operacje w bazie są zakończone, p</w:t>
+        <w:t xml:space="preserve">Ze względu na to, że przycisk uruchamia przeliczenie dopiero, gdy </w:t>
+      </w:r>
+      <w:r>
+        <w:lastRenderedPageBreak/>
+        <w:t>wszystkie operacje w bazie są zakończone, p</w:t>
       </w:r>
       <w:r>
         <w:t xml:space="preserve">rzycisk </w:t>
@@ -16792,7 +17258,7 @@
           <w:lang w:eastAsia="en-US"/>
         </w:rPr>
       </w:pPr>
-      <w:bookmarkStart w:id="30" w:name="_Toc220356318"/>
+      <w:bookmarkStart w:id="32" w:name="_Toc226987874"/>
       <w:r>
         <w:rPr>
           <w:rFonts w:ascii="Times New Roman" w:eastAsiaTheme="minorHAnsi" w:hAnsi="Times New Roman" w:cs="Times New Roman"/>
@@ -16800,7 +17266,7 @@
         </w:rPr>
         <w:t>Legenda oraz Statystyki: Zaokrąglanie</w:t>
       </w:r>
-      <w:bookmarkEnd w:id="30"/>
+      <w:bookmarkEnd w:id="32"/>
     </w:p>
     <w:p>
       <w:pPr>
@@ -16947,16 +17413,15 @@
           <w:lang w:eastAsia="en-US"/>
         </w:rPr>
       </w:pPr>
-      <w:bookmarkStart w:id="31" w:name="_Toc220356319"/>
+      <w:bookmarkStart w:id="33" w:name="_Toc226987875"/>
       <w:r>
         <w:rPr>
           <w:rFonts w:ascii="Times New Roman" w:eastAsiaTheme="minorHAnsi" w:hAnsi="Times New Roman" w:cs="Times New Roman"/>
           <w:lang w:eastAsia="en-US"/>
         </w:rPr>
-        <w:lastRenderedPageBreak/>
         <w:t>FAQ: Jak zachowa się system gdy wykładowca po stronie usus nie zostanie zdefiniowany?</w:t>
       </w:r>
-      <w:bookmarkEnd w:id="31"/>
+      <w:bookmarkEnd w:id="33"/>
     </w:p>
     <w:p>
       <w:pPr>
@@ -17096,7 +17561,7 @@
                     <pic:cNvPicPr/>
                   </pic:nvPicPr>
                   <pic:blipFill>
-                    <a:blip r:embed="rId27"/>
+                    <a:blip r:embed="rId29"/>
                     <a:stretch>
                       <a:fillRect/>
                     </a:stretch>
@@ -17157,8 +17622,8 @@
       </w:pPr>
     </w:p>
     <w:sectPr>
-      <w:headerReference w:type="default" r:id="rId28"/>
-      <w:footerReference w:type="default" r:id="rId29"/>
+      <w:headerReference w:type="default" r:id="rId30"/>
+      <w:footerReference w:type="default" r:id="rId31"/>
       <w:type w:val="continuous"/>
       <w:pgSz w:w="11906" w:h="16838"/>
       <w:pgMar w:top="1535" w:right="1133" w:bottom="1418" w:left="993" w:header="142" w:footer="0" w:gutter="0"/>
@@ -17218,7 +17683,7 @@
           <w:rPr>
             <w:noProof/>
           </w:rPr>
-          <w:t>19</w:t>
+          <w:t>2</w:t>
         </w:r>
         <w:r>
           <w:fldChar w:fldCharType="end"/>
@@ -17347,8 +17812,8 @@
         </wp:anchor>
       </w:drawing>
     </w:r>
-    <w:bookmarkStart w:id="32" w:name="OLE_LINK1"/>
-    <w:bookmarkStart w:id="33" w:name="OLE_LINK2"/>
+    <w:bookmarkStart w:id="34" w:name="OLE_LINK1"/>
+    <w:bookmarkStart w:id="35" w:name="OLE_LINK2"/>
     <w:r>
       <w:rPr>
         <w:rFonts w:ascii="Tempus Sans ITC" w:hAnsi="Tempus Sans ITC"/>
@@ -17468,8 +17933,8 @@
       </w:rPr>
       <w:t>g</w:t>
     </w:r>
-    <w:bookmarkEnd w:id="32"/>
-    <w:bookmarkEnd w:id="33"/>
+    <w:bookmarkEnd w:id="34"/>
+    <w:bookmarkEnd w:id="35"/>
   </w:p>
   <w:p>
     <w:pPr>
@@ -18212,6 +18677,119 @@
     </w:lvl>
   </w:abstractNum>
   <w:abstractNum w:abstractNumId="7">
+    <w:nsid w:val="1DA91CEB"/>
+    <w:multiLevelType w:val="hybridMultilevel"/>
+    <w:tmpl w:val="1E0030BA"/>
+    <w:lvl w:ilvl="0" w:tplc="04150001">
+      <w:start w:val="1"/>
+      <w:numFmt w:val="bullet"/>
+      <w:lvlText w:val=""/>
+      <w:lvlJc w:val="left"/>
+      <w:pPr>
+        <w:ind w:left="720" w:hanging="360"/>
+      </w:pPr>
+      <w:rPr>
+        <w:rFonts w:ascii="Symbol" w:hAnsi="Symbol" w:hint="default"/>
+      </w:rPr>
+    </w:lvl>
+    <w:lvl w:ilvl="1" w:tplc="04150003" w:tentative="1">
+      <w:start w:val="1"/>
+      <w:numFmt w:val="bullet"/>
+      <w:lvlText w:val="o"/>
+      <w:lvlJc w:val="left"/>
+      <w:pPr>
+        <w:ind w:left="1440" w:hanging="360"/>
+      </w:pPr>
+      <w:rPr>
+        <w:rFonts w:ascii="Courier New" w:hAnsi="Courier New" w:cs="Courier New" w:hint="default"/>
+      </w:rPr>
+    </w:lvl>
+    <w:lvl w:ilvl="2" w:tplc="04150005" w:tentative="1">
+      <w:start w:val="1"/>
+      <w:numFmt w:val="bullet"/>
+      <w:lvlText w:val=""/>
+      <w:lvlJc w:val="left"/>
+      <w:pPr>
+        <w:ind w:left="2160" w:hanging="360"/>
+      </w:pPr>
+      <w:rPr>
+        <w:rFonts w:ascii="Wingdings" w:hAnsi="Wingdings" w:hint="default"/>
+      </w:rPr>
+    </w:lvl>
+    <w:lvl w:ilvl="3" w:tplc="04150001" w:tentative="1">
+      <w:start w:val="1"/>
+      <w:numFmt w:val="bullet"/>
+      <w:lvlText w:val=""/>
+      <w:lvlJc w:val="left"/>
+      <w:pPr>
+        <w:ind w:left="2880" w:hanging="360"/>
+      </w:pPr>
+      <w:rPr>
+        <w:rFonts w:ascii="Symbol" w:hAnsi="Symbol" w:hint="default"/>
+      </w:rPr>
+    </w:lvl>
+    <w:lvl w:ilvl="4" w:tplc="04150003" w:tentative="1">
+      <w:start w:val="1"/>
+      <w:numFmt w:val="bullet"/>
+      <w:lvlText w:val="o"/>
+      <w:lvlJc w:val="left"/>
+      <w:pPr>
+        <w:ind w:left="3600" w:hanging="360"/>
+      </w:pPr>
+      <w:rPr>
+        <w:rFonts w:ascii="Courier New" w:hAnsi="Courier New" w:cs="Courier New" w:hint="default"/>
+      </w:rPr>
+    </w:lvl>
+    <w:lvl w:ilvl="5" w:tplc="04150005" w:tentative="1">
+      <w:start w:val="1"/>
+      <w:numFmt w:val="bullet"/>
+      <w:lvlText w:val=""/>
+      <w:lvlJc w:val="left"/>
+      <w:pPr>
+        <w:ind w:left="4320" w:hanging="360"/>
+      </w:pPr>
+      <w:rPr>
+        <w:rFonts w:ascii="Wingdings" w:hAnsi="Wingdings" w:hint="default"/>
+      </w:rPr>
+    </w:lvl>
+    <w:lvl w:ilvl="6" w:tplc="04150001" w:tentative="1">
+      <w:start w:val="1"/>
+      <w:numFmt w:val="bullet"/>
+      <w:lvlText w:val=""/>
+      <w:lvlJc w:val="left"/>
+      <w:pPr>
+        <w:ind w:left="5040" w:hanging="360"/>
+      </w:pPr>
+      <w:rPr>
+        <w:rFonts w:ascii="Symbol" w:hAnsi="Symbol" w:hint="default"/>
+      </w:rPr>
+    </w:lvl>
+    <w:lvl w:ilvl="7" w:tplc="04150003" w:tentative="1">
+      <w:start w:val="1"/>
+      <w:numFmt w:val="bullet"/>
+      <w:lvlText w:val="o"/>
+      <w:lvlJc w:val="left"/>
+      <w:pPr>
+        <w:ind w:left="5760" w:hanging="360"/>
+      </w:pPr>
+      <w:rPr>
+        <w:rFonts w:ascii="Courier New" w:hAnsi="Courier New" w:cs="Courier New" w:hint="default"/>
+      </w:rPr>
+    </w:lvl>
+    <w:lvl w:ilvl="8" w:tplc="04150005" w:tentative="1">
+      <w:start w:val="1"/>
+      <w:numFmt w:val="bullet"/>
+      <w:lvlText w:val=""/>
+      <w:lvlJc w:val="left"/>
+      <w:pPr>
+        <w:ind w:left="6480" w:hanging="360"/>
+      </w:pPr>
+      <w:rPr>
+        <w:rFonts w:ascii="Wingdings" w:hAnsi="Wingdings" w:hint="default"/>
+      </w:rPr>
+    </w:lvl>
+  </w:abstractNum>
+  <w:abstractNum w:abstractNumId="8">
     <w:nsid w:val="214A3CCF"/>
     <w:multiLevelType w:val="hybridMultilevel"/>
     <w:tmpl w:val="2DAECF4A"/>
@@ -18324,7 +18902,7 @@
       </w:rPr>
     </w:lvl>
   </w:abstractNum>
-  <w:abstractNum w:abstractNumId="8">
+  <w:abstractNum w:abstractNumId="9">
     <w:nsid w:val="24DE2512"/>
     <w:multiLevelType w:val="hybridMultilevel"/>
     <w:tmpl w:val="F14A5820"/>
@@ -18413,7 +18991,7 @@
       </w:pPr>
     </w:lvl>
   </w:abstractNum>
-  <w:abstractNum w:abstractNumId="9">
+  <w:abstractNum w:abstractNumId="10">
     <w:nsid w:val="287E1AD1"/>
     <w:multiLevelType w:val="hybridMultilevel"/>
     <w:tmpl w:val="DBC247DE"/>
@@ -18526,7 +19104,7 @@
       </w:rPr>
     </w:lvl>
   </w:abstractNum>
-  <w:abstractNum w:abstractNumId="10">
+  <w:abstractNum w:abstractNumId="11">
     <w:nsid w:val="3621564D"/>
     <w:multiLevelType w:val="hybridMultilevel"/>
     <w:tmpl w:val="9B16351C"/>
@@ -18615,7 +19193,7 @@
       </w:pPr>
     </w:lvl>
   </w:abstractNum>
-  <w:abstractNum w:abstractNumId="11">
+  <w:abstractNum w:abstractNumId="12">
     <w:nsid w:val="3D522E4D"/>
     <w:multiLevelType w:val="hybridMultilevel"/>
     <w:tmpl w:val="ED58DCE0"/>
@@ -18728,7 +19306,7 @@
       </w:rPr>
     </w:lvl>
   </w:abstractNum>
-  <w:abstractNum w:abstractNumId="12">
+  <w:abstractNum w:abstractNumId="13">
     <w:nsid w:val="42AF71A4"/>
     <w:multiLevelType w:val="hybridMultilevel"/>
     <w:tmpl w:val="181EBA86"/>
@@ -18817,7 +19395,7 @@
       </w:pPr>
     </w:lvl>
   </w:abstractNum>
-  <w:abstractNum w:abstractNumId="13">
+  <w:abstractNum w:abstractNumId="14">
     <w:nsid w:val="44C752F5"/>
     <w:multiLevelType w:val="hybridMultilevel"/>
     <w:tmpl w:val="6DD03722"/>
@@ -18930,7 +19508,7 @@
       </w:rPr>
     </w:lvl>
   </w:abstractNum>
-  <w:abstractNum w:abstractNumId="14">
+  <w:abstractNum w:abstractNumId="15">
     <w:nsid w:val="477527E1"/>
     <w:multiLevelType w:val="hybridMultilevel"/>
     <w:tmpl w:val="20363540"/>
@@ -19043,7 +19621,7 @@
       </w:rPr>
     </w:lvl>
   </w:abstractNum>
-  <w:abstractNum w:abstractNumId="15">
+  <w:abstractNum w:abstractNumId="16">
     <w:nsid w:val="4CA93667"/>
     <w:multiLevelType w:val="multilevel"/>
     <w:tmpl w:val="7194DA98"/>
@@ -19156,7 +19734,7 @@
       </w:pPr>
     </w:lvl>
   </w:abstractNum>
-  <w:abstractNum w:abstractNumId="16">
+  <w:abstractNum w:abstractNumId="17">
     <w:nsid w:val="5062134B"/>
     <w:multiLevelType w:val="hybridMultilevel"/>
     <w:tmpl w:val="86A87882"/>
@@ -19245,7 +19823,7 @@
       </w:pPr>
     </w:lvl>
   </w:abstractNum>
-  <w:abstractNum w:abstractNumId="17">
+  <w:abstractNum w:abstractNumId="18">
     <w:nsid w:val="619F688F"/>
     <w:multiLevelType w:val="hybridMultilevel"/>
     <w:tmpl w:val="1AFE0844"/>
@@ -19334,7 +19912,7 @@
       </w:pPr>
     </w:lvl>
   </w:abstractNum>
-  <w:abstractNum w:abstractNumId="18">
+  <w:abstractNum w:abstractNumId="19">
     <w:nsid w:val="6245332D"/>
     <w:multiLevelType w:val="hybridMultilevel"/>
     <w:tmpl w:val="09485C42"/>
@@ -19447,7 +20025,7 @@
       </w:rPr>
     </w:lvl>
   </w:abstractNum>
-  <w:abstractNum w:abstractNumId="19">
+  <w:abstractNum w:abstractNumId="20">
     <w:nsid w:val="627B530D"/>
     <w:multiLevelType w:val="hybridMultilevel"/>
     <w:tmpl w:val="9EFA7700"/>
@@ -19560,7 +20138,7 @@
       </w:rPr>
     </w:lvl>
   </w:abstractNum>
-  <w:abstractNum w:abstractNumId="20">
+  <w:abstractNum w:abstractNumId="21">
     <w:nsid w:val="63811BB7"/>
     <w:multiLevelType w:val="hybridMultilevel"/>
     <w:tmpl w:val="E924B1EA"/>
@@ -19673,7 +20251,7 @@
       </w:rPr>
     </w:lvl>
   </w:abstractNum>
-  <w:abstractNum w:abstractNumId="21">
+  <w:abstractNum w:abstractNumId="22">
     <w:nsid w:val="64FF55D4"/>
     <w:multiLevelType w:val="hybridMultilevel"/>
     <w:tmpl w:val="DED8BFBC"/>
@@ -19786,7 +20364,7 @@
       </w:rPr>
     </w:lvl>
   </w:abstractNum>
-  <w:abstractNum w:abstractNumId="22">
+  <w:abstractNum w:abstractNumId="23">
     <w:nsid w:val="6DFB7CA2"/>
     <w:multiLevelType w:val="hybridMultilevel"/>
     <w:tmpl w:val="325EA4E2"/>
@@ -19899,7 +20477,7 @@
       </w:rPr>
     </w:lvl>
   </w:abstractNum>
-  <w:abstractNum w:abstractNumId="23">
+  <w:abstractNum w:abstractNumId="24">
     <w:nsid w:val="6E3543BF"/>
     <w:multiLevelType w:val="hybridMultilevel"/>
     <w:tmpl w:val="51F0ED1A"/>
@@ -20012,7 +20590,7 @@
       </w:rPr>
     </w:lvl>
   </w:abstractNum>
-  <w:abstractNum w:abstractNumId="24">
+  <w:abstractNum w:abstractNumId="25">
     <w:nsid w:val="6F7C48F1"/>
     <w:multiLevelType w:val="hybridMultilevel"/>
     <w:tmpl w:val="ACFCB154"/>
@@ -20101,7 +20679,7 @@
       </w:pPr>
     </w:lvl>
   </w:abstractNum>
-  <w:abstractNum w:abstractNumId="25">
+  <w:abstractNum w:abstractNumId="26">
     <w:nsid w:val="70F524B1"/>
     <w:multiLevelType w:val="hybridMultilevel"/>
     <w:tmpl w:val="A698B410"/>
@@ -20214,7 +20792,7 @@
       </w:rPr>
     </w:lvl>
   </w:abstractNum>
-  <w:abstractNum w:abstractNumId="26">
+  <w:abstractNum w:abstractNumId="27">
     <w:nsid w:val="7C936EB5"/>
     <w:multiLevelType w:val="hybridMultilevel"/>
     <w:tmpl w:val="7E6C9520"/>
@@ -20303,7 +20881,7 @@
       </w:pPr>
     </w:lvl>
   </w:abstractNum>
-  <w:abstractNum w:abstractNumId="27">
+  <w:abstractNum w:abstractNumId="28">
     <w:nsid w:val="7E666EFC"/>
     <w:multiLevelType w:val="hybridMultilevel"/>
     <w:tmpl w:val="21CE1F54"/>
@@ -20417,52 +20995,52 @@
     </w:lvl>
   </w:abstractNum>
   <w:num w:numId="1">
-    <w:abstractNumId w:val="17"/>
+    <w:abstractNumId w:val="18"/>
   </w:num>
   <w:num w:numId="2">
-    <w:abstractNumId w:val="13"/>
+    <w:abstractNumId w:val="14"/>
   </w:num>
   <w:num w:numId="3">
-    <w:abstractNumId w:val="14"/>
+    <w:abstractNumId w:val="15"/>
   </w:num>
   <w:num w:numId="4">
+    <w:abstractNumId w:val="9"/>
+  </w:num>
+  <w:num w:numId="5">
+    <w:abstractNumId w:val="21"/>
+  </w:num>
+  <w:num w:numId="6">
     <w:abstractNumId w:val="8"/>
   </w:num>
-  <w:num w:numId="5">
-    <w:abstractNumId w:val="20"/>
-  </w:num>
-  <w:num w:numId="6">
-    <w:abstractNumId w:val="7"/>
-  </w:num>
   <w:num w:numId="7">
-    <w:abstractNumId w:val="23"/>
+    <w:abstractNumId w:val="24"/>
   </w:num>
   <w:num w:numId="8">
-    <w:abstractNumId w:val="27"/>
+    <w:abstractNumId w:val="28"/>
   </w:num>
   <w:num w:numId="9">
     <w:abstractNumId w:val="6"/>
   </w:num>
   <w:num w:numId="10">
-    <w:abstractNumId w:val="15"/>
+    <w:abstractNumId w:val="16"/>
   </w:num>
   <w:num w:numId="11">
-    <w:abstractNumId w:val="24"/>
+    <w:abstractNumId w:val="25"/>
   </w:num>
   <w:num w:numId="12">
-    <w:abstractNumId w:val="18"/>
+    <w:abstractNumId w:val="19"/>
   </w:num>
   <w:num w:numId="13">
+    <w:abstractNumId w:val="23"/>
+  </w:num>
+  <w:num w:numId="14">
     <w:abstractNumId w:val="22"/>
   </w:num>
-  <w:num w:numId="14">
-    <w:abstractNumId w:val="21"/>
-  </w:num>
   <w:num w:numId="15">
-    <w:abstractNumId w:val="12"/>
+    <w:abstractNumId w:val="13"/>
   </w:num>
   <w:num w:numId="16">
-    <w:abstractNumId w:val="11"/>
+    <w:abstractNumId w:val="12"/>
   </w:num>
   <w:num w:numId="17">
     <w:abstractNumId w:val="5"/>
@@ -20474,19 +21052,19 @@
     <w:abstractNumId w:val="2"/>
   </w:num>
   <w:num w:numId="20">
-    <w:abstractNumId w:val="10"/>
+    <w:abstractNumId w:val="11"/>
   </w:num>
   <w:num w:numId="21">
-    <w:abstractNumId w:val="9"/>
+    <w:abstractNumId w:val="10"/>
   </w:num>
   <w:num w:numId="22">
     <w:abstractNumId w:val="0"/>
   </w:num>
   <w:num w:numId="23">
-    <w:abstractNumId w:val="16"/>
+    <w:abstractNumId w:val="17"/>
   </w:num>
   <w:num w:numId="24">
-    <w:abstractNumId w:val="25"/>
+    <w:abstractNumId w:val="26"/>
   </w:num>
   <w:num w:numId="25">
     <w:abstractNumId w:val="4"/>
@@ -20495,10 +21073,13 @@
     <w:abstractNumId w:val="3"/>
   </w:num>
   <w:num w:numId="27">
-    <w:abstractNumId w:val="19"/>
+    <w:abstractNumId w:val="20"/>
   </w:num>
   <w:num w:numId="28">
-    <w:abstractNumId w:val="26"/>
+    <w:abstractNumId w:val="27"/>
+  </w:num>
+  <w:num w:numId="29">
+    <w:abstractNumId w:val="7"/>
   </w:num>
   <w:numIdMacAtCleanup w:val="1"/>
 </w:numbering>
@@ -22372,7 +22953,7 @@
 </file>
 
 <file path=customXml/itemProps1.xml><?xml version="1.0" encoding="utf-8"?>
-<ds:datastoreItem xmlns:ds="http://schemas.openxmlformats.org/officeDocument/2006/customXml" ds:itemID="{139FC883-9AF1-47B5-8E57-C06BDED8E3BD}">
+<ds:datastoreItem xmlns:ds="http://schemas.openxmlformats.org/officeDocument/2006/customXml" ds:itemID="{63E3B2EB-59FD-4D27-A1D8-0D0A363D8F01}">
   <ds:schemaRefs>
     <ds:schemaRef ds:uri="http://schemas.openxmlformats.org/officeDocument/2006/bibliography"/>
   </ds:schemaRefs>
